--- a/oraEarn-WebApp/docs/PRT681_Assessment4_Dharma_Bahadur_Budhathoki_S395172_OraEarn_Handover.docx
+++ b/oraEarn-WebApp/docs/PRT681_Assessment4_Dharma_Bahadur_Budhathoki_S395172_OraEarn_Handover.docx
@@ -141,12 +141,11 @@
         <w:spacing w:before="280" w:after="120"/>
       </w:pPr>
       <w:bookmarkStart w:id="0" w:name="contents"/>
-      <w:bookmarkStart w:id="1" w:name="_Toc243049016"/>
+      <w:bookmarkStart w:id="1" w:name="_Toc243049211"/>
       <w:r>
         <w:rPr>
           <w:rFonts w:ascii="Calibri" w:hAnsi="Calibri"/>
         </w:rPr>
-        <w:lastRenderedPageBreak/>
         <w:t>Contents</w:t>
       </w:r>
       <w:bookmarkEnd w:id="0"/>
@@ -178,7 +177,7 @@
       <w:r>
         <w:fldChar w:fldCharType="separate"/>
       </w:r>
-      <w:hyperlink w:anchor="_Toc243049016" w:history="1">
+      <w:hyperlink w:anchor="_Toc243049211" w:history="1">
         <w:r>
           <w:rPr>
             <w:rStyle w:val="Hyperlink"/>
@@ -205,7 +204,7 @@
             <w:noProof/>
             <w:webHidden/>
           </w:rPr>
-          <w:instrText xml:space="preserve"> PAGEREF _Toc243049016 \h </w:instrText>
+          <w:instrText xml:space="preserve"> PAGEREF _Toc243049211 \h </w:instrText>
         </w:r>
         <w:r>
           <w:rPr>
@@ -253,7 +252,7 @@
           <w14:ligatures w14:val="standardContextual"/>
         </w:rPr>
       </w:pPr>
-      <w:hyperlink w:anchor="_Toc243049017" w:history="1">
+      <w:hyperlink w:anchor="_Toc243049212" w:history="1">
         <w:r>
           <w:rPr>
             <w:rStyle w:val="Hyperlink"/>
@@ -280,7 +279,7 @@
             <w:noProof/>
             <w:webHidden/>
           </w:rPr>
-          <w:instrText xml:space="preserve"> PAGEREF _Toc243049017 \h </w:instrText>
+          <w:instrText xml:space="preserve"> PAGEREF _Toc243049212 \h </w:instrText>
         </w:r>
         <w:r>
           <w:rPr>
@@ -328,7 +327,7 @@
           <w14:ligatures w14:val="standardContextual"/>
         </w:rPr>
       </w:pPr>
-      <w:hyperlink w:anchor="_Toc243049018" w:history="1">
+      <w:hyperlink w:anchor="_Toc243049213" w:history="1">
         <w:r>
           <w:rPr>
             <w:rStyle w:val="Hyperlink"/>
@@ -355,82 +354,7 @@
             <w:noProof/>
             <w:webHidden/>
           </w:rPr>
-          <w:instrText xml:space="preserve"> PAGEREF _Toc243049018 \h </w:instrText>
-        </w:r>
-        <w:r>
-          <w:rPr>
-            <w:noProof/>
-            <w:webHidden/>
-          </w:rPr>
-        </w:r>
-        <w:r>
-          <w:rPr>
-            <w:noProof/>
-            <w:webHidden/>
-          </w:rPr>
-          <w:fldChar w:fldCharType="separate"/>
-        </w:r>
-        <w:r>
-          <w:rPr>
-            <w:noProof/>
-            <w:webHidden/>
-          </w:rPr>
-          <w:t>1</w:t>
-        </w:r>
-        <w:r>
-          <w:rPr>
-            <w:noProof/>
-            <w:webHidden/>
-          </w:rPr>
-          <w:fldChar w:fldCharType="end"/>
-        </w:r>
-      </w:hyperlink>
-    </w:p>
-    <w:p>
-      <w:pPr>
-        <w:pStyle w:val="TOC1"/>
-        <w:tabs>
-          <w:tab w:val="right" w:leader="dot" w:pos="9628"/>
-        </w:tabs>
-        <w:rPr>
-          <w:rFonts w:asciiTheme="minorHAnsi" w:hAnsiTheme="minorHAnsi"/>
-          <w:noProof/>
-          <w:color w:val="auto"/>
-          <w:kern w:val="2"/>
-          <w:sz w:val="24"/>
-          <w:szCs w:val="24"/>
-          <w:lang w:val="en-AU" w:eastAsia="en-AU"/>
-          <w14:ligatures w14:val="standardContextual"/>
-        </w:rPr>
-      </w:pPr>
-      <w:hyperlink w:anchor="_Toc243049019" w:history="1">
-        <w:r>
-          <w:rPr>
-            <w:rStyle w:val="Hyperlink"/>
-            <w:noProof/>
-          </w:rPr>
-          <w:t>2. URLs</w:t>
-        </w:r>
-        <w:r>
-          <w:rPr>
-            <w:noProof/>
-            <w:webHidden/>
-          </w:rPr>
-          <w:tab/>
-        </w:r>
-        <w:r>
-          <w:rPr>
-            <w:noProof/>
-            <w:webHidden/>
-          </w:rPr>
-          <w:fldChar w:fldCharType="begin"/>
-        </w:r>
-        <w:r>
-          <w:rPr>
-            <w:noProof/>
-            <w:webHidden/>
-          </w:rPr>
-          <w:instrText xml:space="preserve"> PAGEREF _Toc243049019 \h </w:instrText>
+          <w:instrText xml:space="preserve"> PAGEREF _Toc243049213 \h </w:instrText>
         </w:r>
         <w:r>
           <w:rPr>
@@ -478,7 +402,82 @@
           <w14:ligatures w14:val="standardContextual"/>
         </w:rPr>
       </w:pPr>
-      <w:hyperlink w:anchor="_Toc243049020" w:history="1">
+      <w:hyperlink w:anchor="_Toc243049214" w:history="1">
+        <w:r>
+          <w:rPr>
+            <w:rStyle w:val="Hyperlink"/>
+            <w:noProof/>
+          </w:rPr>
+          <w:t>2. URLs</w:t>
+        </w:r>
+        <w:r>
+          <w:rPr>
+            <w:noProof/>
+            <w:webHidden/>
+          </w:rPr>
+          <w:tab/>
+        </w:r>
+        <w:r>
+          <w:rPr>
+            <w:noProof/>
+            <w:webHidden/>
+          </w:rPr>
+          <w:fldChar w:fldCharType="begin"/>
+        </w:r>
+        <w:r>
+          <w:rPr>
+            <w:noProof/>
+            <w:webHidden/>
+          </w:rPr>
+          <w:instrText xml:space="preserve"> PAGEREF _Toc243049214 \h </w:instrText>
+        </w:r>
+        <w:r>
+          <w:rPr>
+            <w:noProof/>
+            <w:webHidden/>
+          </w:rPr>
+        </w:r>
+        <w:r>
+          <w:rPr>
+            <w:noProof/>
+            <w:webHidden/>
+          </w:rPr>
+          <w:fldChar w:fldCharType="separate"/>
+        </w:r>
+        <w:r>
+          <w:rPr>
+            <w:noProof/>
+            <w:webHidden/>
+          </w:rPr>
+          <w:t>2</w:t>
+        </w:r>
+        <w:r>
+          <w:rPr>
+            <w:noProof/>
+            <w:webHidden/>
+          </w:rPr>
+          <w:fldChar w:fldCharType="end"/>
+        </w:r>
+      </w:hyperlink>
+    </w:p>
+    <w:p>
+      <w:pPr>
+        <w:pStyle w:val="TOC1"/>
+        <w:tabs>
+          <w:tab w:val="right" w:leader="dot" w:pos="9628"/>
+        </w:tabs>
+        <w:rPr>
+          <w:rFonts w:asciiTheme="minorHAnsi" w:hAnsiTheme="minorHAnsi"/>
+          <w:noProof/>
+          <w:color w:val="auto"/>
+          <w:kern w:val="2"/>
+          <w:sz w:val="24"/>
+          <w:szCs w:val="24"/>
+          <w:lang w:val="en-AU" w:eastAsia="en-AU"/>
+          <w14:ligatures w14:val="standardContextual"/>
+        </w:rPr>
+      </w:pPr>
+      <w:hyperlink w:anchor="_Toc243049215" w:history="1">
         <w:r>
           <w:rPr>
             <w:rStyle w:val="Hyperlink"/>
@@ -505,7 +504,7 @@
             <w:noProof/>
             <w:webHidden/>
           </w:rPr>
-          <w:instrText xml:space="preserve"> PAGEREF _Toc243049020 \h </w:instrText>
+          <w:instrText xml:space="preserve"> PAGEREF _Toc243049215 \h </w:instrText>
         </w:r>
         <w:r>
           <w:rPr>
@@ -553,7 +552,7 @@
           <w14:ligatures w14:val="standardContextual"/>
         </w:rPr>
       </w:pPr>
-      <w:hyperlink w:anchor="_Toc243049021" w:history="1">
+      <w:hyperlink w:anchor="_Toc243049216" w:history="1">
         <w:r>
           <w:rPr>
             <w:rStyle w:val="Hyperlink"/>
@@ -580,7 +579,7 @@
             <w:noProof/>
             <w:webHidden/>
           </w:rPr>
-          <w:instrText xml:space="preserve"> PAGEREF _Toc243049021 \h </w:instrText>
+          <w:instrText xml:space="preserve"> PAGEREF _Toc243049216 \h </w:instrText>
         </w:r>
         <w:r>
           <w:rPr>
@@ -628,7 +627,7 @@
           <w14:ligatures w14:val="standardContextual"/>
         </w:rPr>
       </w:pPr>
-      <w:hyperlink w:anchor="_Toc243049022" w:history="1">
+      <w:hyperlink w:anchor="_Toc243049217" w:history="1">
         <w:r>
           <w:rPr>
             <w:rStyle w:val="Hyperlink"/>
@@ -655,7 +654,7 @@
             <w:noProof/>
             <w:webHidden/>
           </w:rPr>
-          <w:instrText xml:space="preserve"> PAGEREF _Toc243049022 \h </w:instrText>
+          <w:instrText xml:space="preserve"> PAGEREF _Toc243049217 \h </w:instrText>
         </w:r>
         <w:r>
           <w:rPr>
@@ -703,7 +702,7 @@
           <w14:ligatures w14:val="standardContextual"/>
         </w:rPr>
       </w:pPr>
-      <w:hyperlink w:anchor="_Toc243049023" w:history="1">
+      <w:hyperlink w:anchor="_Toc243049218" w:history="1">
         <w:r>
           <w:rPr>
             <w:rStyle w:val="Hyperlink"/>
@@ -730,7 +729,7 @@
             <w:noProof/>
             <w:webHidden/>
           </w:rPr>
-          <w:instrText xml:space="preserve"> PAGEREF _Toc243049023 \h </w:instrText>
+          <w:instrText xml:space="preserve"> PAGEREF _Toc243049218 \h </w:instrText>
         </w:r>
         <w:r>
           <w:rPr>
@@ -778,7 +777,7 @@
           <w14:ligatures w14:val="standardContextual"/>
         </w:rPr>
       </w:pPr>
-      <w:hyperlink w:anchor="_Toc243049024" w:history="1">
+      <w:hyperlink w:anchor="_Toc243049219" w:history="1">
         <w:r>
           <w:rPr>
             <w:rStyle w:val="Hyperlink"/>
@@ -805,7 +804,7 @@
             <w:noProof/>
             <w:webHidden/>
           </w:rPr>
-          <w:instrText xml:space="preserve"> PAGEREF _Toc243049024 \h </w:instrText>
+          <w:instrText xml:space="preserve"> PAGEREF _Toc243049219 \h </w:instrText>
         </w:r>
         <w:r>
           <w:rPr>
@@ -853,7 +852,7 @@
           <w14:ligatures w14:val="standardContextual"/>
         </w:rPr>
       </w:pPr>
-      <w:hyperlink w:anchor="_Toc243049025" w:history="1">
+      <w:hyperlink w:anchor="_Toc243049220" w:history="1">
         <w:r>
           <w:rPr>
             <w:rStyle w:val="Hyperlink"/>
@@ -880,7 +879,7 @@
             <w:noProof/>
             <w:webHidden/>
           </w:rPr>
-          <w:instrText xml:space="preserve"> PAGEREF _Toc243049025 \h </w:instrText>
+          <w:instrText xml:space="preserve"> PAGEREF _Toc243049220 \h </w:instrText>
         </w:r>
         <w:r>
           <w:rPr>
@@ -928,7 +927,7 @@
           <w14:ligatures w14:val="standardContextual"/>
         </w:rPr>
       </w:pPr>
-      <w:hyperlink w:anchor="_Toc243049026" w:history="1">
+      <w:hyperlink w:anchor="_Toc243049221" w:history="1">
         <w:r>
           <w:rPr>
             <w:rStyle w:val="Hyperlink"/>
@@ -955,7 +954,7 @@
             <w:noProof/>
             <w:webHidden/>
           </w:rPr>
-          <w:instrText xml:space="preserve"> PAGEREF _Toc243049026 \h </w:instrText>
+          <w:instrText xml:space="preserve"> PAGEREF _Toc243049221 \h </w:instrText>
         </w:r>
         <w:r>
           <w:rPr>
@@ -1003,7 +1002,7 @@
           <w14:ligatures w14:val="standardContextual"/>
         </w:rPr>
       </w:pPr>
-      <w:hyperlink w:anchor="_Toc243049027" w:history="1">
+      <w:hyperlink w:anchor="_Toc243049222" w:history="1">
         <w:r>
           <w:rPr>
             <w:rStyle w:val="Hyperlink"/>
@@ -1030,7 +1029,7 @@
             <w:noProof/>
             <w:webHidden/>
           </w:rPr>
-          <w:instrText xml:space="preserve"> PAGEREF _Toc243049027 \h </w:instrText>
+          <w:instrText xml:space="preserve"> PAGEREF _Toc243049222 \h </w:instrText>
         </w:r>
         <w:r>
           <w:rPr>
@@ -1078,7 +1077,7 @@
           <w14:ligatures w14:val="standardContextual"/>
         </w:rPr>
       </w:pPr>
-      <w:hyperlink w:anchor="_Toc243049028" w:history="1">
+      <w:hyperlink w:anchor="_Toc243049223" w:history="1">
         <w:r>
           <w:rPr>
             <w:rStyle w:val="Hyperlink"/>
@@ -1105,7 +1104,7 @@
             <w:noProof/>
             <w:webHidden/>
           </w:rPr>
-          <w:instrText xml:space="preserve"> PAGEREF _Toc243049028 \h </w:instrText>
+          <w:instrText xml:space="preserve"> PAGEREF _Toc243049223 \h </w:instrText>
         </w:r>
         <w:r>
           <w:rPr>
@@ -1153,7 +1152,7 @@
           <w14:ligatures w14:val="standardContextual"/>
         </w:rPr>
       </w:pPr>
-      <w:hyperlink w:anchor="_Toc243049029" w:history="1">
+      <w:hyperlink w:anchor="_Toc243049224" w:history="1">
         <w:r>
           <w:rPr>
             <w:rStyle w:val="Hyperlink"/>
@@ -1180,7 +1179,7 @@
             <w:noProof/>
             <w:webHidden/>
           </w:rPr>
-          <w:instrText xml:space="preserve"> PAGEREF _Toc243049029 \h </w:instrText>
+          <w:instrText xml:space="preserve"> PAGEREF _Toc243049224 \h </w:instrText>
         </w:r>
         <w:r>
           <w:rPr>
@@ -1228,7 +1227,7 @@
           <w14:ligatures w14:val="standardContextual"/>
         </w:rPr>
       </w:pPr>
-      <w:hyperlink w:anchor="_Toc243049030" w:history="1">
+      <w:hyperlink w:anchor="_Toc243049225" w:history="1">
         <w:r>
           <w:rPr>
             <w:rStyle w:val="Hyperlink"/>
@@ -1255,7 +1254,7 @@
             <w:noProof/>
             <w:webHidden/>
           </w:rPr>
-          <w:instrText xml:space="preserve"> PAGEREF _Toc243049030 \h </w:instrText>
+          <w:instrText xml:space="preserve"> PAGEREF _Toc243049225 \h </w:instrText>
         </w:r>
         <w:r>
           <w:rPr>
@@ -1303,7 +1302,7 @@
           <w14:ligatures w14:val="standardContextual"/>
         </w:rPr>
       </w:pPr>
-      <w:hyperlink w:anchor="_Toc243049031" w:history="1">
+      <w:hyperlink w:anchor="_Toc243049226" w:history="1">
         <w:r>
           <w:rPr>
             <w:rStyle w:val="Hyperlink"/>
@@ -1330,7 +1329,7 @@
             <w:noProof/>
             <w:webHidden/>
           </w:rPr>
-          <w:instrText xml:space="preserve"> PAGEREF _Toc243049031 \h </w:instrText>
+          <w:instrText xml:space="preserve"> PAGEREF _Toc243049226 \h </w:instrText>
         </w:r>
         <w:r>
           <w:rPr>
@@ -1378,7 +1377,7 @@
           <w14:ligatures w14:val="standardContextual"/>
         </w:rPr>
       </w:pPr>
-      <w:hyperlink w:anchor="_Toc243049032" w:history="1">
+      <w:hyperlink w:anchor="_Toc243049227" w:history="1">
         <w:r>
           <w:rPr>
             <w:rStyle w:val="Hyperlink"/>
@@ -1405,7 +1404,7 @@
             <w:noProof/>
             <w:webHidden/>
           </w:rPr>
-          <w:instrText xml:space="preserve"> PAGEREF _Toc243049032 \h </w:instrText>
+          <w:instrText xml:space="preserve"> PAGEREF _Toc243049227 \h </w:instrText>
         </w:r>
         <w:r>
           <w:rPr>
@@ -1453,7 +1452,7 @@
           <w14:ligatures w14:val="standardContextual"/>
         </w:rPr>
       </w:pPr>
-      <w:hyperlink w:anchor="_Toc243049033" w:history="1">
+      <w:hyperlink w:anchor="_Toc243049228" w:history="1">
         <w:r>
           <w:rPr>
             <w:rStyle w:val="Hyperlink"/>
@@ -1480,7 +1479,7 @@
             <w:noProof/>
             <w:webHidden/>
           </w:rPr>
-          <w:instrText xml:space="preserve"> PAGEREF _Toc243049033 \h </w:instrText>
+          <w:instrText xml:space="preserve"> PAGEREF _Toc243049228 \h </w:instrText>
         </w:r>
         <w:r>
           <w:rPr>
@@ -1528,7 +1527,7 @@
           <w14:ligatures w14:val="standardContextual"/>
         </w:rPr>
       </w:pPr>
-      <w:hyperlink w:anchor="_Toc243049034" w:history="1">
+      <w:hyperlink w:anchor="_Toc243049229" w:history="1">
         <w:r>
           <w:rPr>
             <w:rStyle w:val="Hyperlink"/>
@@ -1555,7 +1554,7 @@
             <w:noProof/>
             <w:webHidden/>
           </w:rPr>
-          <w:instrText xml:space="preserve"> PAGEREF _Toc243049034 \h </w:instrText>
+          <w:instrText xml:space="preserve"> PAGEREF _Toc243049229 \h </w:instrText>
         </w:r>
         <w:r>
           <w:rPr>
@@ -1603,7 +1602,7 @@
           <w14:ligatures w14:val="standardContextual"/>
         </w:rPr>
       </w:pPr>
-      <w:hyperlink w:anchor="_Toc243049035" w:history="1">
+      <w:hyperlink w:anchor="_Toc243049230" w:history="1">
         <w:r>
           <w:rPr>
             <w:rStyle w:val="Hyperlink"/>
@@ -1630,7 +1629,7 @@
             <w:noProof/>
             <w:webHidden/>
           </w:rPr>
-          <w:instrText xml:space="preserve"> PAGEREF _Toc243049035 \h </w:instrText>
+          <w:instrText xml:space="preserve"> PAGEREF _Toc243049230 \h </w:instrText>
         </w:r>
         <w:r>
           <w:rPr>
@@ -1672,7 +1671,7 @@
         <w:spacing w:before="280" w:after="120"/>
       </w:pPr>
       <w:bookmarkStart w:id="2" w:name="figures"/>
-      <w:bookmarkStart w:id="3" w:name="_Toc243049017"/>
+      <w:bookmarkStart w:id="3" w:name="_Toc243049212"/>
       <w:r>
         <w:rPr>
           <w:rFonts w:ascii="Calibri" w:hAnsi="Calibri"/>
@@ -1692,7 +1691,7 @@
             <w:color w:val="1F4E79"/>
             <w:u w:val="single"/>
           </w:rPr>
-          <w:t>Figure 1. The EARN board. My finished cards are in Done: login, the dashboard, jobs, and logging a shift.</w:t>
+          <w:t>Figure 1. EARN board, 16 October 2026. Idea, To Do, and In Progress are empty. The cards are in Done. DB on a card is me, Dharma Bahadur Budhathoki (S395172).</w:t>
         </w:r>
       </w:hyperlink>
       <w:r>
@@ -1806,7 +1805,7 @@
             <w:color w:val="1F4E79"/>
             <w:u w:val="single"/>
           </w:rPr>
-          <w:t>Figure 4. The GitHub repository for Group 4. This is the remote in the link on the cover.</w:t>
+          <w:t>Figure 4. Public repository PRT_681_SYDNEY_GROUP-4 on main. My latest commit is the week 12 timesheet. I am Dharma001 in the contributor list.</w:t>
         </w:r>
       </w:hyperlink>
       <w:r>
@@ -1992,7 +1991,7 @@
         <w:spacing w:before="280" w:after="120"/>
       </w:pPr>
       <w:bookmarkStart w:id="4" w:name="what-submission-asks"/>
-      <w:bookmarkStart w:id="5" w:name="_Toc243049018"/>
+      <w:bookmarkStart w:id="5" w:name="_Toc243049213"/>
       <w:r>
         <w:rPr>
           <w:rFonts w:ascii="Calibri" w:hAnsi="Calibri"/>
@@ -2024,7 +2023,6 @@
         <w:rPr>
           <w:rFonts w:eastAsia="Calibri"/>
         </w:rPr>
-        <w:lastRenderedPageBreak/>
         <w:t>Assessment 4 asks us to hand the project over. The marker wants the working app, and a write-up someone else can follow without ringing me. Three parts are required, and each part has to name who wrote it.</w:t>
       </w:r>
     </w:p>
@@ -2081,7 +2079,7 @@
         <w:spacing w:before="280" w:after="120"/>
       </w:pPr>
       <w:bookmarkStart w:id="6" w:name="urls"/>
-      <w:bookmarkStart w:id="7" w:name="_Toc243049019"/>
+      <w:bookmarkStart w:id="7" w:name="_Toc243049214"/>
       <w:r>
         <w:rPr>
           <w:rFonts w:ascii="Calibri" w:hAnsi="Calibri"/>
@@ -2801,6 +2799,17 @@
     </w:p>
     <w:p>
       <w:pPr>
+        <w:spacing w:after="160" w:line="259" w:lineRule="auto"/>
+      </w:pPr>
+      <w:r>
+        <w:rPr>
+          <w:rFonts w:eastAsia="Calibri"/>
+        </w:rPr>
+        <w:t>The README at the top of the GitHub repository is the short version of this handover. It carries the same GitHub link, the same Jira link, the three run commands, and the demo sign-ins. My name on that page is Dharma Bahadur Budhathoki, student number S395172.</w:t>
+      </w:r>
+    </w:p>
+    <w:p>
+      <w:pPr>
         <w:spacing w:before="120" w:after="40"/>
         <w:jc w:val="center"/>
       </w:pPr>
@@ -2808,10 +2817,9 @@
         <w:rPr>
           <w:noProof/>
         </w:rPr>
-        <w:lastRenderedPageBreak/>
         <w:drawing>
-          <wp:inline distT="0" distB="0" distL="0" distR="0" wp14:anchorId="0AD17CCB" wp14:editId="21AD259B">
-            <wp:extent cx="5256000" cy="2730656"/>
+          <wp:inline distT="0" distB="0" distL="0" distR="0" wp14:anchorId="7AD0D67D" wp14:editId="38C16947">
+            <wp:extent cx="5256000" cy="2977031"/>
             <wp:effectExtent l="0" t="0" r="0" b="0"/>
             <wp:docPr id="1" name="Picture 1"/>
             <wp:cNvGraphicFramePr>
@@ -2833,7 +2841,7 @@
                   <pic:spPr>
                     <a:xfrm>
                       <a:off x="0" y="0"/>
-                      <a:ext cx="5256000" cy="2730656"/>
+                      <a:ext cx="5256000" cy="2977031"/>
                     </a:xfrm>
                     <a:prstGeom prst="rect">
                       <a:avLst/>
@@ -2859,7 +2867,7 @@
           <w:color w:val="555555"/>
           <w:sz w:val="18"/>
         </w:rPr>
-        <w:t>Figure 1. The EARN board. My finished cards are in Done: login, the dashboard, jobs, and logging a shift.</w:t>
+        <w:t>Figure 1. EARN board, 16 October 2026. Idea, To Do, and In Progress are empty. The cards are in Done. DB on a card is me, Dharma Bahadur Budhathoki (S395172).</w:t>
       </w:r>
     </w:p>
     <w:p>
@@ -2868,7 +2876,7 @@
         <w:spacing w:before="280" w:after="120"/>
       </w:pPr>
       <w:bookmarkStart w:id="9" w:name="setup"/>
-      <w:bookmarkStart w:id="10" w:name="_Toc243049020"/>
+      <w:bookmarkStart w:id="10" w:name="_Toc243049215"/>
       <w:r>
         <w:rPr>
           <w:rFonts w:ascii="Calibri" w:hAnsi="Calibri"/>
@@ -2895,7 +2903,7 @@
         <w:spacing w:after="120"/>
       </w:pPr>
       <w:bookmarkStart w:id="11" w:name="tools"/>
-      <w:bookmarkStart w:id="12" w:name="_Toc243049021"/>
+      <w:bookmarkStart w:id="12" w:name="_Toc243049216"/>
       <w:r>
         <w:rPr>
           <w:rFonts w:ascii="Calibri" w:hAnsi="Calibri"/>
@@ -3281,7 +3289,7 @@
         <w:spacing w:after="120"/>
       </w:pPr>
       <w:bookmarkStart w:id="13" w:name="libraries"/>
-      <w:bookmarkStart w:id="14" w:name="_Toc243049022"/>
+      <w:bookmarkStart w:id="14" w:name="_Toc243049217"/>
       <w:r>
         <w:rPr>
           <w:rFonts w:ascii="Calibri" w:hAnsi="Calibri"/>
@@ -3605,7 +3613,6 @@
                 <w:rFonts w:eastAsia="Calibri"/>
                 <w:sz w:val="20"/>
               </w:rPr>
-              <w:lastRenderedPageBreak/>
               <w:t>react, react-dom</w:t>
             </w:r>
           </w:p>
@@ -3852,7 +3859,7 @@
         <w:spacing w:after="120"/>
       </w:pPr>
       <w:bookmarkStart w:id="15" w:name="architecture"/>
-      <w:bookmarkStart w:id="16" w:name="_Toc243049023"/>
+      <w:bookmarkStart w:id="16" w:name="_Toc243049218"/>
       <w:r>
         <w:rPr>
           <w:rFonts w:ascii="Calibri" w:hAnsi="Calibri"/>
@@ -3946,7 +3953,7 @@
           <w:noProof/>
         </w:rPr>
         <w:drawing>
-          <wp:inline distT="0" distB="0" distL="0" distR="0" wp14:anchorId="0A886515" wp14:editId="2D9A8BD4">
+          <wp:inline distT="0" distB="0" distL="0" distR="0" wp14:anchorId="6EF0A9F9" wp14:editId="21B5A5DA">
             <wp:extent cx="5256000" cy="3378857"/>
             <wp:effectExtent l="0" t="0" r="0" b="0"/>
             <wp:docPr id="2" name="Picture 2"/>
@@ -4015,7 +4022,7 @@
         <w:spacing w:after="120"/>
       </w:pPr>
       <w:bookmarkStart w:id="18" w:name="auth"/>
-      <w:bookmarkStart w:id="19" w:name="_Toc243049024"/>
+      <w:bookmarkStart w:id="19" w:name="_Toc243049219"/>
       <w:r>
         <w:rPr>
           <w:rFonts w:ascii="Calibri" w:hAnsi="Calibri"/>
@@ -4047,7 +4054,6 @@
         <w:rPr>
           <w:rFonts w:eastAsia="Calibri"/>
         </w:rPr>
-        <w:lastRenderedPageBreak/>
         <w:t>Sign-in is who you are. The role is what you are allowed to do. I built both. Hiding a page in React is not the same as locking the API.</w:t>
       </w:r>
     </w:p>
@@ -4368,9 +4374,8 @@
         <w:rPr>
           <w:noProof/>
         </w:rPr>
-        <w:lastRenderedPageBreak/>
         <w:drawing>
-          <wp:inline distT="0" distB="0" distL="0" distR="0" wp14:anchorId="1CF31C82" wp14:editId="35996E8F">
+          <wp:inline distT="0" distB="0" distL="0" distR="0" wp14:anchorId="50A8615A" wp14:editId="66ABACA2">
             <wp:extent cx="5256000" cy="4860131"/>
             <wp:effectExtent l="0" t="0" r="0" b="0"/>
             <wp:docPr id="3" name="Picture 3"/>
@@ -4428,7 +4433,7 @@
         <w:spacing w:after="120"/>
       </w:pPr>
       <w:bookmarkStart w:id="21" w:name="git"/>
-      <w:bookmarkStart w:id="22" w:name="_Toc243049025"/>
+      <w:bookmarkStart w:id="22" w:name="_Toc243049220"/>
       <w:r>
         <w:rPr>
           <w:rFonts w:ascii="Calibri" w:hAnsi="Calibri"/>
@@ -4513,10 +4518,9 @@
         <w:rPr>
           <w:noProof/>
         </w:rPr>
-        <w:lastRenderedPageBreak/>
         <w:drawing>
-          <wp:inline distT="0" distB="0" distL="0" distR="0" wp14:anchorId="5A333ACA" wp14:editId="7A634539">
-            <wp:extent cx="5256000" cy="2669062"/>
+          <wp:inline distT="0" distB="0" distL="0" distR="0" wp14:anchorId="630AB51E" wp14:editId="2CD319D0">
+            <wp:extent cx="5256000" cy="2966766"/>
             <wp:effectExtent l="0" t="0" r="0" b="0"/>
             <wp:docPr id="4" name="Picture 4"/>
             <wp:cNvGraphicFramePr>
@@ -4538,7 +4542,7 @@
                   <pic:spPr>
                     <a:xfrm>
                       <a:off x="0" y="0"/>
-                      <a:ext cx="5256000" cy="2669062"/>
+                      <a:ext cx="5256000" cy="2966766"/>
                     </a:xfrm>
                     <a:prstGeom prst="rect">
                       <a:avLst/>
@@ -4564,7 +4568,7 @@
           <w:color w:val="555555"/>
           <w:sz w:val="18"/>
         </w:rPr>
-        <w:t>Figure 4. The GitHub repository for Group 4. This is the remote in the link on the cover.</w:t>
+        <w:t>Figure 4. Public repository PRT_681_SYDNEY_GROUP-4 on main. My latest commit is the week 12 timesheet. I am Dharma001 in the contributor list.</w:t>
       </w:r>
     </w:p>
     <w:p>
@@ -4573,7 +4577,7 @@
         <w:spacing w:after="120"/>
       </w:pPr>
       <w:bookmarkStart w:id="24" w:name="database"/>
-      <w:bookmarkStart w:id="25" w:name="_Toc243049026"/>
+      <w:bookmarkStart w:id="25" w:name="_Toc243049221"/>
       <w:r>
         <w:rPr>
           <w:rFonts w:ascii="Calibri" w:hAnsi="Calibri"/>
@@ -4639,7 +4643,7 @@
         <w:spacing w:after="120"/>
       </w:pPr>
       <w:bookmarkStart w:id="26" w:name="ef"/>
-      <w:bookmarkStart w:id="27" w:name="_Toc243049027"/>
+      <w:bookmarkStart w:id="27" w:name="_Toc243049222"/>
       <w:r>
         <w:rPr>
           <w:rFonts w:ascii="Calibri" w:hAnsi="Calibri"/>
@@ -4721,7 +4725,7 @@
         <w:spacing w:after="120"/>
       </w:pPr>
       <w:bookmarkStart w:id="28" w:name="connection"/>
-      <w:bookmarkStart w:id="29" w:name="_Toc243049028"/>
+      <w:bookmarkStart w:id="29" w:name="_Toc243049223"/>
       <w:r>
         <w:rPr>
           <w:rFonts w:ascii="Calibri" w:hAnsi="Calibri"/>
@@ -4875,7 +4879,6 @@
                 <w:rFonts w:eastAsia="Calibri"/>
                 <w:sz w:val="20"/>
               </w:rPr>
-              <w:lastRenderedPageBreak/>
               <w:t>appsettings.Development.json</w:t>
             </w:r>
           </w:p>
@@ -5077,7 +5080,7 @@
         <w:spacing w:after="120"/>
       </w:pPr>
       <w:bookmarkStart w:id="30" w:name="run"/>
-      <w:bookmarkStart w:id="31" w:name="_Toc243049029"/>
+      <w:bookmarkStart w:id="31" w:name="_Toc243049224"/>
       <w:r>
         <w:rPr>
           <w:rFonts w:ascii="Calibri" w:hAnsi="Calibri"/>
@@ -5225,9 +5228,8 @@
         <w:rPr>
           <w:noProof/>
         </w:rPr>
-        <w:lastRenderedPageBreak/>
         <w:drawing>
-          <wp:inline distT="0" distB="0" distL="0" distR="0" wp14:anchorId="4D63A6D9" wp14:editId="0304B884">
+          <wp:inline distT="0" distB="0" distL="0" distR="0" wp14:anchorId="39921934" wp14:editId="34DDB529">
             <wp:extent cx="5256000" cy="4321039"/>
             <wp:effectExtent l="0" t="0" r="0" b="0"/>
             <wp:docPr id="5" name="Picture 5"/>
@@ -5285,7 +5287,7 @@
         <w:spacing w:after="120"/>
       </w:pPr>
       <w:bookmarkStart w:id="33" w:name="di"/>
-      <w:bookmarkStart w:id="34" w:name="_Toc243049030"/>
+      <w:bookmarkStart w:id="34" w:name="_Toc243049225"/>
       <w:r>
         <w:rPr>
           <w:rFonts w:ascii="Calibri" w:hAnsi="Calibri"/>
@@ -5343,7 +5345,7 @@
         <w:spacing w:after="120"/>
       </w:pPr>
       <w:bookmarkStart w:id="35" w:name="exceptions"/>
-      <w:bookmarkStart w:id="36" w:name="_Toc243049031"/>
+      <w:bookmarkStart w:id="36" w:name="_Toc243049226"/>
       <w:r>
         <w:rPr>
           <w:rFonts w:ascii="Calibri" w:hAnsi="Calibri"/>
@@ -5605,7 +5607,6 @@
                 <w:rFonts w:eastAsia="Calibri"/>
                 <w:sz w:val="20"/>
               </w:rPr>
-              <w:lastRenderedPageBreak/>
               <w:t>No user id on the token</w:t>
             </w:r>
           </w:p>
@@ -5808,7 +5809,7 @@
         <w:spacing w:after="120"/>
       </w:pPr>
       <w:bookmarkStart w:id="37" w:name="tests"/>
-      <w:bookmarkStart w:id="38" w:name="_Toc243049032"/>
+      <w:bookmarkStart w:id="38" w:name="_Toc243049227"/>
       <w:r>
         <w:rPr>
           <w:rFonts w:ascii="Calibri" w:hAnsi="Calibri"/>
@@ -5869,7 +5870,7 @@
         <w:spacing w:after="120"/>
       </w:pPr>
       <w:bookmarkStart w:id="39" w:name="model"/>
-      <w:bookmarkStart w:id="40" w:name="_Toc243049033"/>
+      <w:bookmarkStart w:id="40" w:name="_Toc243049228"/>
       <w:r>
         <w:rPr>
           <w:rFonts w:ascii="Calibri" w:hAnsi="Calibri"/>
@@ -5978,9 +5979,8 @@
         <w:rPr>
           <w:noProof/>
         </w:rPr>
-        <w:lastRenderedPageBreak/>
         <w:drawing>
-          <wp:inline distT="0" distB="0" distL="0" distR="0" wp14:anchorId="67273FB8" wp14:editId="67C476A5">
+          <wp:inline distT="0" distB="0" distL="0" distR="0" wp14:anchorId="387BB47F" wp14:editId="7CC8345D">
             <wp:extent cx="5256000" cy="3378857"/>
             <wp:effectExtent l="0" t="0" r="0" b="0"/>
             <wp:docPr id="6" name="Picture 6"/>
@@ -6038,7 +6038,7 @@
         <w:spacing w:before="280" w:after="120"/>
       </w:pPr>
       <w:bookmarkStart w:id="42" w:name="feature"/>
-      <w:bookmarkStart w:id="43" w:name="_Toc243049034"/>
+      <w:bookmarkStart w:id="43" w:name="_Toc243049229"/>
       <w:r>
         <w:rPr>
           <w:rFonts w:ascii="Calibri" w:hAnsi="Calibri"/>
@@ -6262,7 +6262,6 @@
         <w:rPr>
           <w:rFonts w:eastAsia="Calibri"/>
         </w:rPr>
-        <w:lastRenderedPageBreak/>
         <w:t>On the website I add frontend/src/features/leave/ with api.ts, LeavePage.tsx, and a dialog. api.ts uses the shared axios client. I add the route inside ProtectedRoute in App.tsx, and a nav item in Layout.tsx. I copy the loading text and the empty state from the jobs page.</w:t>
       </w:r>
     </w:p>
@@ -6414,7 +6413,7 @@
           <w:noProof/>
         </w:rPr>
         <w:drawing>
-          <wp:inline distT="0" distB="0" distL="0" distR="0" wp14:anchorId="770891FF" wp14:editId="1ED5DFB8">
+          <wp:inline distT="0" distB="0" distL="0" distR="0" wp14:anchorId="278DD7E3" wp14:editId="079FDBF0">
             <wp:extent cx="5256000" cy="3864706"/>
             <wp:effectExtent l="0" t="0" r="0" b="0"/>
             <wp:docPr id="7" name="Picture 7"/>
@@ -6472,12 +6471,11 @@
         <w:spacing w:before="280" w:after="120"/>
       </w:pPr>
       <w:bookmarkStart w:id="45" w:name="mine"/>
-      <w:bookmarkStart w:id="46" w:name="_Toc243049035"/>
+      <w:bookmarkStart w:id="46" w:name="_Toc243049230"/>
       <w:r>
         <w:rPr>
           <w:rFonts w:ascii="Calibri" w:hAnsi="Calibri"/>
         </w:rPr>
-        <w:lastRenderedPageBreak/>
         <w:t>5. My contribution</w:t>
       </w:r>
       <w:bookmarkEnd w:id="45"/>
@@ -6864,7 +6862,7 @@
           <w:noProof/>
         </w:rPr>
         <w:drawing>
-          <wp:inline distT="0" distB="0" distL="0" distR="0" wp14:anchorId="0DF467E5" wp14:editId="74426BB1">
+          <wp:inline distT="0" distB="0" distL="0" distR="0" wp14:anchorId="1AC529B5" wp14:editId="18DDBBFB">
             <wp:extent cx="5256000" cy="3864706"/>
             <wp:effectExtent l="0" t="0" r="0" b="0"/>
             <wp:docPr id="8" name="Picture 8"/>
@@ -6913,7 +6911,6 @@
           <w:color w:val="555555"/>
           <w:sz w:val="18"/>
         </w:rPr>
-        <w:lastRenderedPageBreak/>
         <w:t>Figure 8. The shift calendar. Hours and pay are worked out on the server, and the visa bar sits on this page.</w:t>
       </w:r>
     </w:p>
@@ -7411,31 +7408,31 @@
       </w:rPr>
     </w:lvl>
   </w:abstractNum>
-  <w:num w:numId="1" w16cid:durableId="1615021601">
+  <w:num w:numId="1" w16cid:durableId="81728181">
     <w:abstractNumId w:val="8"/>
   </w:num>
-  <w:num w:numId="2" w16cid:durableId="967203316">
+  <w:num w:numId="2" w16cid:durableId="601035031">
     <w:abstractNumId w:val="6"/>
   </w:num>
-  <w:num w:numId="3" w16cid:durableId="1164398608">
+  <w:num w:numId="3" w16cid:durableId="1321731951">
     <w:abstractNumId w:val="5"/>
   </w:num>
-  <w:num w:numId="4" w16cid:durableId="1439449779">
+  <w:num w:numId="4" w16cid:durableId="1958558303">
     <w:abstractNumId w:val="4"/>
   </w:num>
-  <w:num w:numId="5" w16cid:durableId="2096128411">
+  <w:num w:numId="5" w16cid:durableId="235868621">
     <w:abstractNumId w:val="7"/>
   </w:num>
-  <w:num w:numId="6" w16cid:durableId="1872067337">
+  <w:num w:numId="6" w16cid:durableId="1738622519">
     <w:abstractNumId w:val="3"/>
   </w:num>
-  <w:num w:numId="7" w16cid:durableId="1957708798">
+  <w:num w:numId="7" w16cid:durableId="84805449">
     <w:abstractNumId w:val="2"/>
   </w:num>
-  <w:num w:numId="8" w16cid:durableId="1555316481">
+  <w:num w:numId="8" w16cid:durableId="1867329882">
     <w:abstractNumId w:val="1"/>
   </w:num>
-  <w:num w:numId="9" w16cid:durableId="71394109">
+  <w:num w:numId="9" w16cid:durableId="207029481">
     <w:abstractNumId w:val="0"/>
   </w:num>
 </w:numbering>
@@ -18832,7 +18829,7 @@
     <w:autoRedefine/>
     <w:uiPriority w:val="39"/>
     <w:unhideWhenUsed/>
-    <w:rsid w:val="006A2424"/>
+    <w:rsid w:val="00C35546"/>
     <w:pPr>
       <w:spacing w:after="100"/>
     </w:pPr>
@@ -18844,7 +18841,7 @@
     <w:autoRedefine/>
     <w:uiPriority w:val="39"/>
     <w:unhideWhenUsed/>
-    <w:rsid w:val="006A2424"/>
+    <w:rsid w:val="00C35546"/>
     <w:pPr>
       <w:spacing w:after="100"/>
       <w:ind w:left="220"/>
@@ -18855,7 +18852,7 @@
     <w:basedOn w:val="DefaultParagraphFont"/>
     <w:uiPriority w:val="99"/>
     <w:unhideWhenUsed/>
-    <w:rsid w:val="006A2424"/>
+    <w:rsid w:val="00C35546"/>
     <w:rPr>
       <w:color w:val="0000FF" w:themeColor="hyperlink"/>
       <w:u w:val="single"/>

--- a/oraEarn-WebApp/docs/PRT681_Assessment4_Dharma_Bahadur_Budhathoki_S395172_OraEarn_Handover.docx
+++ b/oraEarn-WebApp/docs/PRT681_Assessment4_Dharma_Bahadur_Budhathoki_S395172_OraEarn_Handover.docx
@@ -3,104 +3,392 @@
 <w:document xmlns:wpc="http://schemas.microsoft.com/office/word/2010/wordprocessingCanvas" xmlns:cx="http://schemas.microsoft.com/office/drawing/2014/chartex" xmlns:cx1="http://schemas.microsoft.com/office/drawing/2015/9/8/chartex" xmlns:cx2="http://schemas.microsoft.com/office/drawing/2015/10/21/chartex" xmlns:cx3="http://schemas.microsoft.com/office/drawing/2016/5/9/chartex" xmlns:cx4="http://schemas.microsoft.com/office/drawing/2016/5/10/chartex" xmlns:cx5="http://schemas.microsoft.com/office/drawing/2016/5/11/chartex" xmlns:cx6="http://schemas.microsoft.com/office/drawing/2016/5/12/chartex" xmlns:cx7="http://schemas.microsoft.com/office/drawing/2016/5/13/chartex" xmlns:cx8="http://schemas.microsoft.com/office/drawing/2016/5/14/chartex" xmlns:mc="http://schemas.openxmlformats.org/markup-compatibility/2006" xmlns:aink="http://schemas.microsoft.com/office/drawing/2016/ink" xmlns:am3d="http://schemas.microsoft.com/office/drawing/2017/model3d" xmlns:o="urn:schemas-microsoft-com:office:office" xmlns:oel="http://schemas.microsoft.com/office/2019/extlst" xmlns:r="http://schemas.openxmlformats.org/officeDocument/2006/relationships" xmlns:m="http://schemas.openxmlformats.org/officeDocument/2006/math" xmlns:v="urn:schemas-microsoft-com:vml" xmlns:wp14="http://schemas.microsoft.com/office/word/2010/wordprocessingDrawing" xmlns:wp="http://schemas.openxmlformats.org/drawingml/2006/wordprocessingDrawing" xmlns:w10="urn:schemas-microsoft-com:office:word" xmlns:w="http://schemas.openxmlformats.org/wordprocessingml/2006/main" xmlns:w14="http://schemas.microsoft.com/office/word/2010/wordml" xmlns:w15="http://schemas.microsoft.com/office/word/2012/wordml" xmlns:w16cex="http://schemas.microsoft.com/office/word/2018/wordml/cex" xmlns:w16cid="http://schemas.microsoft.com/office/word/2016/wordml/cid" xmlns:w16="http://schemas.microsoft.com/office/word/2018/wordml" xmlns:w16du="http://schemas.microsoft.com/office/word/2023/wordml/word16du" xmlns:w16sdtdh="http://schemas.microsoft.com/office/word/2020/wordml/sdtdatahash" xmlns:w16sdtfl="http://schemas.microsoft.com/office/word/2024/wordml/sdtformatlock" xmlns:w16se="http://schemas.microsoft.com/office/word/2015/wordml/symex" xmlns:wpg="http://schemas.microsoft.com/office/word/2010/wordprocessingGroup" xmlns:wpi="http://schemas.microsoft.com/office/word/2010/wordprocessingInk" xmlns:wne="http://schemas.microsoft.com/office/word/2006/wordml" xmlns:wps="http://schemas.microsoft.com/office/word/2010/wordprocessingShape" mc:Ignorable="w14 w15 w16se w16cid w16 w16cex w16sdtdh w16sdtfl w16du wp14">
   <w:body>
     <w:p>
+      <w:pPr>
+        <w:spacing w:before="720" w:after="120"/>
+        <w:jc w:val="center"/>
+      </w:pPr>
+      <w:r>
+        <w:rPr>
+          <w:noProof/>
+        </w:rPr>
+        <w:drawing>
+          <wp:inline distT="0" distB="0" distL="0" distR="0" wp14:anchorId="45E8A3B4" wp14:editId="08DD0E94">
+            <wp:extent cx="2592000" cy="942545"/>
+            <wp:effectExtent l="0" t="0" r="0" b="0"/>
+            <wp:docPr id="1" name="Picture 1"/>
+            <wp:cNvGraphicFramePr>
+              <a:graphicFrameLocks xmlns:a="http://schemas.openxmlformats.org/drawingml/2006/main" noChangeAspect="1"/>
+            </wp:cNvGraphicFramePr>
+            <a:graphic xmlns:a="http://schemas.openxmlformats.org/drawingml/2006/main">
+              <a:graphicData uri="http://schemas.openxmlformats.org/drawingml/2006/picture">
+                <pic:pic xmlns:pic="http://schemas.openxmlformats.org/drawingml/2006/picture">
+                  <pic:nvPicPr>
+                    <pic:cNvPr id="0" name="cdu-logo.png"/>
+                    <pic:cNvPicPr/>
+                  </pic:nvPicPr>
+                  <pic:blipFill>
+                    <a:blip r:embed="rId8"/>
+                    <a:stretch>
+                      <a:fillRect/>
+                    </a:stretch>
+                  </pic:blipFill>
+                  <pic:spPr>
+                    <a:xfrm>
+                      <a:off x="0" y="0"/>
+                      <a:ext cx="2592000" cy="942545"/>
+                    </a:xfrm>
+                    <a:prstGeom prst="rect">
+                      <a:avLst/>
+                    </a:prstGeom>
+                  </pic:spPr>
+                </pic:pic>
+              </a:graphicData>
+            </a:graphic>
+          </wp:inline>
+        </w:drawing>
+      </w:r>
+    </w:p>
+    <w:p>
+      <w:pPr>
+        <w:spacing w:before="200" w:after="0"/>
+        <w:jc w:val="center"/>
+      </w:pPr>
       <w:r>
         <w:rPr>
           <w:rFonts w:eastAsia="Calibri"/>
           <w:b/>
           <w:color w:val="1F3A5F"/>
         </w:rPr>
-        <w:t>PRT681  |  SOFTWARE PROJECT  |  ASSESSMENT 4</w:t>
-      </w:r>
-    </w:p>
-    <w:p>
-      <w:pPr>
-        <w:spacing w:before="360" w:after="80"/>
+        <w:t>CHARLES DARWIN UNIVERSITY</w:t>
+      </w:r>
+    </w:p>
+    <w:p>
+      <w:pPr>
+        <w:spacing w:after="280"/>
+        <w:jc w:val="center"/>
+      </w:pPr>
+      <w:r>
+        <w:rPr>
+          <w:rFonts w:eastAsia="Calibri"/>
+          <w:color w:val="555555"/>
+        </w:rPr>
+        <w:t>Faculty of Science and Technology</w:t>
+      </w:r>
+    </w:p>
+    <w:p>
+      <w:pPr>
+        <w:spacing w:before="80" w:after="160"/>
+        <w:jc w:val="center"/>
       </w:pPr>
       <w:r>
         <w:rPr>
           <w:rFonts w:eastAsia="Calibri"/>
           <w:b/>
           <w:color w:val="1F3A5F"/>
-          <w:sz w:val="56"/>
-        </w:rPr>
-        <w:t>OraEarn handover</w:t>
-      </w:r>
-    </w:p>
-    <w:p>
-      <w:pPr>
-        <w:spacing w:after="160" w:line="259" w:lineRule="auto"/>
+          <w:sz w:val="24"/>
+        </w:rPr>
+        <w:t>PRT681  |  Software Project  |  Assessment 4</w:t>
+      </w:r>
+    </w:p>
+    <w:p>
+      <w:pPr>
+        <w:spacing w:before="320" w:after="40"/>
+        <w:jc w:val="center"/>
+      </w:pPr>
+      <w:r>
+        <w:rPr>
+          <w:rFonts w:eastAsia="Calibri"/>
+          <w:b/>
+          <w:color w:val="1F3A5F"/>
+          <w:sz w:val="72"/>
+        </w:rPr>
+        <w:t>OraEarn</w:t>
+      </w:r>
+    </w:p>
+    <w:p>
+      <w:pPr>
+        <w:spacing w:after="280"/>
+        <w:jc w:val="center"/>
       </w:pPr>
       <w:r>
         <w:rPr>
           <w:rFonts w:eastAsia="Calibri"/>
           <w:color w:val="555555"/>
-          <w:sz w:val="26"/>
-        </w:rPr>
-        <w:t>What I built, and how the next person gets it running.</w:t>
-      </w:r>
+          <w:sz w:val="32"/>
+        </w:rPr>
+        <w:t>Handover document</w:t>
+      </w:r>
+    </w:p>
+    <w:tbl>
+      <w:tblPr>
+        <w:tblStyle w:val="TableGrid"/>
+        <w:tblW w:w="0" w:type="auto"/>
+        <w:jc w:val="center"/>
+        <w:tblLook w:val="04A0" w:firstRow="1" w:lastRow="0" w:firstColumn="1" w:lastColumn="0" w:noHBand="0" w:noVBand="1"/>
+      </w:tblPr>
+      <w:tblGrid>
+        <w:gridCol w:w="4819"/>
+        <w:gridCol w:w="4819"/>
+      </w:tblGrid>
+      <w:tr>
+        <w:trPr>
+          <w:jc w:val="center"/>
+        </w:trPr>
+        <w:tc>
+          <w:tcPr>
+            <w:tcW w:w="4819" w:type="dxa"/>
+            <w:shd w:val="clear" w:color="auto" w:fill="1F3A5F"/>
+          </w:tcPr>
+          <w:p>
+            <w:r>
+              <w:rPr>
+                <w:rFonts w:eastAsia="Calibri"/>
+                <w:b/>
+                <w:color w:val="FFFFFF"/>
+                <w:sz w:val="20"/>
+              </w:rPr>
+              <w:t>Detail</w:t>
+            </w:r>
+          </w:p>
+        </w:tc>
+        <w:tc>
+          <w:tcPr>
+            <w:tcW w:w="4819" w:type="dxa"/>
+            <w:shd w:val="clear" w:color="auto" w:fill="1F3A5F"/>
+          </w:tcPr>
+          <w:p>
+            <w:r>
+              <w:rPr>
+                <w:rFonts w:eastAsia="Calibri"/>
+                <w:b/>
+                <w:color w:val="FFFFFF"/>
+                <w:sz w:val="20"/>
+              </w:rPr>
+              <w:t>Entry</w:t>
+            </w:r>
+          </w:p>
+        </w:tc>
+      </w:tr>
+      <w:tr>
+        <w:trPr>
+          <w:jc w:val="center"/>
+        </w:trPr>
+        <w:tc>
+          <w:tcPr>
+            <w:tcW w:w="4819" w:type="dxa"/>
+          </w:tcPr>
+          <w:p>
+            <w:r>
+              <w:rPr>
+                <w:rFonts w:eastAsia="Calibri"/>
+                <w:sz w:val="20"/>
+              </w:rPr>
+              <w:t>Student</w:t>
+            </w:r>
+          </w:p>
+        </w:tc>
+        <w:tc>
+          <w:tcPr>
+            <w:tcW w:w="4819" w:type="dxa"/>
+          </w:tcPr>
+          <w:p>
+            <w:r>
+              <w:rPr>
+                <w:rFonts w:eastAsia="Calibri"/>
+                <w:sz w:val="20"/>
+              </w:rPr>
+              <w:t>Dharma Bahadur Budhathoki</w:t>
+            </w:r>
+          </w:p>
+        </w:tc>
+      </w:tr>
+      <w:tr>
+        <w:trPr>
+          <w:jc w:val="center"/>
+        </w:trPr>
+        <w:tc>
+          <w:tcPr>
+            <w:tcW w:w="4819" w:type="dxa"/>
+            <w:shd w:val="clear" w:color="auto" w:fill="F4F6F8"/>
+          </w:tcPr>
+          <w:p>
+            <w:r>
+              <w:rPr>
+                <w:rFonts w:eastAsia="Calibri"/>
+                <w:sz w:val="20"/>
+              </w:rPr>
+              <w:t>Student number</w:t>
+            </w:r>
+          </w:p>
+        </w:tc>
+        <w:tc>
+          <w:tcPr>
+            <w:tcW w:w="4819" w:type="dxa"/>
+            <w:shd w:val="clear" w:color="auto" w:fill="F4F6F8"/>
+          </w:tcPr>
+          <w:p>
+            <w:r>
+              <w:rPr>
+                <w:rFonts w:eastAsia="Calibri"/>
+                <w:sz w:val="20"/>
+              </w:rPr>
+              <w:t>S395172</w:t>
+            </w:r>
+          </w:p>
+        </w:tc>
+      </w:tr>
+      <w:tr>
+        <w:trPr>
+          <w:jc w:val="center"/>
+        </w:trPr>
+        <w:tc>
+          <w:tcPr>
+            <w:tcW w:w="4819" w:type="dxa"/>
+          </w:tcPr>
+          <w:p>
+            <w:r>
+              <w:rPr>
+                <w:rFonts w:eastAsia="Calibri"/>
+                <w:sz w:val="20"/>
+              </w:rPr>
+              <w:t>Role</w:t>
+            </w:r>
+          </w:p>
+        </w:tc>
+        <w:tc>
+          <w:tcPr>
+            <w:tcW w:w="4819" w:type="dxa"/>
+          </w:tcPr>
+          <w:p>
+            <w:r>
+              <w:rPr>
+                <w:rFonts w:eastAsia="Calibri"/>
+                <w:sz w:val="20"/>
+              </w:rPr>
+              <w:t>Developer</w:t>
+            </w:r>
+          </w:p>
+        </w:tc>
+      </w:tr>
+      <w:tr>
+        <w:trPr>
+          <w:jc w:val="center"/>
+        </w:trPr>
+        <w:tc>
+          <w:tcPr>
+            <w:tcW w:w="4819" w:type="dxa"/>
+            <w:shd w:val="clear" w:color="auto" w:fill="F4F6F8"/>
+          </w:tcPr>
+          <w:p>
+            <w:r>
+              <w:rPr>
+                <w:rFonts w:eastAsia="Calibri"/>
+                <w:sz w:val="20"/>
+              </w:rPr>
+              <w:t>Group</w:t>
+            </w:r>
+          </w:p>
+        </w:tc>
+        <w:tc>
+          <w:tcPr>
+            <w:tcW w:w="4819" w:type="dxa"/>
+            <w:shd w:val="clear" w:color="auto" w:fill="F4F6F8"/>
+          </w:tcPr>
+          <w:p>
+            <w:r>
+              <w:rPr>
+                <w:rFonts w:eastAsia="Calibri"/>
+                <w:sz w:val="20"/>
+              </w:rPr>
+              <w:t>Group 4, Sydney</w:t>
+            </w:r>
+          </w:p>
+        </w:tc>
+      </w:tr>
+      <w:tr>
+        <w:trPr>
+          <w:jc w:val="center"/>
+        </w:trPr>
+        <w:tc>
+          <w:tcPr>
+            <w:tcW w:w="4819" w:type="dxa"/>
+          </w:tcPr>
+          <w:p>
+            <w:r>
+              <w:rPr>
+                <w:rFonts w:eastAsia="Calibri"/>
+                <w:sz w:val="20"/>
+              </w:rPr>
+              <w:t>Unit</w:t>
+            </w:r>
+          </w:p>
+        </w:tc>
+        <w:tc>
+          <w:tcPr>
+            <w:tcW w:w="4819" w:type="dxa"/>
+          </w:tcPr>
+          <w:p>
+            <w:r>
+              <w:rPr>
+                <w:rFonts w:eastAsia="Calibri"/>
+                <w:sz w:val="20"/>
+              </w:rPr>
+              <w:t>PRT681 Software Project</w:t>
+            </w:r>
+          </w:p>
+        </w:tc>
+      </w:tr>
+      <w:tr>
+        <w:trPr>
+          <w:jc w:val="center"/>
+        </w:trPr>
+        <w:tc>
+          <w:tcPr>
+            <w:tcW w:w="4819" w:type="dxa"/>
+            <w:shd w:val="clear" w:color="auto" w:fill="F4F6F8"/>
+          </w:tcPr>
+          <w:p>
+            <w:r>
+              <w:rPr>
+                <w:rFonts w:eastAsia="Calibri"/>
+                <w:sz w:val="20"/>
+              </w:rPr>
+              <w:t>Date</w:t>
+            </w:r>
+          </w:p>
+        </w:tc>
+        <w:tc>
+          <w:tcPr>
+            <w:tcW w:w="4819" w:type="dxa"/>
+            <w:shd w:val="clear" w:color="auto" w:fill="F4F6F8"/>
+          </w:tcPr>
+          <w:p>
+            <w:r>
+              <w:rPr>
+                <w:rFonts w:eastAsia="Calibri"/>
+                <w:sz w:val="20"/>
+              </w:rPr>
+              <w:t>16 October 2026</w:t>
+            </w:r>
+          </w:p>
+        </w:tc>
+      </w:tr>
+    </w:tbl>
+    <w:p>
+      <w:pPr>
+        <w:spacing w:after="120"/>
+      </w:pPr>
     </w:p>
     <w:p>
       <w:pPr>
         <w:spacing w:after="160" w:line="259" w:lineRule="auto"/>
+        <w:jc w:val="center"/>
       </w:pPr>
       <w:r>
         <w:rPr>
           <w:rFonts w:eastAsia="Calibri"/>
         </w:rPr>
-        <w:t>Prepared by Dharma Bahadur Budhathoki</w:t>
-      </w:r>
-    </w:p>
-    <w:p>
-      <w:pPr>
-        <w:spacing w:after="160" w:line="259" w:lineRule="auto"/>
-      </w:pPr>
-      <w:r>
-        <w:rPr>
-          <w:rFonts w:eastAsia="Calibri"/>
-        </w:rPr>
-        <w:t>Student number S395172</w:t>
-      </w:r>
-    </w:p>
-    <w:p>
-      <w:pPr>
-        <w:spacing w:after="160" w:line="259" w:lineRule="auto"/>
-      </w:pPr>
-      <w:r>
-        <w:rPr>
-          <w:rFonts w:eastAsia="Calibri"/>
-        </w:rPr>
-        <w:t>Developer, Group 4, Sydney. Week 12, October 2026.</w:t>
-      </w:r>
-    </w:p>
-    <w:p>
-      <w:pPr>
-        <w:spacing w:after="160" w:line="259" w:lineRule="auto"/>
-      </w:pPr>
-      <w:r>
-        <w:rPr>
-          <w:rFonts w:eastAsia="Calibri"/>
-        </w:rPr>
-        <w:t xml:space="preserve">Jira board: </w:t>
-      </w:r>
-      <w:hyperlink r:id="rId8">
-        <w:r>
-          <w:rPr>
-            <w:color w:val="1F4E79"/>
-            <w:u w:val="single"/>
-          </w:rPr>
-          <w:t>EARN project board</w:t>
-        </w:r>
-      </w:hyperlink>
-    </w:p>
-    <w:p>
-      <w:pPr>
-        <w:spacing w:after="160" w:line="259" w:lineRule="auto"/>
-      </w:pPr>
-      <w:r>
-        <w:rPr>
-          <w:rFonts w:eastAsia="Calibri"/>
-        </w:rPr>
-        <w:t xml:space="preserve">Git repository: </w:t>
+        <w:t xml:space="preserve">Repository  </w:t>
       </w:r>
       <w:hyperlink r:id="rId9">
         <w:r>
@@ -115,19 +403,29 @@
     <w:p>
       <w:pPr>
         <w:spacing w:after="160" w:line="259" w:lineRule="auto"/>
+        <w:jc w:val="center"/>
       </w:pPr>
       <w:r>
         <w:rPr>
           <w:rFonts w:eastAsia="Calibri"/>
         </w:rPr>
-        <w:t>I am Dharma Bahadur Budhathoki, S395172. I wrote the developer sections in this file. Jenish Gurung (S395321) wrote the requirements. Krishna Sapkota (S395795) looks after the database and the tests. Suraj Khadka (S394949) looks after the numbers on the charts. Each heading says who wrote it.</w:t>
-      </w:r>
+        <w:t xml:space="preserve">Jira board  </w:t>
+      </w:r>
+      <w:hyperlink r:id="rId10">
+        <w:r>
+          <w:rPr>
+            <w:color w:val="1F4E79"/>
+            <w:u w:val="single"/>
+          </w:rPr>
+          <w:t>EARN project</w:t>
+        </w:r>
+      </w:hyperlink>
     </w:p>
     <w:p>
       <w:pPr>
         <w:sectPr>
-          <w:headerReference w:type="default" r:id="rId10"/>
-          <w:footerReference w:type="default" r:id="rId11"/>
+          <w:headerReference w:type="default" r:id="rId11"/>
+          <w:footerReference w:type="default" r:id="rId12"/>
           <w:pgSz w:w="11906" w:h="16838"/>
           <w:pgMar w:top="1020" w:right="1134" w:bottom="1020" w:left="1134" w:header="720" w:footer="720" w:gutter="0"/>
           <w:cols w:space="720"/>
@@ -141,11 +439,12 @@
         <w:spacing w:before="280" w:after="120"/>
       </w:pPr>
       <w:bookmarkStart w:id="0" w:name="contents"/>
-      <w:bookmarkStart w:id="1" w:name="_Toc243049211"/>
+      <w:bookmarkStart w:id="1" w:name="_Toc243049581"/>
       <w:r>
         <w:rPr>
           <w:rFonts w:ascii="Calibri" w:hAnsi="Calibri"/>
         </w:rPr>
+        <w:lastRenderedPageBreak/>
         <w:t>Contents</w:t>
       </w:r>
       <w:bookmarkEnd w:id="0"/>
@@ -177,7 +476,7 @@
       <w:r>
         <w:fldChar w:fldCharType="separate"/>
       </w:r>
-      <w:hyperlink w:anchor="_Toc243049211" w:history="1">
+      <w:hyperlink w:anchor="_Toc243049581" w:history="1">
         <w:r>
           <w:rPr>
             <w:rStyle w:val="Hyperlink"/>
@@ -204,7 +503,7 @@
             <w:noProof/>
             <w:webHidden/>
           </w:rPr>
-          <w:instrText xml:space="preserve"> PAGEREF _Toc243049211 \h </w:instrText>
+          <w:instrText xml:space="preserve"> PAGEREF _Toc243049581 \h </w:instrText>
         </w:r>
         <w:r>
           <w:rPr>
@@ -252,7 +551,7 @@
           <w14:ligatures w14:val="standardContextual"/>
         </w:rPr>
       </w:pPr>
-      <w:hyperlink w:anchor="_Toc243049212" w:history="1">
+      <w:hyperlink w:anchor="_Toc243049582" w:history="1">
         <w:r>
           <w:rPr>
             <w:rStyle w:val="Hyperlink"/>
@@ -279,82 +578,7 @@
             <w:noProof/>
             <w:webHidden/>
           </w:rPr>
-          <w:instrText xml:space="preserve"> PAGEREF _Toc243049212 \h </w:instrText>
-        </w:r>
-        <w:r>
-          <w:rPr>
-            <w:noProof/>
-            <w:webHidden/>
-          </w:rPr>
-        </w:r>
-        <w:r>
-          <w:rPr>
-            <w:noProof/>
-            <w:webHidden/>
-          </w:rPr>
-          <w:fldChar w:fldCharType="separate"/>
-        </w:r>
-        <w:r>
-          <w:rPr>
-            <w:noProof/>
-            <w:webHidden/>
-          </w:rPr>
-          <w:t>1</w:t>
-        </w:r>
-        <w:r>
-          <w:rPr>
-            <w:noProof/>
-            <w:webHidden/>
-          </w:rPr>
-          <w:fldChar w:fldCharType="end"/>
-        </w:r>
-      </w:hyperlink>
-    </w:p>
-    <w:p>
-      <w:pPr>
-        <w:pStyle w:val="TOC1"/>
-        <w:tabs>
-          <w:tab w:val="right" w:leader="dot" w:pos="9628"/>
-        </w:tabs>
-        <w:rPr>
-          <w:rFonts w:asciiTheme="minorHAnsi" w:hAnsiTheme="minorHAnsi"/>
-          <w:noProof/>
-          <w:color w:val="auto"/>
-          <w:kern w:val="2"/>
-          <w:sz w:val="24"/>
-          <w:szCs w:val="24"/>
-          <w:lang w:val="en-AU" w:eastAsia="en-AU"/>
-          <w14:ligatures w14:val="standardContextual"/>
-        </w:rPr>
-      </w:pPr>
-      <w:hyperlink w:anchor="_Toc243049213" w:history="1">
-        <w:r>
-          <w:rPr>
-            <w:rStyle w:val="Hyperlink"/>
-            <w:noProof/>
-          </w:rPr>
-          <w:t>1. What the submission asks for</w:t>
-        </w:r>
-        <w:r>
-          <w:rPr>
-            <w:noProof/>
-            <w:webHidden/>
-          </w:rPr>
-          <w:tab/>
-        </w:r>
-        <w:r>
-          <w:rPr>
-            <w:noProof/>
-            <w:webHidden/>
-          </w:rPr>
-          <w:fldChar w:fldCharType="begin"/>
-        </w:r>
-        <w:r>
-          <w:rPr>
-            <w:noProof/>
-            <w:webHidden/>
-          </w:rPr>
-          <w:instrText xml:space="preserve"> PAGEREF _Toc243049213 \h </w:instrText>
+          <w:instrText xml:space="preserve"> PAGEREF _Toc243049582 \h </w:instrText>
         </w:r>
         <w:r>
           <w:rPr>
@@ -402,13 +626,13 @@
           <w14:ligatures w14:val="standardContextual"/>
         </w:rPr>
       </w:pPr>
-      <w:hyperlink w:anchor="_Toc243049214" w:history="1">
+      <w:hyperlink w:anchor="_Toc243049583" w:history="1">
         <w:r>
           <w:rPr>
             <w:rStyle w:val="Hyperlink"/>
             <w:noProof/>
           </w:rPr>
-          <w:t>2. URLs</w:t>
+          <w:t>1. What the submission asks for</w:t>
         </w:r>
         <w:r>
           <w:rPr>
@@ -429,82 +653,7 @@
             <w:noProof/>
             <w:webHidden/>
           </w:rPr>
-          <w:instrText xml:space="preserve"> PAGEREF _Toc243049214 \h </w:instrText>
-        </w:r>
-        <w:r>
-          <w:rPr>
-            <w:noProof/>
-            <w:webHidden/>
-          </w:rPr>
-        </w:r>
-        <w:r>
-          <w:rPr>
-            <w:noProof/>
-            <w:webHidden/>
-          </w:rPr>
-          <w:fldChar w:fldCharType="separate"/>
-        </w:r>
-        <w:r>
-          <w:rPr>
-            <w:noProof/>
-            <w:webHidden/>
-          </w:rPr>
-          <w:t>2</w:t>
-        </w:r>
-        <w:r>
-          <w:rPr>
-            <w:noProof/>
-            <w:webHidden/>
-          </w:rPr>
-          <w:fldChar w:fldCharType="end"/>
-        </w:r>
-      </w:hyperlink>
-    </w:p>
-    <w:p>
-      <w:pPr>
-        <w:pStyle w:val="TOC1"/>
-        <w:tabs>
-          <w:tab w:val="right" w:leader="dot" w:pos="9628"/>
-        </w:tabs>
-        <w:rPr>
-          <w:rFonts w:asciiTheme="minorHAnsi" w:hAnsiTheme="minorHAnsi"/>
-          <w:noProof/>
-          <w:color w:val="auto"/>
-          <w:kern w:val="2"/>
-          <w:sz w:val="24"/>
-          <w:szCs w:val="24"/>
-          <w:lang w:val="en-AU" w:eastAsia="en-AU"/>
-          <w14:ligatures w14:val="standardContextual"/>
-        </w:rPr>
-      </w:pPr>
-      <w:hyperlink w:anchor="_Toc243049215" w:history="1">
-        <w:r>
-          <w:rPr>
-            <w:rStyle w:val="Hyperlink"/>
-            <w:noProof/>
-          </w:rPr>
-          <w:t>3. Set-up instructions</w:t>
-        </w:r>
-        <w:r>
-          <w:rPr>
-            <w:noProof/>
-            <w:webHidden/>
-          </w:rPr>
-          <w:tab/>
-        </w:r>
-        <w:r>
-          <w:rPr>
-            <w:noProof/>
-            <w:webHidden/>
-          </w:rPr>
-          <w:fldChar w:fldCharType="begin"/>
-        </w:r>
-        <w:r>
-          <w:rPr>
-            <w:noProof/>
-            <w:webHidden/>
-          </w:rPr>
-          <w:instrText xml:space="preserve"> PAGEREF _Toc243049215 \h </w:instrText>
+          <w:instrText xml:space="preserve"> PAGEREF _Toc243049583 \h </w:instrText>
         </w:r>
         <w:r>
           <w:rPr>
@@ -537,7 +686,7 @@
     </w:p>
     <w:p>
       <w:pPr>
-        <w:pStyle w:val="TOC2"/>
+        <w:pStyle w:val="TOC1"/>
         <w:tabs>
           <w:tab w:val="right" w:leader="dot" w:pos="9628"/>
         </w:tabs>
@@ -552,13 +701,13 @@
           <w14:ligatures w14:val="standardContextual"/>
         </w:rPr>
       </w:pPr>
-      <w:hyperlink w:anchor="_Toc243049216" w:history="1">
+      <w:hyperlink w:anchor="_Toc243049584" w:history="1">
         <w:r>
           <w:rPr>
             <w:rStyle w:val="Hyperlink"/>
             <w:noProof/>
           </w:rPr>
-          <w:t>3.1 Tools and versions</w:t>
+          <w:t>2. URLs</w:t>
         </w:r>
         <w:r>
           <w:rPr>
@@ -579,7 +728,7 @@
             <w:noProof/>
             <w:webHidden/>
           </w:rPr>
-          <w:instrText xml:space="preserve"> PAGEREF _Toc243049216 \h </w:instrText>
+          <w:instrText xml:space="preserve"> PAGEREF _Toc243049584 \h </w:instrText>
         </w:r>
         <w:r>
           <w:rPr>
@@ -612,7 +761,7 @@
     </w:p>
     <w:p>
       <w:pPr>
-        <w:pStyle w:val="TOC2"/>
+        <w:pStyle w:val="TOC1"/>
         <w:tabs>
           <w:tab w:val="right" w:leader="dot" w:pos="9628"/>
         </w:tabs>
@@ -627,13 +776,13 @@
           <w14:ligatures w14:val="standardContextual"/>
         </w:rPr>
       </w:pPr>
-      <w:hyperlink w:anchor="_Toc243049217" w:history="1">
+      <w:hyperlink w:anchor="_Toc243049585" w:history="1">
         <w:r>
           <w:rPr>
             <w:rStyle w:val="Hyperlink"/>
             <w:noProof/>
           </w:rPr>
-          <w:t>3.2 Libraries and versions</w:t>
+          <w:t>3. Set-up instructions</w:t>
         </w:r>
         <w:r>
           <w:rPr>
@@ -654,82 +803,7 @@
             <w:noProof/>
             <w:webHidden/>
           </w:rPr>
-          <w:instrText xml:space="preserve"> PAGEREF _Toc243049217 \h </w:instrText>
-        </w:r>
-        <w:r>
-          <w:rPr>
-            <w:noProof/>
-            <w:webHidden/>
-          </w:rPr>
-        </w:r>
-        <w:r>
-          <w:rPr>
-            <w:noProof/>
-            <w:webHidden/>
-          </w:rPr>
-          <w:fldChar w:fldCharType="separate"/>
-        </w:r>
-        <w:r>
-          <w:rPr>
-            <w:noProof/>
-            <w:webHidden/>
-          </w:rPr>
-          <w:t>3</w:t>
-        </w:r>
-        <w:r>
-          <w:rPr>
-            <w:noProof/>
-            <w:webHidden/>
-          </w:rPr>
-          <w:fldChar w:fldCharType="end"/>
-        </w:r>
-      </w:hyperlink>
-    </w:p>
-    <w:p>
-      <w:pPr>
-        <w:pStyle w:val="TOC2"/>
-        <w:tabs>
-          <w:tab w:val="right" w:leader="dot" w:pos="9628"/>
-        </w:tabs>
-        <w:rPr>
-          <w:rFonts w:asciiTheme="minorHAnsi" w:hAnsiTheme="minorHAnsi"/>
-          <w:noProof/>
-          <w:color w:val="auto"/>
-          <w:kern w:val="2"/>
-          <w:sz w:val="24"/>
-          <w:szCs w:val="24"/>
-          <w:lang w:val="en-AU" w:eastAsia="en-AU"/>
-          <w14:ligatures w14:val="standardContextual"/>
-        </w:rPr>
-      </w:pPr>
-      <w:hyperlink w:anchor="_Toc243049218" w:history="1">
-        <w:r>
-          <w:rPr>
-            <w:rStyle w:val="Hyperlink"/>
-            <w:noProof/>
-          </w:rPr>
-          <w:t>3.3 Architecture</w:t>
-        </w:r>
-        <w:r>
-          <w:rPr>
-            <w:noProof/>
-            <w:webHidden/>
-          </w:rPr>
-          <w:tab/>
-        </w:r>
-        <w:r>
-          <w:rPr>
-            <w:noProof/>
-            <w:webHidden/>
-          </w:rPr>
-          <w:fldChar w:fldCharType="begin"/>
-        </w:r>
-        <w:r>
-          <w:rPr>
-            <w:noProof/>
-            <w:webHidden/>
-          </w:rPr>
-          <w:instrText xml:space="preserve"> PAGEREF _Toc243049218 \h </w:instrText>
+          <w:instrText xml:space="preserve"> PAGEREF _Toc243049585 \h </w:instrText>
         </w:r>
         <w:r>
           <w:rPr>
@@ -777,13 +851,13 @@
           <w14:ligatures w14:val="standardContextual"/>
         </w:rPr>
       </w:pPr>
-      <w:hyperlink w:anchor="_Toc243049219" w:history="1">
+      <w:hyperlink w:anchor="_Toc243049586" w:history="1">
         <w:r>
           <w:rPr>
             <w:rStyle w:val="Hyperlink"/>
             <w:noProof/>
           </w:rPr>
-          <w:t>3.4 Authentication and authorisation</w:t>
+          <w:t>3.1 Tools and versions</w:t>
         </w:r>
         <w:r>
           <w:rPr>
@@ -804,7 +878,7 @@
             <w:noProof/>
             <w:webHidden/>
           </w:rPr>
-          <w:instrText xml:space="preserve"> PAGEREF _Toc243049219 \h </w:instrText>
+          <w:instrText xml:space="preserve"> PAGEREF _Toc243049586 \h </w:instrText>
         </w:r>
         <w:r>
           <w:rPr>
@@ -852,13 +926,13 @@
           <w14:ligatures w14:val="standardContextual"/>
         </w:rPr>
       </w:pPr>
-      <w:hyperlink w:anchor="_Toc243049220" w:history="1">
+      <w:hyperlink w:anchor="_Toc243049587" w:history="1">
         <w:r>
           <w:rPr>
             <w:rStyle w:val="Hyperlink"/>
             <w:noProof/>
           </w:rPr>
-          <w:t>3.5 Git download</w:t>
+          <w:t>3.2 Libraries and versions</w:t>
         </w:r>
         <w:r>
           <w:rPr>
@@ -879,7 +953,7 @@
             <w:noProof/>
             <w:webHidden/>
           </w:rPr>
-          <w:instrText xml:space="preserve"> PAGEREF _Toc243049220 \h </w:instrText>
+          <w:instrText xml:space="preserve"> PAGEREF _Toc243049587 \h </w:instrText>
         </w:r>
         <w:r>
           <w:rPr>
@@ -899,7 +973,7 @@
             <w:noProof/>
             <w:webHidden/>
           </w:rPr>
-          <w:t>6</w:t>
+          <w:t>4</w:t>
         </w:r>
         <w:r>
           <w:rPr>
@@ -927,13 +1001,13 @@
           <w14:ligatures w14:val="standardContextual"/>
         </w:rPr>
       </w:pPr>
-      <w:hyperlink w:anchor="_Toc243049221" w:history="1">
+      <w:hyperlink w:anchor="_Toc243049588" w:history="1">
         <w:r>
           <w:rPr>
             <w:rStyle w:val="Hyperlink"/>
             <w:noProof/>
           </w:rPr>
-          <w:t>3.6 Database setup</w:t>
+          <w:t>3.3 Architecture</w:t>
         </w:r>
         <w:r>
           <w:rPr>
@@ -954,7 +1028,82 @@
             <w:noProof/>
             <w:webHidden/>
           </w:rPr>
-          <w:instrText xml:space="preserve"> PAGEREF _Toc243049221 \h </w:instrText>
+          <w:instrText xml:space="preserve"> PAGEREF _Toc243049588 \h </w:instrText>
+        </w:r>
+        <w:r>
+          <w:rPr>
+            <w:noProof/>
+            <w:webHidden/>
+          </w:rPr>
+        </w:r>
+        <w:r>
+          <w:rPr>
+            <w:noProof/>
+            <w:webHidden/>
+          </w:rPr>
+          <w:fldChar w:fldCharType="separate"/>
+        </w:r>
+        <w:r>
+          <w:rPr>
+            <w:noProof/>
+            <w:webHidden/>
+          </w:rPr>
+          <w:t>5</w:t>
+        </w:r>
+        <w:r>
+          <w:rPr>
+            <w:noProof/>
+            <w:webHidden/>
+          </w:rPr>
+          <w:fldChar w:fldCharType="end"/>
+        </w:r>
+      </w:hyperlink>
+    </w:p>
+    <w:p>
+      <w:pPr>
+        <w:pStyle w:val="TOC2"/>
+        <w:tabs>
+          <w:tab w:val="right" w:leader="dot" w:pos="9628"/>
+        </w:tabs>
+        <w:rPr>
+          <w:rFonts w:asciiTheme="minorHAnsi" w:hAnsiTheme="minorHAnsi"/>
+          <w:noProof/>
+          <w:color w:val="auto"/>
+          <w:kern w:val="2"/>
+          <w:sz w:val="24"/>
+          <w:szCs w:val="24"/>
+          <w:lang w:val="en-AU" w:eastAsia="en-AU"/>
+          <w14:ligatures w14:val="standardContextual"/>
+        </w:rPr>
+      </w:pPr>
+      <w:hyperlink w:anchor="_Toc243049589" w:history="1">
+        <w:r>
+          <w:rPr>
+            <w:rStyle w:val="Hyperlink"/>
+            <w:noProof/>
+          </w:rPr>
+          <w:t>3.4 Authentication and authorisation</w:t>
+        </w:r>
+        <w:r>
+          <w:rPr>
+            <w:noProof/>
+            <w:webHidden/>
+          </w:rPr>
+          <w:tab/>
+        </w:r>
+        <w:r>
+          <w:rPr>
+            <w:noProof/>
+            <w:webHidden/>
+          </w:rPr>
+          <w:fldChar w:fldCharType="begin"/>
+        </w:r>
+        <w:r>
+          <w:rPr>
+            <w:noProof/>
+            <w:webHidden/>
+          </w:rPr>
+          <w:instrText xml:space="preserve"> PAGEREF _Toc243049589 \h </w:instrText>
         </w:r>
         <w:r>
           <w:rPr>
@@ -1002,13 +1151,13 @@
           <w14:ligatures w14:val="standardContextual"/>
         </w:rPr>
       </w:pPr>
-      <w:hyperlink w:anchor="_Toc243049222" w:history="1">
+      <w:hyperlink w:anchor="_Toc243049590" w:history="1">
         <w:r>
           <w:rPr>
             <w:rStyle w:val="Hyperlink"/>
             <w:noProof/>
           </w:rPr>
-          <w:t>3.7 Entity Framework commands</w:t>
+          <w:t>3.5 Git download</w:t>
         </w:r>
         <w:r>
           <w:rPr>
@@ -1029,232 +1178,7 @@
             <w:noProof/>
             <w:webHidden/>
           </w:rPr>
-          <w:instrText xml:space="preserve"> PAGEREF _Toc243049222 \h </w:instrText>
-        </w:r>
-        <w:r>
-          <w:rPr>
-            <w:noProof/>
-            <w:webHidden/>
-          </w:rPr>
-        </w:r>
-        <w:r>
-          <w:rPr>
-            <w:noProof/>
-            <w:webHidden/>
-          </w:rPr>
-          <w:fldChar w:fldCharType="separate"/>
-        </w:r>
-        <w:r>
-          <w:rPr>
-            <w:noProof/>
-            <w:webHidden/>
-          </w:rPr>
-          <w:t>7</w:t>
-        </w:r>
-        <w:r>
-          <w:rPr>
-            <w:noProof/>
-            <w:webHidden/>
-          </w:rPr>
-          <w:fldChar w:fldCharType="end"/>
-        </w:r>
-      </w:hyperlink>
-    </w:p>
-    <w:p>
-      <w:pPr>
-        <w:pStyle w:val="TOC2"/>
-        <w:tabs>
-          <w:tab w:val="right" w:leader="dot" w:pos="9628"/>
-        </w:tabs>
-        <w:rPr>
-          <w:rFonts w:asciiTheme="minorHAnsi" w:hAnsiTheme="minorHAnsi"/>
-          <w:noProof/>
-          <w:color w:val="auto"/>
-          <w:kern w:val="2"/>
-          <w:sz w:val="24"/>
-          <w:szCs w:val="24"/>
-          <w:lang w:val="en-AU" w:eastAsia="en-AU"/>
-          <w14:ligatures w14:val="standardContextual"/>
-        </w:rPr>
-      </w:pPr>
-      <w:hyperlink w:anchor="_Toc243049223" w:history="1">
-        <w:r>
-          <w:rPr>
-            <w:rStyle w:val="Hyperlink"/>
-            <w:noProof/>
-          </w:rPr>
-          <w:t>3.8 Connection strings</w:t>
-        </w:r>
-        <w:r>
-          <w:rPr>
-            <w:noProof/>
-            <w:webHidden/>
-          </w:rPr>
-          <w:tab/>
-        </w:r>
-        <w:r>
-          <w:rPr>
-            <w:noProof/>
-            <w:webHidden/>
-          </w:rPr>
-          <w:fldChar w:fldCharType="begin"/>
-        </w:r>
-        <w:r>
-          <w:rPr>
-            <w:noProof/>
-            <w:webHidden/>
-          </w:rPr>
-          <w:instrText xml:space="preserve"> PAGEREF _Toc243049223 \h </w:instrText>
-        </w:r>
-        <w:r>
-          <w:rPr>
-            <w:noProof/>
-            <w:webHidden/>
-          </w:rPr>
-        </w:r>
-        <w:r>
-          <w:rPr>
-            <w:noProof/>
-            <w:webHidden/>
-          </w:rPr>
-          <w:fldChar w:fldCharType="separate"/>
-        </w:r>
-        <w:r>
-          <w:rPr>
-            <w:noProof/>
-            <w:webHidden/>
-          </w:rPr>
-          <w:t>7</w:t>
-        </w:r>
-        <w:r>
-          <w:rPr>
-            <w:noProof/>
-            <w:webHidden/>
-          </w:rPr>
-          <w:fldChar w:fldCharType="end"/>
-        </w:r>
-      </w:hyperlink>
-    </w:p>
-    <w:p>
-      <w:pPr>
-        <w:pStyle w:val="TOC2"/>
-        <w:tabs>
-          <w:tab w:val="right" w:leader="dot" w:pos="9628"/>
-        </w:tabs>
-        <w:rPr>
-          <w:rFonts w:asciiTheme="minorHAnsi" w:hAnsiTheme="minorHAnsi"/>
-          <w:noProof/>
-          <w:color w:val="auto"/>
-          <w:kern w:val="2"/>
-          <w:sz w:val="24"/>
-          <w:szCs w:val="24"/>
-          <w:lang w:val="en-AU" w:eastAsia="en-AU"/>
-          <w14:ligatures w14:val="standardContextual"/>
-        </w:rPr>
-      </w:pPr>
-      <w:hyperlink w:anchor="_Toc243049224" w:history="1">
-        <w:r>
-          <w:rPr>
-            <w:rStyle w:val="Hyperlink"/>
-            <w:noProof/>
-          </w:rPr>
-          <w:t>3.9 How to run the applications</w:t>
-        </w:r>
-        <w:r>
-          <w:rPr>
-            <w:noProof/>
-            <w:webHidden/>
-          </w:rPr>
-          <w:tab/>
-        </w:r>
-        <w:r>
-          <w:rPr>
-            <w:noProof/>
-            <w:webHidden/>
-          </w:rPr>
-          <w:fldChar w:fldCharType="begin"/>
-        </w:r>
-        <w:r>
-          <w:rPr>
-            <w:noProof/>
-            <w:webHidden/>
-          </w:rPr>
-          <w:instrText xml:space="preserve"> PAGEREF _Toc243049224 \h </w:instrText>
-        </w:r>
-        <w:r>
-          <w:rPr>
-            <w:noProof/>
-            <w:webHidden/>
-          </w:rPr>
-        </w:r>
-        <w:r>
-          <w:rPr>
-            <w:noProof/>
-            <w:webHidden/>
-          </w:rPr>
-          <w:fldChar w:fldCharType="separate"/>
-        </w:r>
-        <w:r>
-          <w:rPr>
-            <w:noProof/>
-            <w:webHidden/>
-          </w:rPr>
-          <w:t>8</w:t>
-        </w:r>
-        <w:r>
-          <w:rPr>
-            <w:noProof/>
-            <w:webHidden/>
-          </w:rPr>
-          <w:fldChar w:fldCharType="end"/>
-        </w:r>
-      </w:hyperlink>
-    </w:p>
-    <w:p>
-      <w:pPr>
-        <w:pStyle w:val="TOC2"/>
-        <w:tabs>
-          <w:tab w:val="right" w:leader="dot" w:pos="9628"/>
-        </w:tabs>
-        <w:rPr>
-          <w:rFonts w:asciiTheme="minorHAnsi" w:hAnsiTheme="minorHAnsi"/>
-          <w:noProof/>
-          <w:color w:val="auto"/>
-          <w:kern w:val="2"/>
-          <w:sz w:val="24"/>
-          <w:szCs w:val="24"/>
-          <w:lang w:val="en-AU" w:eastAsia="en-AU"/>
-          <w14:ligatures w14:val="standardContextual"/>
-        </w:rPr>
-      </w:pPr>
-      <w:hyperlink w:anchor="_Toc243049225" w:history="1">
-        <w:r>
-          <w:rPr>
-            <w:rStyle w:val="Hyperlink"/>
-            <w:noProof/>
-          </w:rPr>
-          <w:t>3.10 Dependency injection</w:t>
-        </w:r>
-        <w:r>
-          <w:rPr>
-            <w:noProof/>
-            <w:webHidden/>
-          </w:rPr>
-          <w:tab/>
-        </w:r>
-        <w:r>
-          <w:rPr>
-            <w:noProof/>
-            <w:webHidden/>
-          </w:rPr>
-          <w:fldChar w:fldCharType="begin"/>
-        </w:r>
-        <w:r>
-          <w:rPr>
-            <w:noProof/>
-            <w:webHidden/>
-          </w:rPr>
-          <w:instrText xml:space="preserve"> PAGEREF _Toc243049225 \h </w:instrText>
+          <w:instrText xml:space="preserve"> PAGEREF _Toc243049590 \h </w:instrText>
         </w:r>
         <w:r>
           <w:rPr>
@@ -1302,13 +1226,13 @@
           <w14:ligatures w14:val="standardContextual"/>
         </w:rPr>
       </w:pPr>
-      <w:hyperlink w:anchor="_Toc243049226" w:history="1">
+      <w:hyperlink w:anchor="_Toc243049591" w:history="1">
         <w:r>
           <w:rPr>
             <w:rStyle w:val="Hyperlink"/>
             <w:noProof/>
           </w:rPr>
-          <w:t>3.11 Exception handling</w:t>
+          <w:t>3.6 Database setup</w:t>
         </w:r>
         <w:r>
           <w:rPr>
@@ -1329,82 +1253,7 @@
             <w:noProof/>
             <w:webHidden/>
           </w:rPr>
-          <w:instrText xml:space="preserve"> PAGEREF _Toc243049226 \h </w:instrText>
-        </w:r>
-        <w:r>
-          <w:rPr>
-            <w:noProof/>
-            <w:webHidden/>
-          </w:rPr>
-        </w:r>
-        <w:r>
-          <w:rPr>
-            <w:noProof/>
-            <w:webHidden/>
-          </w:rPr>
-          <w:fldChar w:fldCharType="separate"/>
-        </w:r>
-        <w:r>
-          <w:rPr>
-            <w:noProof/>
-            <w:webHidden/>
-          </w:rPr>
-          <w:t>9</w:t>
-        </w:r>
-        <w:r>
-          <w:rPr>
-            <w:noProof/>
-            <w:webHidden/>
-          </w:rPr>
-          <w:fldChar w:fldCharType="end"/>
-        </w:r>
-      </w:hyperlink>
-    </w:p>
-    <w:p>
-      <w:pPr>
-        <w:pStyle w:val="TOC2"/>
-        <w:tabs>
-          <w:tab w:val="right" w:leader="dot" w:pos="9628"/>
-        </w:tabs>
-        <w:rPr>
-          <w:rFonts w:asciiTheme="minorHAnsi" w:hAnsiTheme="minorHAnsi"/>
-          <w:noProof/>
-          <w:color w:val="auto"/>
-          <w:kern w:val="2"/>
-          <w:sz w:val="24"/>
-          <w:szCs w:val="24"/>
-          <w:lang w:val="en-AU" w:eastAsia="en-AU"/>
-          <w14:ligatures w14:val="standardContextual"/>
-        </w:rPr>
-      </w:pPr>
-      <w:hyperlink w:anchor="_Toc243049227" w:history="1">
-        <w:r>
-          <w:rPr>
-            <w:rStyle w:val="Hyperlink"/>
-            <w:noProof/>
-          </w:rPr>
-          <w:t>3.12 Unit testing</w:t>
-        </w:r>
-        <w:r>
-          <w:rPr>
-            <w:noProof/>
-            <w:webHidden/>
-          </w:rPr>
-          <w:tab/>
-        </w:r>
-        <w:r>
-          <w:rPr>
-            <w:noProof/>
-            <w:webHidden/>
-          </w:rPr>
-          <w:fldChar w:fldCharType="begin"/>
-        </w:r>
-        <w:r>
-          <w:rPr>
-            <w:noProof/>
-            <w:webHidden/>
-          </w:rPr>
-          <w:instrText xml:space="preserve"> PAGEREF _Toc243049227 \h </w:instrText>
+          <w:instrText xml:space="preserve"> PAGEREF _Toc243049591 \h </w:instrText>
         </w:r>
         <w:r>
           <w:rPr>
@@ -1452,13 +1301,13 @@
           <w14:ligatures w14:val="standardContextual"/>
         </w:rPr>
       </w:pPr>
-      <w:hyperlink w:anchor="_Toc243049228" w:history="1">
+      <w:hyperlink w:anchor="_Toc243049592" w:history="1">
         <w:r>
           <w:rPr>
             <w:rStyle w:val="Hyperlink"/>
             <w:noProof/>
           </w:rPr>
-          <w:t>3.13 Class diagram and data model</w:t>
+          <w:t>3.7 Entity Framework commands</w:t>
         </w:r>
         <w:r>
           <w:rPr>
@@ -1479,82 +1328,7 @@
             <w:noProof/>
             <w:webHidden/>
           </w:rPr>
-          <w:instrText xml:space="preserve"> PAGEREF _Toc243049228 \h </w:instrText>
-        </w:r>
-        <w:r>
-          <w:rPr>
-            <w:noProof/>
-            <w:webHidden/>
-          </w:rPr>
-        </w:r>
-        <w:r>
-          <w:rPr>
-            <w:noProof/>
-            <w:webHidden/>
-          </w:rPr>
-          <w:fldChar w:fldCharType="separate"/>
-        </w:r>
-        <w:r>
-          <w:rPr>
-            <w:noProof/>
-            <w:webHidden/>
-          </w:rPr>
-          <w:t>10</w:t>
-        </w:r>
-        <w:r>
-          <w:rPr>
-            <w:noProof/>
-            <w:webHidden/>
-          </w:rPr>
-          <w:fldChar w:fldCharType="end"/>
-        </w:r>
-      </w:hyperlink>
-    </w:p>
-    <w:p>
-      <w:pPr>
-        <w:pStyle w:val="TOC1"/>
-        <w:tabs>
-          <w:tab w:val="right" w:leader="dot" w:pos="9628"/>
-        </w:tabs>
-        <w:rPr>
-          <w:rFonts w:asciiTheme="minorHAnsi" w:hAnsiTheme="minorHAnsi"/>
-          <w:noProof/>
-          <w:color w:val="auto"/>
-          <w:kern w:val="2"/>
-          <w:sz w:val="24"/>
-          <w:szCs w:val="24"/>
-          <w:lang w:val="en-AU" w:eastAsia="en-AU"/>
-          <w14:ligatures w14:val="standardContextual"/>
-        </w:rPr>
-      </w:pPr>
-      <w:hyperlink w:anchor="_Toc243049229" w:history="1">
-        <w:r>
-          <w:rPr>
-            <w:rStyle w:val="Hyperlink"/>
-            <w:noProof/>
-          </w:rPr>
-          <w:t>4. Adding a new feature</w:t>
-        </w:r>
-        <w:r>
-          <w:rPr>
-            <w:noProof/>
-            <w:webHidden/>
-          </w:rPr>
-          <w:tab/>
-        </w:r>
-        <w:r>
-          <w:rPr>
-            <w:noProof/>
-            <w:webHidden/>
-          </w:rPr>
-          <w:fldChar w:fldCharType="begin"/>
-        </w:r>
-        <w:r>
-          <w:rPr>
-            <w:noProof/>
-            <w:webHidden/>
-          </w:rPr>
-          <w:instrText xml:space="preserve"> PAGEREF _Toc243049229 \h </w:instrText>
+          <w:instrText xml:space="preserve"> PAGEREF _Toc243049592 \h </w:instrText>
         </w:r>
         <w:r>
           <w:rPr>
@@ -1587,7 +1361,7 @@
     </w:p>
     <w:p>
       <w:pPr>
-        <w:pStyle w:val="TOC1"/>
+        <w:pStyle w:val="TOC2"/>
         <w:tabs>
           <w:tab w:val="right" w:leader="dot" w:pos="9628"/>
         </w:tabs>
@@ -1602,7 +1376,532 @@
           <w14:ligatures w14:val="standardContextual"/>
         </w:rPr>
       </w:pPr>
-      <w:hyperlink w:anchor="_Toc243049230" w:history="1">
+      <w:hyperlink w:anchor="_Toc243049593" w:history="1">
+        <w:r>
+          <w:rPr>
+            <w:rStyle w:val="Hyperlink"/>
+            <w:noProof/>
+          </w:rPr>
+          <w:t>3.8 Connection strings</w:t>
+        </w:r>
+        <w:r>
+          <w:rPr>
+            <w:noProof/>
+            <w:webHidden/>
+          </w:rPr>
+          <w:tab/>
+        </w:r>
+        <w:r>
+          <w:rPr>
+            <w:noProof/>
+            <w:webHidden/>
+          </w:rPr>
+          <w:fldChar w:fldCharType="begin"/>
+        </w:r>
+        <w:r>
+          <w:rPr>
+            <w:noProof/>
+            <w:webHidden/>
+          </w:rPr>
+          <w:instrText xml:space="preserve"> PAGEREF _Toc243049593 \h </w:instrText>
+        </w:r>
+        <w:r>
+          <w:rPr>
+            <w:noProof/>
+            <w:webHidden/>
+          </w:rPr>
+        </w:r>
+        <w:r>
+          <w:rPr>
+            <w:noProof/>
+            <w:webHidden/>
+          </w:rPr>
+          <w:fldChar w:fldCharType="separate"/>
+        </w:r>
+        <w:r>
+          <w:rPr>
+            <w:noProof/>
+            <w:webHidden/>
+          </w:rPr>
+          <w:t>11</w:t>
+        </w:r>
+        <w:r>
+          <w:rPr>
+            <w:noProof/>
+            <w:webHidden/>
+          </w:rPr>
+          <w:fldChar w:fldCharType="end"/>
+        </w:r>
+      </w:hyperlink>
+    </w:p>
+    <w:p>
+      <w:pPr>
+        <w:pStyle w:val="TOC2"/>
+        <w:tabs>
+          <w:tab w:val="right" w:leader="dot" w:pos="9628"/>
+        </w:tabs>
+        <w:rPr>
+          <w:rFonts w:asciiTheme="minorHAnsi" w:hAnsiTheme="minorHAnsi"/>
+          <w:noProof/>
+          <w:color w:val="auto"/>
+          <w:kern w:val="2"/>
+          <w:sz w:val="24"/>
+          <w:szCs w:val="24"/>
+          <w:lang w:val="en-AU" w:eastAsia="en-AU"/>
+          <w14:ligatures w14:val="standardContextual"/>
+        </w:rPr>
+      </w:pPr>
+      <w:hyperlink w:anchor="_Toc243049594" w:history="1">
+        <w:r>
+          <w:rPr>
+            <w:rStyle w:val="Hyperlink"/>
+            <w:noProof/>
+          </w:rPr>
+          <w:t>3.9 How to run the applications</w:t>
+        </w:r>
+        <w:r>
+          <w:rPr>
+            <w:noProof/>
+            <w:webHidden/>
+          </w:rPr>
+          <w:tab/>
+        </w:r>
+        <w:r>
+          <w:rPr>
+            <w:noProof/>
+            <w:webHidden/>
+          </w:rPr>
+          <w:fldChar w:fldCharType="begin"/>
+        </w:r>
+        <w:r>
+          <w:rPr>
+            <w:noProof/>
+            <w:webHidden/>
+          </w:rPr>
+          <w:instrText xml:space="preserve"> PAGEREF _Toc243049594 \h </w:instrText>
+        </w:r>
+        <w:r>
+          <w:rPr>
+            <w:noProof/>
+            <w:webHidden/>
+          </w:rPr>
+        </w:r>
+        <w:r>
+          <w:rPr>
+            <w:noProof/>
+            <w:webHidden/>
+          </w:rPr>
+          <w:fldChar w:fldCharType="separate"/>
+        </w:r>
+        <w:r>
+          <w:rPr>
+            <w:noProof/>
+            <w:webHidden/>
+          </w:rPr>
+          <w:t>12</w:t>
+        </w:r>
+        <w:r>
+          <w:rPr>
+            <w:noProof/>
+            <w:webHidden/>
+          </w:rPr>
+          <w:fldChar w:fldCharType="end"/>
+        </w:r>
+      </w:hyperlink>
+    </w:p>
+    <w:p>
+      <w:pPr>
+        <w:pStyle w:val="TOC2"/>
+        <w:tabs>
+          <w:tab w:val="right" w:leader="dot" w:pos="9628"/>
+        </w:tabs>
+        <w:rPr>
+          <w:rFonts w:asciiTheme="minorHAnsi" w:hAnsiTheme="minorHAnsi"/>
+          <w:noProof/>
+          <w:color w:val="auto"/>
+          <w:kern w:val="2"/>
+          <w:sz w:val="24"/>
+          <w:szCs w:val="24"/>
+          <w:lang w:val="en-AU" w:eastAsia="en-AU"/>
+          <w14:ligatures w14:val="standardContextual"/>
+        </w:rPr>
+      </w:pPr>
+      <w:hyperlink w:anchor="_Toc243049595" w:history="1">
+        <w:r>
+          <w:rPr>
+            <w:rStyle w:val="Hyperlink"/>
+            <w:noProof/>
+          </w:rPr>
+          <w:t>3.10 Dependency injection</w:t>
+        </w:r>
+        <w:r>
+          <w:rPr>
+            <w:noProof/>
+            <w:webHidden/>
+          </w:rPr>
+          <w:tab/>
+        </w:r>
+        <w:r>
+          <w:rPr>
+            <w:noProof/>
+            <w:webHidden/>
+          </w:rPr>
+          <w:fldChar w:fldCharType="begin"/>
+        </w:r>
+        <w:r>
+          <w:rPr>
+            <w:noProof/>
+            <w:webHidden/>
+          </w:rPr>
+          <w:instrText xml:space="preserve"> PAGEREF _Toc243049595 \h </w:instrText>
+        </w:r>
+        <w:r>
+          <w:rPr>
+            <w:noProof/>
+            <w:webHidden/>
+          </w:rPr>
+        </w:r>
+        <w:r>
+          <w:rPr>
+            <w:noProof/>
+            <w:webHidden/>
+          </w:rPr>
+          <w:fldChar w:fldCharType="separate"/>
+        </w:r>
+        <w:r>
+          <w:rPr>
+            <w:noProof/>
+            <w:webHidden/>
+          </w:rPr>
+          <w:t>14</w:t>
+        </w:r>
+        <w:r>
+          <w:rPr>
+            <w:noProof/>
+            <w:webHidden/>
+          </w:rPr>
+          <w:fldChar w:fldCharType="end"/>
+        </w:r>
+      </w:hyperlink>
+    </w:p>
+    <w:p>
+      <w:pPr>
+        <w:pStyle w:val="TOC2"/>
+        <w:tabs>
+          <w:tab w:val="right" w:leader="dot" w:pos="9628"/>
+        </w:tabs>
+        <w:rPr>
+          <w:rFonts w:asciiTheme="minorHAnsi" w:hAnsiTheme="minorHAnsi"/>
+          <w:noProof/>
+          <w:color w:val="auto"/>
+          <w:kern w:val="2"/>
+          <w:sz w:val="24"/>
+          <w:szCs w:val="24"/>
+          <w:lang w:val="en-AU" w:eastAsia="en-AU"/>
+          <w14:ligatures w14:val="standardContextual"/>
+        </w:rPr>
+      </w:pPr>
+      <w:hyperlink w:anchor="_Toc243049596" w:history="1">
+        <w:r>
+          <w:rPr>
+            <w:rStyle w:val="Hyperlink"/>
+            <w:noProof/>
+          </w:rPr>
+          <w:t>3.11 Exception handling</w:t>
+        </w:r>
+        <w:r>
+          <w:rPr>
+            <w:noProof/>
+            <w:webHidden/>
+          </w:rPr>
+          <w:tab/>
+        </w:r>
+        <w:r>
+          <w:rPr>
+            <w:noProof/>
+            <w:webHidden/>
+          </w:rPr>
+          <w:fldChar w:fldCharType="begin"/>
+        </w:r>
+        <w:r>
+          <w:rPr>
+            <w:noProof/>
+            <w:webHidden/>
+          </w:rPr>
+          <w:instrText xml:space="preserve"> PAGEREF _Toc243049596 \h </w:instrText>
+        </w:r>
+        <w:r>
+          <w:rPr>
+            <w:noProof/>
+            <w:webHidden/>
+          </w:rPr>
+        </w:r>
+        <w:r>
+          <w:rPr>
+            <w:noProof/>
+            <w:webHidden/>
+          </w:rPr>
+          <w:fldChar w:fldCharType="separate"/>
+        </w:r>
+        <w:r>
+          <w:rPr>
+            <w:noProof/>
+            <w:webHidden/>
+          </w:rPr>
+          <w:t>14</w:t>
+        </w:r>
+        <w:r>
+          <w:rPr>
+            <w:noProof/>
+            <w:webHidden/>
+          </w:rPr>
+          <w:fldChar w:fldCharType="end"/>
+        </w:r>
+      </w:hyperlink>
+    </w:p>
+    <w:p>
+      <w:pPr>
+        <w:pStyle w:val="TOC2"/>
+        <w:tabs>
+          <w:tab w:val="right" w:leader="dot" w:pos="9628"/>
+        </w:tabs>
+        <w:rPr>
+          <w:rFonts w:asciiTheme="minorHAnsi" w:hAnsiTheme="minorHAnsi"/>
+          <w:noProof/>
+          <w:color w:val="auto"/>
+          <w:kern w:val="2"/>
+          <w:sz w:val="24"/>
+          <w:szCs w:val="24"/>
+          <w:lang w:val="en-AU" w:eastAsia="en-AU"/>
+          <w14:ligatures w14:val="standardContextual"/>
+        </w:rPr>
+      </w:pPr>
+      <w:hyperlink w:anchor="_Toc243049597" w:history="1">
+        <w:r>
+          <w:rPr>
+            <w:rStyle w:val="Hyperlink"/>
+            <w:noProof/>
+          </w:rPr>
+          <w:t>3.12 Unit testing</w:t>
+        </w:r>
+        <w:r>
+          <w:rPr>
+            <w:noProof/>
+            <w:webHidden/>
+          </w:rPr>
+          <w:tab/>
+        </w:r>
+        <w:r>
+          <w:rPr>
+            <w:noProof/>
+            <w:webHidden/>
+          </w:rPr>
+          <w:fldChar w:fldCharType="begin"/>
+        </w:r>
+        <w:r>
+          <w:rPr>
+            <w:noProof/>
+            <w:webHidden/>
+          </w:rPr>
+          <w:instrText xml:space="preserve"> PAGEREF _Toc243049597 \h </w:instrText>
+        </w:r>
+        <w:r>
+          <w:rPr>
+            <w:noProof/>
+            <w:webHidden/>
+          </w:rPr>
+        </w:r>
+        <w:r>
+          <w:rPr>
+            <w:noProof/>
+            <w:webHidden/>
+          </w:rPr>
+          <w:fldChar w:fldCharType="separate"/>
+        </w:r>
+        <w:r>
+          <w:rPr>
+            <w:noProof/>
+            <w:webHidden/>
+          </w:rPr>
+          <w:t>14</w:t>
+        </w:r>
+        <w:r>
+          <w:rPr>
+            <w:noProof/>
+            <w:webHidden/>
+          </w:rPr>
+          <w:fldChar w:fldCharType="end"/>
+        </w:r>
+      </w:hyperlink>
+    </w:p>
+    <w:p>
+      <w:pPr>
+        <w:pStyle w:val="TOC2"/>
+        <w:tabs>
+          <w:tab w:val="right" w:leader="dot" w:pos="9628"/>
+        </w:tabs>
+        <w:rPr>
+          <w:rFonts w:asciiTheme="minorHAnsi" w:hAnsiTheme="minorHAnsi"/>
+          <w:noProof/>
+          <w:color w:val="auto"/>
+          <w:kern w:val="2"/>
+          <w:sz w:val="24"/>
+          <w:szCs w:val="24"/>
+          <w:lang w:val="en-AU" w:eastAsia="en-AU"/>
+          <w14:ligatures w14:val="standardContextual"/>
+        </w:rPr>
+      </w:pPr>
+      <w:hyperlink w:anchor="_Toc243049598" w:history="1">
+        <w:r>
+          <w:rPr>
+            <w:rStyle w:val="Hyperlink"/>
+            <w:noProof/>
+          </w:rPr>
+          <w:t>3.13 Class diagram and data model</w:t>
+        </w:r>
+        <w:r>
+          <w:rPr>
+            <w:noProof/>
+            <w:webHidden/>
+          </w:rPr>
+          <w:tab/>
+        </w:r>
+        <w:r>
+          <w:rPr>
+            <w:noProof/>
+            <w:webHidden/>
+          </w:rPr>
+          <w:fldChar w:fldCharType="begin"/>
+        </w:r>
+        <w:r>
+          <w:rPr>
+            <w:noProof/>
+            <w:webHidden/>
+          </w:rPr>
+          <w:instrText xml:space="preserve"> PAGEREF _Toc243049598 \h </w:instrText>
+        </w:r>
+        <w:r>
+          <w:rPr>
+            <w:noProof/>
+            <w:webHidden/>
+          </w:rPr>
+        </w:r>
+        <w:r>
+          <w:rPr>
+            <w:noProof/>
+            <w:webHidden/>
+          </w:rPr>
+          <w:fldChar w:fldCharType="separate"/>
+        </w:r>
+        <w:r>
+          <w:rPr>
+            <w:noProof/>
+            <w:webHidden/>
+          </w:rPr>
+          <w:t>15</w:t>
+        </w:r>
+        <w:r>
+          <w:rPr>
+            <w:noProof/>
+            <w:webHidden/>
+          </w:rPr>
+          <w:fldChar w:fldCharType="end"/>
+        </w:r>
+      </w:hyperlink>
+    </w:p>
+    <w:p>
+      <w:pPr>
+        <w:pStyle w:val="TOC1"/>
+        <w:tabs>
+          <w:tab w:val="right" w:leader="dot" w:pos="9628"/>
+        </w:tabs>
+        <w:rPr>
+          <w:rFonts w:asciiTheme="minorHAnsi" w:hAnsiTheme="minorHAnsi"/>
+          <w:noProof/>
+          <w:color w:val="auto"/>
+          <w:kern w:val="2"/>
+          <w:sz w:val="24"/>
+          <w:szCs w:val="24"/>
+          <w:lang w:val="en-AU" w:eastAsia="en-AU"/>
+          <w14:ligatures w14:val="standardContextual"/>
+        </w:rPr>
+      </w:pPr>
+      <w:hyperlink w:anchor="_Toc243049599" w:history="1">
+        <w:r>
+          <w:rPr>
+            <w:rStyle w:val="Hyperlink"/>
+            <w:noProof/>
+          </w:rPr>
+          <w:t>4. Adding a new feature</w:t>
+        </w:r>
+        <w:r>
+          <w:rPr>
+            <w:noProof/>
+            <w:webHidden/>
+          </w:rPr>
+          <w:tab/>
+        </w:r>
+        <w:r>
+          <w:rPr>
+            <w:noProof/>
+            <w:webHidden/>
+          </w:rPr>
+          <w:fldChar w:fldCharType="begin"/>
+        </w:r>
+        <w:r>
+          <w:rPr>
+            <w:noProof/>
+            <w:webHidden/>
+          </w:rPr>
+          <w:instrText xml:space="preserve"> PAGEREF _Toc243049599 \h </w:instrText>
+        </w:r>
+        <w:r>
+          <w:rPr>
+            <w:noProof/>
+            <w:webHidden/>
+          </w:rPr>
+        </w:r>
+        <w:r>
+          <w:rPr>
+            <w:noProof/>
+            <w:webHidden/>
+          </w:rPr>
+          <w:fldChar w:fldCharType="separate"/>
+        </w:r>
+        <w:r>
+          <w:rPr>
+            <w:noProof/>
+            <w:webHidden/>
+          </w:rPr>
+          <w:t>16</w:t>
+        </w:r>
+        <w:r>
+          <w:rPr>
+            <w:noProof/>
+            <w:webHidden/>
+          </w:rPr>
+          <w:fldChar w:fldCharType="end"/>
+        </w:r>
+      </w:hyperlink>
+    </w:p>
+    <w:p>
+      <w:pPr>
+        <w:pStyle w:val="TOC1"/>
+        <w:tabs>
+          <w:tab w:val="right" w:leader="dot" w:pos="9628"/>
+        </w:tabs>
+        <w:rPr>
+          <w:rFonts w:asciiTheme="minorHAnsi" w:hAnsiTheme="minorHAnsi"/>
+          <w:noProof/>
+          <w:color w:val="auto"/>
+          <w:kern w:val="2"/>
+          <w:sz w:val="24"/>
+          <w:szCs w:val="24"/>
+          <w:lang w:val="en-AU" w:eastAsia="en-AU"/>
+          <w14:ligatures w14:val="standardContextual"/>
+        </w:rPr>
+      </w:pPr>
+      <w:hyperlink w:anchor="_Toc243049600" w:history="1">
         <w:r>
           <w:rPr>
             <w:rStyle w:val="Hyperlink"/>
@@ -1629,7 +1928,7 @@
             <w:noProof/>
             <w:webHidden/>
           </w:rPr>
-          <w:instrText xml:space="preserve"> PAGEREF _Toc243049230 \h </w:instrText>
+          <w:instrText xml:space="preserve"> PAGEREF _Toc243049600 \h </w:instrText>
         </w:r>
         <w:r>
           <w:rPr>
@@ -1649,7 +1948,7 @@
             <w:noProof/>
             <w:webHidden/>
           </w:rPr>
-          <w:t>13</w:t>
+          <w:t>19</w:t>
         </w:r>
         <w:r>
           <w:rPr>
@@ -1661,8 +1960,88 @@
       </w:hyperlink>
     </w:p>
     <w:p>
+      <w:pPr>
+        <w:pStyle w:val="TOC1"/>
+        <w:tabs>
+          <w:tab w:val="right" w:leader="dot" w:pos="9628"/>
+        </w:tabs>
+        <w:rPr>
+          <w:rFonts w:asciiTheme="minorHAnsi" w:hAnsiTheme="minorHAnsi"/>
+          <w:noProof/>
+          <w:color w:val="auto"/>
+          <w:kern w:val="2"/>
+          <w:sz w:val="24"/>
+          <w:szCs w:val="24"/>
+          <w:lang w:val="en-AU" w:eastAsia="en-AU"/>
+          <w14:ligatures w14:val="standardContextual"/>
+        </w:rPr>
+      </w:pPr>
+      <w:hyperlink w:anchor="_Toc243049601" w:history="1">
+        <w:r>
+          <w:rPr>
+            <w:rStyle w:val="Hyperlink"/>
+            <w:noProof/>
+          </w:rPr>
+          <w:t>References</w:t>
+        </w:r>
+        <w:r>
+          <w:rPr>
+            <w:noProof/>
+            <w:webHidden/>
+          </w:rPr>
+          <w:tab/>
+        </w:r>
+        <w:r>
+          <w:rPr>
+            <w:noProof/>
+            <w:webHidden/>
+          </w:rPr>
+          <w:fldChar w:fldCharType="begin"/>
+        </w:r>
+        <w:r>
+          <w:rPr>
+            <w:noProof/>
+            <w:webHidden/>
+          </w:rPr>
+          <w:instrText xml:space="preserve"> PAGEREF _Toc243049601 \h </w:instrText>
+        </w:r>
+        <w:r>
+          <w:rPr>
+            <w:noProof/>
+            <w:webHidden/>
+          </w:rPr>
+        </w:r>
+        <w:r>
+          <w:rPr>
+            <w:noProof/>
+            <w:webHidden/>
+          </w:rPr>
+          <w:fldChar w:fldCharType="separate"/>
+        </w:r>
+        <w:r>
+          <w:rPr>
+            <w:noProof/>
+            <w:webHidden/>
+          </w:rPr>
+          <w:t>24</w:t>
+        </w:r>
+        <w:r>
+          <w:rPr>
+            <w:noProof/>
+            <w:webHidden/>
+          </w:rPr>
+          <w:fldChar w:fldCharType="end"/>
+        </w:r>
+      </w:hyperlink>
+    </w:p>
+    <w:p>
       <w:r>
         <w:fldChar w:fldCharType="end"/>
+      </w:r>
+    </w:p>
+    <w:p>
+      <w:r>
+        <w:br w:type="page"/>
       </w:r>
     </w:p>
     <w:p>
@@ -1671,11 +2050,12 @@
         <w:spacing w:before="280" w:after="120"/>
       </w:pPr>
       <w:bookmarkStart w:id="2" w:name="figures"/>
-      <w:bookmarkStart w:id="3" w:name="_Toc243049212"/>
+      <w:bookmarkStart w:id="3" w:name="_Toc243049582"/>
       <w:r>
         <w:rPr>
           <w:rFonts w:ascii="Calibri" w:hAnsi="Calibri"/>
         </w:rPr>
+        <w:lastRenderedPageBreak/>
         <w:t>Table of figures</w:t>
       </w:r>
       <w:bookmarkEnd w:id="2"/>
@@ -1691,7 +2071,7 @@
             <w:color w:val="1F4E79"/>
             <w:u w:val="single"/>
           </w:rPr>
-          <w:t>Figure 1. EARN board, 16 October 2026. Idea, To Do, and In Progress are empty. The cards are in Done. DB on a card is me, Dharma Bahadur Budhathoki (S395172).</w:t>
+          <w:t>Figure 1. EARN board, 16 October 2026. The work is in Done. DB on a card is me, Dharma Bahadur Budhathoki (S395172).</w:t>
         </w:r>
       </w:hyperlink>
       <w:r>
@@ -1713,7 +2093,7 @@
         <w:rPr>
           <w:noProof/>
         </w:rPr>
-        <w:t>3</w:t>
+        <w:t>4</w:t>
       </w:r>
       <w:r>
         <w:fldChar w:fldCharType="end"/>
@@ -1751,7 +2131,7 @@
         <w:rPr>
           <w:noProof/>
         </w:rPr>
-        <w:t>4</w:t>
+        <w:t>5</w:t>
       </w:r>
       <w:r>
         <w:fldChar w:fldCharType="end"/>
@@ -1767,7 +2147,7 @@
             <w:color w:val="1F4E79"/>
             <w:u w:val="single"/>
           </w:rPr>
-          <w:t>Figure 3. The login screen I built. The eye on the password field shows what was typed. The password is still hashed before it is stored.</w:t>
+          <w:t>Figure 3. The project folders. Each feature has its own place in the API and in the React app.</w:t>
         </w:r>
       </w:hyperlink>
       <w:r>
@@ -1805,7 +2185,7 @@
             <w:color w:val="1F4E79"/>
             <w:u w:val="single"/>
           </w:rPr>
-          <w:t>Figure 4. Public repository PRT_681_SYDNEY_GROUP-4 on main. My latest commit is the week 12 timesheet. I am Dharma001 in the contributor list.</w:t>
+          <w:t>Figure 4. Login. The eye shows the password. The database stores the hash, not the typed password.</w:t>
         </w:r>
       </w:hyperlink>
       <w:r>
@@ -1827,7 +2207,7 @@
         <w:rPr>
           <w:noProof/>
         </w:rPr>
-        <w:t>7</w:t>
+        <w:t>8</w:t>
       </w:r>
       <w:r>
         <w:fldChar w:fldCharType="end"/>
@@ -1843,7 +2223,7 @@
             <w:color w:val="1F4E79"/>
             <w:u w:val="single"/>
           </w:rPr>
-          <w:t>Figure 5. Swagger on port 5203. This is how I try an endpoint before I wire the React screen.</w:t>
+          <w:t>Figure 5. Registration. The account stays Pending until an admin approves it.</w:t>
         </w:r>
       </w:hyperlink>
       <w:r>
@@ -1881,7 +2261,7 @@
             <w:color w:val="1F4E79"/>
             <w:u w:val="single"/>
           </w:rPr>
-          <w:t>Figure 6. The tables I code against. A shift points at a job. The job points at the user.</w:t>
+          <w:t>Figure 6. Public repository PRT_681_SYDNEY_GROUP-4. I am Dharma001 in the contributor list.</w:t>
         </w:r>
       </w:hyperlink>
       <w:r>
@@ -1903,7 +2283,7 @@
         <w:rPr>
           <w:noProof/>
         </w:rPr>
-        <w:t>11</w:t>
+        <w:t>10</w:t>
       </w:r>
       <w:r>
         <w:fldChar w:fldCharType="end"/>
@@ -1919,7 +2299,7 @@
             <w:color w:val="1F4E79"/>
             <w:u w:val="single"/>
           </w:rPr>
-          <w:t>Figure 7. Jobs, which is the screen I copy when I add a new feature. The rate on the job is what a shift gets paid.</w:t>
+          <w:t>Figure 7. Git history for the work on this branch. One commit, one reason.</w:t>
         </w:r>
       </w:hyperlink>
       <w:r>
@@ -1941,7 +2321,7 @@
         <w:rPr>
           <w:noProof/>
         </w:rPr>
-        <w:t>12</w:t>
+        <w:t>10</w:t>
       </w:r>
       <w:r>
         <w:fldChar w:fldCharType="end"/>
@@ -1957,7 +2337,7 @@
             <w:color w:val="1F4E79"/>
             <w:u w:val="single"/>
           </w:rPr>
-          <w:t>Figure 8. The shift calendar. Hours and pay are worked out on the server, and the visa bar sits on this page.</w:t>
+          <w:t>Figure 8. The database side of the API. Shifts point at a job. The job points at the user.</w:t>
         </w:r>
       </w:hyperlink>
       <w:r>
@@ -1979,10 +2359,547 @@
         <w:rPr>
           <w:noProof/>
         </w:rPr>
+        <w:t>11</w:t>
+      </w:r>
+      <w:r>
+        <w:fldChar w:fldCharType="end"/>
+      </w:r>
+    </w:p>
+    <w:p>
+      <w:pPr>
+        <w:spacing w:after="40" w:line="259" w:lineRule="auto"/>
+      </w:pPr>
+      <w:hyperlink w:anchor="fig9">
+        <w:r>
+          <w:rPr>
+            <w:color w:val="1F4E79"/>
+            <w:u w:val="single"/>
+          </w:rPr>
+          <w:t>Figure 9. Swagger on port 5203. I try an endpoint here before I wire the React screen.</w:t>
+        </w:r>
+      </w:hyperlink>
+      <w:r>
+        <w:rPr>
+          <w:rFonts w:eastAsia="Calibri"/>
+        </w:rPr>
+        <w:t xml:space="preserve">    </w:t>
+      </w:r>
+      <w:r>
+        <w:fldChar w:fldCharType="begin"/>
+      </w:r>
+      <w:r>
+        <w:instrText xml:space="preserve"> PAGEREF fig9 </w:instrText>
+      </w:r>
+      <w:r>
+        <w:fldChar w:fldCharType="separate"/>
+      </w:r>
+      <w:r>
+        <w:rPr>
+          <w:noProof/>
+        </w:rPr>
+        <w:t>13</w:t>
+      </w:r>
+      <w:r>
+        <w:fldChar w:fldCharType="end"/>
+      </w:r>
+    </w:p>
+    <w:p>
+      <w:pPr>
+        <w:spacing w:after="40" w:line="259" w:lineRule="auto"/>
+      </w:pPr>
+      <w:hyperlink w:anchor="fig10">
+        <w:r>
+          <w:rPr>
+            <w:color w:val="1F4E79"/>
+            <w:u w:val="single"/>
+          </w:rPr>
+          <w:t>Figure 10. GET /health returns 200 when the API is up.</w:t>
+        </w:r>
+      </w:hyperlink>
+      <w:r>
+        <w:rPr>
+          <w:rFonts w:eastAsia="Calibri"/>
+        </w:rPr>
+        <w:t xml:space="preserve">    </w:t>
+      </w:r>
+      <w:r>
+        <w:fldChar w:fldCharType="begin"/>
+      </w:r>
+      <w:r>
+        <w:instrText xml:space="preserve"> PAGEREF fig10 </w:instrText>
+      </w:r>
+      <w:r>
+        <w:fldChar w:fldCharType="separate"/>
+      </w:r>
+      <w:r>
+        <w:rPr>
+          <w:noProof/>
+        </w:rPr>
+        <w:t>13</w:t>
+      </w:r>
+      <w:r>
+        <w:fldChar w:fldCharType="end"/>
+      </w:r>
+    </w:p>
+    <w:p>
+      <w:pPr>
+        <w:spacing w:after="40" w:line="259" w:lineRule="auto"/>
+      </w:pPr>
+      <w:hyperlink w:anchor="fig11">
+        <w:r>
+          <w:rPr>
+            <w:color w:val="1F4E79"/>
+            <w:u w:val="single"/>
+          </w:rPr>
+          <w:t>Figure 11. The 48-hour check runs in the API before a student shift is saved.</w:t>
+        </w:r>
+      </w:hyperlink>
+      <w:r>
+        <w:rPr>
+          <w:rFonts w:eastAsia="Calibri"/>
+        </w:rPr>
+        <w:t xml:space="preserve">    </w:t>
+      </w:r>
+      <w:r>
+        <w:fldChar w:fldCharType="begin"/>
+      </w:r>
+      <w:r>
+        <w:instrText xml:space="preserve"> PAGEREF fig11 </w:instrText>
+      </w:r>
+      <w:r>
+        <w:fldChar w:fldCharType="separate"/>
+      </w:r>
+      <w:r>
+        <w:rPr>
+          <w:noProof/>
+        </w:rPr>
         <w:t>14</w:t>
       </w:r>
       <w:r>
         <w:fldChar w:fldCharType="end"/>
+      </w:r>
+    </w:p>
+    <w:p>
+      <w:pPr>
+        <w:spacing w:after="40" w:line="259" w:lineRule="auto"/>
+      </w:pPr>
+      <w:hyperlink w:anchor="fig12">
+        <w:r>
+          <w:rPr>
+            <w:color w:val="1F4E79"/>
+            <w:u w:val="single"/>
+          </w:rPr>
+          <w:t>Figure 12. The tests I run before I call a feature finished.</w:t>
+        </w:r>
+      </w:hyperlink>
+      <w:r>
+        <w:rPr>
+          <w:rFonts w:eastAsia="Calibri"/>
+        </w:rPr>
+        <w:t xml:space="preserve">    </w:t>
+      </w:r>
+      <w:r>
+        <w:fldChar w:fldCharType="begin"/>
+      </w:r>
+      <w:r>
+        <w:instrText xml:space="preserve"> PAGEREF fig12 </w:instrText>
+      </w:r>
+      <w:r>
+        <w:fldChar w:fldCharType="separate"/>
+      </w:r>
+      <w:r>
+        <w:rPr>
+          <w:noProof/>
+        </w:rPr>
+        <w:t>15</w:t>
+      </w:r>
+      <w:r>
+        <w:fldChar w:fldCharType="end"/>
+      </w:r>
+    </w:p>
+    <w:p>
+      <w:pPr>
+        <w:spacing w:after="40" w:line="259" w:lineRule="auto"/>
+      </w:pPr>
+      <w:hyperlink w:anchor="fig13">
+        <w:r>
+          <w:rPr>
+            <w:color w:val="1F4E79"/>
+            <w:u w:val="single"/>
+          </w:rPr>
+          <w:t>Figure 13. The tables. A shift points at a job. The job points at the user.</w:t>
+        </w:r>
+      </w:hyperlink>
+      <w:r>
+        <w:rPr>
+          <w:rFonts w:eastAsia="Calibri"/>
+        </w:rPr>
+        <w:t xml:space="preserve">    </w:t>
+      </w:r>
+      <w:r>
+        <w:fldChar w:fldCharType="begin"/>
+      </w:r>
+      <w:r>
+        <w:instrText xml:space="preserve"> PAGEREF fig13 </w:instrText>
+      </w:r>
+      <w:r>
+        <w:fldChar w:fldCharType="separate"/>
+      </w:r>
+      <w:r>
+        <w:rPr>
+          <w:noProof/>
+        </w:rPr>
+        <w:t>16</w:t>
+      </w:r>
+      <w:r>
+        <w:fldChar w:fldCharType="end"/>
+      </w:r>
+    </w:p>
+    <w:p>
+      <w:pPr>
+        <w:spacing w:after="40" w:line="259" w:lineRule="auto"/>
+      </w:pPr>
+      <w:hyperlink w:anchor="fig14">
+        <w:r>
+          <w:rPr>
+            <w:color w:val="1F4E79"/>
+            <w:u w:val="single"/>
+          </w:rPr>
+          <w:t>Figure 14. Class diagram for the same model.</w:t>
+        </w:r>
+      </w:hyperlink>
+      <w:r>
+        <w:rPr>
+          <w:rFonts w:eastAsia="Calibri"/>
+        </w:rPr>
+        <w:t xml:space="preserve">    </w:t>
+      </w:r>
+      <w:r>
+        <w:fldChar w:fldCharType="begin"/>
+      </w:r>
+      <w:r>
+        <w:instrText xml:space="preserve"> PAGEREF fig14 </w:instrText>
+      </w:r>
+      <w:r>
+        <w:fldChar w:fldCharType="separate"/>
+      </w:r>
+      <w:r>
+        <w:rPr>
+          <w:noProof/>
+        </w:rPr>
+        <w:t>16</w:t>
+      </w:r>
+      <w:r>
+        <w:fldChar w:fldCharType="end"/>
+      </w:r>
+    </w:p>
+    <w:p>
+      <w:pPr>
+        <w:spacing w:after="40" w:line="259" w:lineRule="auto"/>
+      </w:pPr>
+      <w:hyperlink w:anchor="fig15">
+        <w:r>
+          <w:rPr>
+            <w:color w:val="1F4E79"/>
+            <w:u w:val="single"/>
+          </w:rPr>
+          <w:t>Figure 15. Jobs. The hourly rate on the job is what a shift gets paid.</w:t>
+        </w:r>
+      </w:hyperlink>
+      <w:r>
+        <w:rPr>
+          <w:rFonts w:eastAsia="Calibri"/>
+        </w:rPr>
+        <w:t xml:space="preserve">    </w:t>
+      </w:r>
+      <w:r>
+        <w:fldChar w:fldCharType="begin"/>
+      </w:r>
+      <w:r>
+        <w:instrText xml:space="preserve"> PAGEREF fig15 </w:instrText>
+      </w:r>
+      <w:r>
+        <w:fldChar w:fldCharType="separate"/>
+      </w:r>
+      <w:r>
+        <w:rPr>
+          <w:noProof/>
+        </w:rPr>
+        <w:t>18</w:t>
+      </w:r>
+      <w:r>
+        <w:fldChar w:fldCharType="end"/>
+      </w:r>
+    </w:p>
+    <w:p>
+      <w:pPr>
+        <w:spacing w:after="40" w:line="259" w:lineRule="auto"/>
+      </w:pPr>
+      <w:hyperlink w:anchor="fig16">
+        <w:r>
+          <w:rPr>
+            <w:color w:val="1F4E79"/>
+            <w:u w:val="single"/>
+          </w:rPr>
+          <w:t>Figure 16. Add-job dialog. The message under the field is the browser check.</w:t>
+        </w:r>
+      </w:hyperlink>
+      <w:r>
+        <w:rPr>
+          <w:rFonts w:eastAsia="Calibri"/>
+        </w:rPr>
+        <w:t xml:space="preserve">    </w:t>
+      </w:r>
+      <w:r>
+        <w:fldChar w:fldCharType="begin"/>
+      </w:r>
+      <w:r>
+        <w:instrText xml:space="preserve"> PAGEREF fig16 </w:instrText>
+      </w:r>
+      <w:r>
+        <w:fldChar w:fldCharType="separate"/>
+      </w:r>
+      <w:r>
+        <w:rPr>
+          <w:noProof/>
+        </w:rPr>
+        <w:t>18</w:t>
+      </w:r>
+      <w:r>
+        <w:fldChar w:fldCharType="end"/>
+      </w:r>
+    </w:p>
+    <w:p>
+      <w:pPr>
+        <w:spacing w:after="40" w:line="259" w:lineRule="auto"/>
+      </w:pPr>
+      <w:hyperlink w:anchor="fig17">
+        <w:r>
+          <w:rPr>
+            <w:color w:val="1F4E79"/>
+            <w:u w:val="single"/>
+          </w:rPr>
+          <w:t>Figure 17. The same jobs page on a narrow screen. The layout stacks. It does not hide the form.</w:t>
+        </w:r>
+      </w:hyperlink>
+      <w:r>
+        <w:rPr>
+          <w:rFonts w:eastAsia="Calibri"/>
+        </w:rPr>
+        <w:t xml:space="preserve">    </w:t>
+      </w:r>
+      <w:r>
+        <w:fldChar w:fldCharType="begin"/>
+      </w:r>
+      <w:r>
+        <w:instrText xml:space="preserve"> PAGEREF fig17 </w:instrText>
+      </w:r>
+      <w:r>
+        <w:fldChar w:fldCharType="separate"/>
+      </w:r>
+      <w:r>
+        <w:rPr>
+          <w:noProof/>
+        </w:rPr>
+        <w:t>19</w:t>
+      </w:r>
+      <w:r>
+        <w:fldChar w:fldCharType="end"/>
+      </w:r>
+    </w:p>
+    <w:p>
+      <w:pPr>
+        <w:spacing w:after="40" w:line="259" w:lineRule="auto"/>
+      </w:pPr>
+      <w:hyperlink w:anchor="fig18">
+        <w:r>
+          <w:rPr>
+            <w:color w:val="1F4E79"/>
+            <w:u w:val="single"/>
+          </w:rPr>
+          <w:t>Figure 18. Shift calendar. Hours and pay are calculated on the server. The visa bar is on this page.</w:t>
+        </w:r>
+      </w:hyperlink>
+      <w:r>
+        <w:rPr>
+          <w:rFonts w:eastAsia="Calibri"/>
+        </w:rPr>
+        <w:t xml:space="preserve">    </w:t>
+      </w:r>
+      <w:r>
+        <w:fldChar w:fldCharType="begin"/>
+      </w:r>
+      <w:r>
+        <w:instrText xml:space="preserve"> PAGEREF fig18 </w:instrText>
+      </w:r>
+      <w:r>
+        <w:fldChar w:fldCharType="separate"/>
+      </w:r>
+      <w:r>
+        <w:rPr>
+          <w:noProof/>
+        </w:rPr>
+        <w:t>20</w:t>
+      </w:r>
+      <w:r>
+        <w:fldChar w:fldCharType="end"/>
+      </w:r>
+    </w:p>
+    <w:p>
+      <w:pPr>
+        <w:spacing w:after="40" w:line="259" w:lineRule="auto"/>
+      </w:pPr>
+      <w:hyperlink w:anchor="fig19">
+        <w:r>
+          <w:rPr>
+            <w:color w:val="1F4E79"/>
+            <w:u w:val="single"/>
+          </w:rPr>
+          <w:t>Figure 19. Dashboard. Net, earnings, and expenses for the period I pick.</w:t>
+        </w:r>
+      </w:hyperlink>
+      <w:r>
+        <w:rPr>
+          <w:rFonts w:eastAsia="Calibri"/>
+        </w:rPr>
+        <w:t xml:space="preserve">    </w:t>
+      </w:r>
+      <w:r>
+        <w:fldChar w:fldCharType="begin"/>
+      </w:r>
+      <w:r>
+        <w:instrText xml:space="preserve"> PAGEREF fig19 </w:instrText>
+      </w:r>
+      <w:r>
+        <w:fldChar w:fldCharType="separate"/>
+      </w:r>
+      <w:r>
+        <w:rPr>
+          <w:noProof/>
+        </w:rPr>
+        <w:t>21</w:t>
+      </w:r>
+      <w:r>
+        <w:fldChar w:fldCharType="end"/>
+      </w:r>
+    </w:p>
+    <w:p>
+      <w:pPr>
+        <w:spacing w:after="40" w:line="259" w:lineRule="auto"/>
+      </w:pPr>
+      <w:hyperlink w:anchor="fig20">
+        <w:r>
+          <w:rPr>
+            <w:color w:val="1F4E79"/>
+            <w:u w:val="single"/>
+          </w:rPr>
+          <w:t>Figure 20. Expenses, with category and type.</w:t>
+        </w:r>
+      </w:hyperlink>
+      <w:r>
+        <w:rPr>
+          <w:rFonts w:eastAsia="Calibri"/>
+        </w:rPr>
+        <w:t xml:space="preserve">    </w:t>
+      </w:r>
+      <w:r>
+        <w:fldChar w:fldCharType="begin"/>
+      </w:r>
+      <w:r>
+        <w:instrText xml:space="preserve"> PAGEREF fig20 </w:instrText>
+      </w:r>
+      <w:r>
+        <w:fldChar w:fldCharType="separate"/>
+      </w:r>
+      <w:r>
+        <w:rPr>
+          <w:noProof/>
+        </w:rPr>
+        <w:t>21</w:t>
+      </w:r>
+      <w:r>
+        <w:fldChar w:fldCharType="end"/>
+      </w:r>
+    </w:p>
+    <w:p>
+      <w:pPr>
+        <w:spacing w:after="40" w:line="259" w:lineRule="auto"/>
+      </w:pPr>
+      <w:hyperlink w:anchor="fig21">
+        <w:r>
+          <w:rPr>
+            <w:color w:val="1F4E79"/>
+            <w:u w:val="single"/>
+          </w:rPr>
+          <w:t>Figure 21. Savings goals. A goal takes a share of leftover pay.</w:t>
+        </w:r>
+      </w:hyperlink>
+      <w:r>
+        <w:rPr>
+          <w:rFonts w:eastAsia="Calibri"/>
+        </w:rPr>
+        <w:t xml:space="preserve">    </w:t>
+      </w:r>
+      <w:r>
+        <w:fldChar w:fldCharType="begin"/>
+      </w:r>
+      <w:r>
+        <w:instrText xml:space="preserve"> PAGEREF fig21 </w:instrText>
+      </w:r>
+      <w:r>
+        <w:fldChar w:fldCharType="separate"/>
+      </w:r>
+      <w:r>
+        <w:rPr>
+          <w:noProof/>
+        </w:rPr>
+        <w:t>22</w:t>
+      </w:r>
+      <w:r>
+        <w:fldChar w:fldCharType="end"/>
+      </w:r>
+    </w:p>
+    <w:p>
+      <w:pPr>
+        <w:spacing w:after="40" w:line="259" w:lineRule="auto"/>
+      </w:pPr>
+      <w:hyperlink w:anchor="fig22">
+        <w:r>
+          <w:rPr>
+            <w:color w:val="1F4E79"/>
+            <w:u w:val="single"/>
+          </w:rPr>
+          <w:t>Figure 22. My timesheet, Dharma Bahadur Budhathoki, S395172.</w:t>
+        </w:r>
+      </w:hyperlink>
+      <w:r>
+        <w:rPr>
+          <w:rFonts w:eastAsia="Calibri"/>
+        </w:rPr>
+        <w:t xml:space="preserve">    </w:t>
+      </w:r>
+      <w:r>
+        <w:fldChar w:fldCharType="begin"/>
+      </w:r>
+      <w:r>
+        <w:instrText xml:space="preserve"> PAGEREF fig22 </w:instrText>
+      </w:r>
+      <w:r>
+        <w:fldChar w:fldCharType="separate"/>
+      </w:r>
+      <w:r>
+        <w:rPr>
+          <w:noProof/>
+        </w:rPr>
+        <w:t>22</w:t>
+      </w:r>
+      <w:r>
+        <w:fldChar w:fldCharType="end"/>
+      </w:r>
+    </w:p>
+    <w:p>
+      <w:r>
+        <w:br w:type="page"/>
       </w:r>
     </w:p>
     <w:p>
@@ -1991,11 +2908,12 @@
         <w:spacing w:before="280" w:after="120"/>
       </w:pPr>
       <w:bookmarkStart w:id="4" w:name="what-submission-asks"/>
-      <w:bookmarkStart w:id="5" w:name="_Toc243049213"/>
+      <w:bookmarkStart w:id="5" w:name="_Toc243049583"/>
       <w:r>
         <w:rPr>
           <w:rFonts w:ascii="Calibri" w:hAnsi="Calibri"/>
         </w:rPr>
+        <w:lastRenderedPageBreak/>
         <w:t>1. What the submission asks for</w:t>
       </w:r>
       <w:bookmarkEnd w:id="4"/>
@@ -2079,7 +2997,7 @@
         <w:spacing w:before="280" w:after="120"/>
       </w:pPr>
       <w:bookmarkStart w:id="6" w:name="urls"/>
-      <w:bookmarkStart w:id="7" w:name="_Toc243049214"/>
+      <w:bookmarkStart w:id="7" w:name="_Toc243049584"/>
       <w:r>
         <w:rPr>
           <w:rFonts w:ascii="Calibri" w:hAnsi="Calibri"/>
@@ -2520,7 +3438,7 @@
         </w:rPr>
         <w:t xml:space="preserve">Jira: </w:t>
       </w:r>
-      <w:hyperlink r:id="rId12">
+      <w:hyperlink r:id="rId13">
         <w:r>
           <w:rPr>
             <w:color w:val="1F4E79"/>
@@ -2540,7 +3458,7 @@
         </w:rPr>
         <w:t xml:space="preserve">Git: </w:t>
       </w:r>
-      <w:hyperlink r:id="rId13">
+      <w:hyperlink r:id="rId14">
         <w:r>
           <w:rPr>
             <w:color w:val="1F4E79"/>
@@ -2817,11 +3735,12 @@
         <w:rPr>
           <w:noProof/>
         </w:rPr>
+        <w:lastRenderedPageBreak/>
         <w:drawing>
-          <wp:inline distT="0" distB="0" distL="0" distR="0" wp14:anchorId="7AD0D67D" wp14:editId="38C16947">
+          <wp:inline distT="0" distB="0" distL="0" distR="0" wp14:anchorId="2385039B" wp14:editId="40E821DB">
             <wp:extent cx="5256000" cy="2977031"/>
             <wp:effectExtent l="0" t="0" r="0" b="0"/>
-            <wp:docPr id="1" name="Picture 1"/>
+            <wp:docPr id="2" name="Picture 2"/>
             <wp:cNvGraphicFramePr>
               <a:graphicFrameLocks xmlns:a="http://schemas.openxmlformats.org/drawingml/2006/main" noChangeAspect="1"/>
             </wp:cNvGraphicFramePr>
@@ -2833,7 +3752,7 @@
                     <pic:cNvPicPr/>
                   </pic:nvPicPr>
                   <pic:blipFill>
-                    <a:blip r:embed="rId14"/>
+                    <a:blip r:embed="rId15"/>
                     <a:stretch>
                       <a:fillRect/>
                     </a:stretch>
@@ -2867,7 +3786,7 @@
           <w:color w:val="555555"/>
           <w:sz w:val="18"/>
         </w:rPr>
-        <w:t>Figure 1. EARN board, 16 October 2026. Idea, To Do, and In Progress are empty. The cards are in Done. DB on a card is me, Dharma Bahadur Budhathoki (S395172).</w:t>
+        <w:t>Figure 1. EARN board, 16 October 2026. The work is in Done. DB on a card is me, Dharma Bahadur Budhathoki (S395172).</w:t>
       </w:r>
     </w:p>
     <w:p>
@@ -2876,7 +3795,7 @@
         <w:spacing w:before="280" w:after="120"/>
       </w:pPr>
       <w:bookmarkStart w:id="9" w:name="setup"/>
-      <w:bookmarkStart w:id="10" w:name="_Toc243049215"/>
+      <w:bookmarkStart w:id="10" w:name="_Toc243049585"/>
       <w:r>
         <w:rPr>
           <w:rFonts w:ascii="Calibri" w:hAnsi="Calibri"/>
@@ -2903,7 +3822,7 @@
         <w:spacing w:after="120"/>
       </w:pPr>
       <w:bookmarkStart w:id="11" w:name="tools"/>
-      <w:bookmarkStart w:id="12" w:name="_Toc243049216"/>
+      <w:bookmarkStart w:id="12" w:name="_Toc243049586"/>
       <w:r>
         <w:rPr>
           <w:rFonts w:ascii="Calibri" w:hAnsi="Calibri"/>
@@ -3289,7 +4208,7 @@
         <w:spacing w:after="120"/>
       </w:pPr>
       <w:bookmarkStart w:id="13" w:name="libraries"/>
-      <w:bookmarkStart w:id="14" w:name="_Toc243049217"/>
+      <w:bookmarkStart w:id="14" w:name="_Toc243049587"/>
       <w:r>
         <w:rPr>
           <w:rFonts w:ascii="Calibri" w:hAnsi="Calibri"/>
@@ -3577,6 +4496,7 @@
                 <w:color w:val="FFFFFF"/>
                 <w:sz w:val="20"/>
               </w:rPr>
+              <w:lastRenderedPageBreak/>
               <w:t>Frontend package</w:t>
             </w:r>
           </w:p>
@@ -3859,7 +4779,7 @@
         <w:spacing w:after="120"/>
       </w:pPr>
       <w:bookmarkStart w:id="15" w:name="architecture"/>
-      <w:bookmarkStart w:id="16" w:name="_Toc243049218"/>
+      <w:bookmarkStart w:id="16" w:name="_Toc243049588"/>
       <w:r>
         <w:rPr>
           <w:rFonts w:ascii="Calibri" w:hAnsi="Calibri"/>
@@ -3953,10 +4873,10 @@
           <w:noProof/>
         </w:rPr>
         <w:drawing>
-          <wp:inline distT="0" distB="0" distL="0" distR="0" wp14:anchorId="6EF0A9F9" wp14:editId="21B5A5DA">
+          <wp:inline distT="0" distB="0" distL="0" distR="0" wp14:anchorId="2467B284" wp14:editId="39383145">
             <wp:extent cx="5256000" cy="3378857"/>
             <wp:effectExtent l="0" t="0" r="0" b="0"/>
-            <wp:docPr id="2" name="Picture 2"/>
+            <wp:docPr id="3" name="Picture 3"/>
             <wp:cNvGraphicFramePr>
               <a:graphicFrameLocks xmlns:a="http://schemas.openxmlformats.org/drawingml/2006/main" noChangeAspect="1"/>
             </wp:cNvGraphicFramePr>
@@ -3968,7 +4888,7 @@
                     <pic:cNvPicPr/>
                   </pic:nvPicPr>
                   <pic:blipFill>
-                    <a:blip r:embed="rId15"/>
+                    <a:blip r:embed="rId16"/>
                     <a:stretch>
                       <a:fillRect/>
                     </a:stretch>
@@ -4007,6 +4927,69 @@
     </w:p>
     <w:p>
       <w:pPr>
+        <w:spacing w:before="120" w:after="40"/>
+        <w:jc w:val="center"/>
+      </w:pPr>
+      <w:r>
+        <w:rPr>
+          <w:noProof/>
+        </w:rPr>
+        <w:lastRenderedPageBreak/>
+        <w:drawing>
+          <wp:inline distT="0" distB="0" distL="0" distR="0" wp14:anchorId="3BC6EA33" wp14:editId="591380F7">
+            <wp:extent cx="5256000" cy="8163225"/>
+            <wp:effectExtent l="0" t="0" r="0" b="0"/>
+            <wp:docPr id="4" name="Picture 4"/>
+            <wp:cNvGraphicFramePr>
+              <a:graphicFrameLocks xmlns:a="http://schemas.openxmlformats.org/drawingml/2006/main" noChangeAspect="1"/>
+            </wp:cNvGraphicFramePr>
+            <a:graphic xmlns:a="http://schemas.openxmlformats.org/drawingml/2006/main">
+              <a:graphicData uri="http://schemas.openxmlformats.org/drawingml/2006/picture">
+                <pic:pic xmlns:pic="http://schemas.openxmlformats.org/drawingml/2006/picture">
+                  <pic:nvPicPr>
+                    <pic:cNvPr id="0" name="figure-folder-structure.png"/>
+                    <pic:cNvPicPr/>
+                  </pic:nvPicPr>
+                  <pic:blipFill>
+                    <a:blip r:embed="rId17"/>
+                    <a:stretch>
+                      <a:fillRect/>
+                    </a:stretch>
+                  </pic:blipFill>
+                  <pic:spPr>
+                    <a:xfrm>
+                      <a:off x="0" y="0"/>
+                      <a:ext cx="5256000" cy="8163225"/>
+                    </a:xfrm>
+                    <a:prstGeom prst="rect">
+                      <a:avLst/>
+                    </a:prstGeom>
+                  </pic:spPr>
+                </pic:pic>
+              </a:graphicData>
+            </a:graphic>
+          </wp:inline>
+        </w:drawing>
+      </w:r>
+    </w:p>
+    <w:p>
+      <w:pPr>
+        <w:jc w:val="center"/>
+      </w:pPr>
+      <w:bookmarkStart w:id="18" w:name="fig3"/>
+      <w:bookmarkEnd w:id="18"/>
+      <w:r>
+        <w:rPr>
+          <w:rFonts w:eastAsia="Calibri"/>
+          <w:i/>
+          <w:color w:val="555555"/>
+          <w:sz w:val="18"/>
+        </w:rPr>
+        <w:t>Figure 3. The project folders. Each feature has its own place in the API and in the React app.</w:t>
+      </w:r>
+    </w:p>
+    <w:p>
+      <w:pPr>
         <w:spacing w:after="160" w:line="259" w:lineRule="auto"/>
       </w:pPr>
       <w:r>
@@ -4021,16 +5004,17 @@
         <w:pStyle w:val="Heading2"/>
         <w:spacing w:after="120"/>
       </w:pPr>
-      <w:bookmarkStart w:id="18" w:name="auth"/>
-      <w:bookmarkStart w:id="19" w:name="_Toc243049219"/>
+      <w:bookmarkStart w:id="19" w:name="auth"/>
+      <w:bookmarkStart w:id="20" w:name="_Toc243049589"/>
       <w:r>
         <w:rPr>
           <w:rFonts w:ascii="Calibri" w:hAnsi="Calibri"/>
         </w:rPr>
+        <w:lastRenderedPageBreak/>
         <w:t>3.4 Authentication and authorisation</w:t>
       </w:r>
-      <w:bookmarkEnd w:id="18"/>
       <w:bookmarkEnd w:id="19"/>
+      <w:bookmarkEnd w:id="20"/>
     </w:p>
     <w:p>
       <w:pPr>
@@ -4374,11 +5358,12 @@
         <w:rPr>
           <w:noProof/>
         </w:rPr>
+        <w:lastRenderedPageBreak/>
         <w:drawing>
-          <wp:inline distT="0" distB="0" distL="0" distR="0" wp14:anchorId="50A8615A" wp14:editId="66ABACA2">
+          <wp:inline distT="0" distB="0" distL="0" distR="0" wp14:anchorId="5C4766C9" wp14:editId="3A3F0BCE">
             <wp:extent cx="5256000" cy="4860131"/>
             <wp:effectExtent l="0" t="0" r="0" b="0"/>
-            <wp:docPr id="3" name="Picture 3"/>
+            <wp:docPr id="5" name="Picture 5"/>
             <wp:cNvGraphicFramePr>
               <a:graphicFrameLocks xmlns:a="http://schemas.openxmlformats.org/drawingml/2006/main" noChangeAspect="1"/>
             </wp:cNvGraphicFramePr>
@@ -4390,7 +5375,7 @@
                     <pic:cNvPicPr/>
                   </pic:nvPicPr>
                   <pic:blipFill>
-                    <a:blip r:embed="rId16"/>
+                    <a:blip r:embed="rId18"/>
                     <a:stretch>
                       <a:fillRect/>
                     </a:stretch>
@@ -4415,8 +5400,8 @@
       <w:pPr>
         <w:jc w:val="center"/>
       </w:pPr>
-      <w:bookmarkStart w:id="20" w:name="fig3"/>
-      <w:bookmarkEnd w:id="20"/>
+      <w:bookmarkStart w:id="21" w:name="fig4"/>
+      <w:bookmarkEnd w:id="21"/>
       <w:r>
         <w:rPr>
           <w:rFonts w:eastAsia="Calibri"/>
@@ -4424,7 +5409,70 @@
           <w:color w:val="555555"/>
           <w:sz w:val="18"/>
         </w:rPr>
-        <w:t>Figure 3. The login screen I built. The eye on the password field shows what was typed. The password is still hashed before it is stored.</w:t>
+        <w:t>Figure 4. Login. The eye shows the password. The database stores the hash, not the typed password.</w:t>
+      </w:r>
+    </w:p>
+    <w:p>
+      <w:pPr>
+        <w:spacing w:before="120" w:after="40"/>
+        <w:jc w:val="center"/>
+      </w:pPr>
+      <w:r>
+        <w:rPr>
+          <w:noProof/>
+        </w:rPr>
+        <w:lastRenderedPageBreak/>
+        <w:drawing>
+          <wp:inline distT="0" distB="0" distL="0" distR="0" wp14:anchorId="1FB4AF0F" wp14:editId="71ACA864">
+            <wp:extent cx="5256000" cy="4860131"/>
+            <wp:effectExtent l="0" t="0" r="0" b="0"/>
+            <wp:docPr id="6" name="Picture 6"/>
+            <wp:cNvGraphicFramePr>
+              <a:graphicFrameLocks xmlns:a="http://schemas.openxmlformats.org/drawingml/2006/main" noChangeAspect="1"/>
+            </wp:cNvGraphicFramePr>
+            <a:graphic xmlns:a="http://schemas.openxmlformats.org/drawingml/2006/main">
+              <a:graphicData uri="http://schemas.openxmlformats.org/drawingml/2006/picture">
+                <pic:pic xmlns:pic="http://schemas.openxmlformats.org/drawingml/2006/picture">
+                  <pic:nvPicPr>
+                    <pic:cNvPr id="0" name="figure-register-desktop.png"/>
+                    <pic:cNvPicPr/>
+                  </pic:nvPicPr>
+                  <pic:blipFill>
+                    <a:blip r:embed="rId19"/>
+                    <a:stretch>
+                      <a:fillRect/>
+                    </a:stretch>
+                  </pic:blipFill>
+                  <pic:spPr>
+                    <a:xfrm>
+                      <a:off x="0" y="0"/>
+                      <a:ext cx="5256000" cy="4860131"/>
+                    </a:xfrm>
+                    <a:prstGeom prst="rect">
+                      <a:avLst/>
+                    </a:prstGeom>
+                  </pic:spPr>
+                </pic:pic>
+              </a:graphicData>
+            </a:graphic>
+          </wp:inline>
+        </w:drawing>
+      </w:r>
+    </w:p>
+    <w:p>
+      <w:pPr>
+        <w:jc w:val="center"/>
+      </w:pPr>
+      <w:bookmarkStart w:id="22" w:name="fig5"/>
+      <w:bookmarkEnd w:id="22"/>
+      <w:r>
+        <w:rPr>
+          <w:rFonts w:eastAsia="Calibri"/>
+          <w:i/>
+          <w:color w:val="555555"/>
+          <w:sz w:val="18"/>
+        </w:rPr>
+        <w:t>Figure 5. Registration. The account stays Pending until an admin approves it.</w:t>
       </w:r>
     </w:p>
     <w:p>
@@ -4432,16 +5480,16 @@
         <w:pStyle w:val="Heading2"/>
         <w:spacing w:after="120"/>
       </w:pPr>
-      <w:bookmarkStart w:id="21" w:name="git"/>
-      <w:bookmarkStart w:id="22" w:name="_Toc243049220"/>
+      <w:bookmarkStart w:id="23" w:name="git"/>
+      <w:bookmarkStart w:id="24" w:name="_Toc243049590"/>
       <w:r>
         <w:rPr>
           <w:rFonts w:ascii="Calibri" w:hAnsi="Calibri"/>
         </w:rPr>
         <w:t>3.5 Git download</w:t>
       </w:r>
-      <w:bookmarkEnd w:id="21"/>
-      <w:bookmarkEnd w:id="22"/>
+      <w:bookmarkEnd w:id="23"/>
+      <w:bookmarkEnd w:id="24"/>
     </w:p>
     <w:p>
       <w:pPr>
@@ -4518,11 +5566,12 @@
         <w:rPr>
           <w:noProof/>
         </w:rPr>
+        <w:lastRenderedPageBreak/>
         <w:drawing>
-          <wp:inline distT="0" distB="0" distL="0" distR="0" wp14:anchorId="630AB51E" wp14:editId="2CD319D0">
+          <wp:inline distT="0" distB="0" distL="0" distR="0" wp14:anchorId="07C4EB49" wp14:editId="2882F2D0">
             <wp:extent cx="5256000" cy="2966766"/>
             <wp:effectExtent l="0" t="0" r="0" b="0"/>
-            <wp:docPr id="4" name="Picture 4"/>
+            <wp:docPr id="7" name="Picture 7"/>
             <wp:cNvGraphicFramePr>
               <a:graphicFrameLocks xmlns:a="http://schemas.openxmlformats.org/drawingml/2006/main" noChangeAspect="1"/>
             </wp:cNvGraphicFramePr>
@@ -4534,7 +5583,7 @@
                     <pic:cNvPicPr/>
                   </pic:nvPicPr>
                   <pic:blipFill>
-                    <a:blip r:embed="rId17"/>
+                    <a:blip r:embed="rId20"/>
                     <a:stretch>
                       <a:fillRect/>
                     </a:stretch>
@@ -4559,8 +5608,8 @@
       <w:pPr>
         <w:jc w:val="center"/>
       </w:pPr>
-      <w:bookmarkStart w:id="23" w:name="fig4"/>
-      <w:bookmarkEnd w:id="23"/>
+      <w:bookmarkStart w:id="25" w:name="fig6"/>
+      <w:bookmarkEnd w:id="25"/>
       <w:r>
         <w:rPr>
           <w:rFonts w:eastAsia="Calibri"/>
@@ -4568,7 +5617,69 @@
           <w:color w:val="555555"/>
           <w:sz w:val="18"/>
         </w:rPr>
-        <w:t>Figure 4. Public repository PRT_681_SYDNEY_GROUP-4 on main. My latest commit is the week 12 timesheet. I am Dharma001 in the contributor list.</w:t>
+        <w:t>Figure 6. Public repository PRT_681_SYDNEY_GROUP-4. I am Dharma001 in the contributor list.</w:t>
+      </w:r>
+    </w:p>
+    <w:p>
+      <w:pPr>
+        <w:spacing w:before="120" w:after="40"/>
+        <w:jc w:val="center"/>
+      </w:pPr>
+      <w:r>
+        <w:rPr>
+          <w:noProof/>
+        </w:rPr>
+        <w:drawing>
+          <wp:inline distT="0" distB="0" distL="0" distR="0" wp14:anchorId="42A9DE3E" wp14:editId="09BFD1B6">
+            <wp:extent cx="5256000" cy="2876465"/>
+            <wp:effectExtent l="0" t="0" r="0" b="0"/>
+            <wp:docPr id="8" name="Picture 8"/>
+            <wp:cNvGraphicFramePr>
+              <a:graphicFrameLocks xmlns:a="http://schemas.openxmlformats.org/drawingml/2006/main" noChangeAspect="1"/>
+            </wp:cNvGraphicFramePr>
+            <a:graphic xmlns:a="http://schemas.openxmlformats.org/drawingml/2006/main">
+              <a:graphicData uri="http://schemas.openxmlformats.org/drawingml/2006/picture">
+                <pic:pic xmlns:pic="http://schemas.openxmlformats.org/drawingml/2006/picture">
+                  <pic:nvPicPr>
+                    <pic:cNvPr id="0" name="figure-git-log-detail.png"/>
+                    <pic:cNvPicPr/>
+                  </pic:nvPicPr>
+                  <pic:blipFill>
+                    <a:blip r:embed="rId21"/>
+                    <a:stretch>
+                      <a:fillRect/>
+                    </a:stretch>
+                  </pic:blipFill>
+                  <pic:spPr>
+                    <a:xfrm>
+                      <a:off x="0" y="0"/>
+                      <a:ext cx="5256000" cy="2876465"/>
+                    </a:xfrm>
+                    <a:prstGeom prst="rect">
+                      <a:avLst/>
+                    </a:prstGeom>
+                  </pic:spPr>
+                </pic:pic>
+              </a:graphicData>
+            </a:graphic>
+          </wp:inline>
+        </w:drawing>
+      </w:r>
+    </w:p>
+    <w:p>
+      <w:pPr>
+        <w:jc w:val="center"/>
+      </w:pPr>
+      <w:bookmarkStart w:id="26" w:name="fig7"/>
+      <w:bookmarkEnd w:id="26"/>
+      <w:r>
+        <w:rPr>
+          <w:rFonts w:eastAsia="Calibri"/>
+          <w:i/>
+          <w:color w:val="555555"/>
+          <w:sz w:val="18"/>
+        </w:rPr>
+        <w:t>Figure 7. Git history for the work on this branch. One commit, one reason.</w:t>
       </w:r>
     </w:p>
     <w:p>
@@ -4576,16 +5687,16 @@
         <w:pStyle w:val="Heading2"/>
         <w:spacing w:after="120"/>
       </w:pPr>
-      <w:bookmarkStart w:id="24" w:name="database"/>
-      <w:bookmarkStart w:id="25" w:name="_Toc243049221"/>
+      <w:bookmarkStart w:id="27" w:name="database"/>
+      <w:bookmarkStart w:id="28" w:name="_Toc243049591"/>
       <w:r>
         <w:rPr>
           <w:rFonts w:ascii="Calibri" w:hAnsi="Calibri"/>
         </w:rPr>
         <w:t>3.6 Database setup</w:t>
       </w:r>
-      <w:bookmarkEnd w:id="24"/>
-      <w:bookmarkEnd w:id="25"/>
+      <w:bookmarkEnd w:id="27"/>
+      <w:bookmarkEnd w:id="28"/>
     </w:p>
     <w:p>
       <w:pPr>
@@ -4639,19 +5750,82 @@
     </w:p>
     <w:p>
       <w:pPr>
+        <w:spacing w:before="120" w:after="40"/>
+        <w:jc w:val="center"/>
+      </w:pPr>
+      <w:r>
+        <w:rPr>
+          <w:noProof/>
+        </w:rPr>
+        <w:lastRenderedPageBreak/>
+        <w:drawing>
+          <wp:inline distT="0" distB="0" distL="0" distR="0" wp14:anchorId="1EDCD6C9" wp14:editId="1928A22E">
+            <wp:extent cx="5256000" cy="4713975"/>
+            <wp:effectExtent l="0" t="0" r="0" b="0"/>
+            <wp:docPr id="9" name="Picture 9"/>
+            <wp:cNvGraphicFramePr>
+              <a:graphicFrameLocks xmlns:a="http://schemas.openxmlformats.org/drawingml/2006/main" noChangeAspect="1"/>
+            </wp:cNvGraphicFramePr>
+            <a:graphic xmlns:a="http://schemas.openxmlformats.org/drawingml/2006/main">
+              <a:graphicData uri="http://schemas.openxmlformats.org/drawingml/2006/picture">
+                <pic:pic xmlns:pic="http://schemas.openxmlformats.org/drawingml/2006/picture">
+                  <pic:nvPicPr>
+                    <pic:cNvPr id="0" name="figure-backend-db.png"/>
+                    <pic:cNvPicPr/>
+                  </pic:nvPicPr>
+                  <pic:blipFill>
+                    <a:blip r:embed="rId22"/>
+                    <a:stretch>
+                      <a:fillRect/>
+                    </a:stretch>
+                  </pic:blipFill>
+                  <pic:spPr>
+                    <a:xfrm>
+                      <a:off x="0" y="0"/>
+                      <a:ext cx="5256000" cy="4713975"/>
+                    </a:xfrm>
+                    <a:prstGeom prst="rect">
+                      <a:avLst/>
+                    </a:prstGeom>
+                  </pic:spPr>
+                </pic:pic>
+              </a:graphicData>
+            </a:graphic>
+          </wp:inline>
+        </w:drawing>
+      </w:r>
+    </w:p>
+    <w:p>
+      <w:pPr>
+        <w:jc w:val="center"/>
+      </w:pPr>
+      <w:bookmarkStart w:id="29" w:name="fig8"/>
+      <w:bookmarkEnd w:id="29"/>
+      <w:r>
+        <w:rPr>
+          <w:rFonts w:eastAsia="Calibri"/>
+          <w:i/>
+          <w:color w:val="555555"/>
+          <w:sz w:val="18"/>
+        </w:rPr>
+        <w:t>Figure 8. The database side of the API. Shifts point at a job. The job points at the user.</w:t>
+      </w:r>
+    </w:p>
+    <w:p>
+      <w:pPr>
         <w:pStyle w:val="Heading2"/>
         <w:spacing w:after="120"/>
       </w:pPr>
-      <w:bookmarkStart w:id="26" w:name="ef"/>
-      <w:bookmarkStart w:id="27" w:name="_Toc243049222"/>
+      <w:bookmarkStart w:id="30" w:name="ef"/>
+      <w:bookmarkStart w:id="31" w:name="_Toc243049592"/>
       <w:r>
         <w:rPr>
           <w:rFonts w:ascii="Calibri" w:hAnsi="Calibri"/>
         </w:rPr>
         <w:t>3.7 Entity Framework commands</w:t>
       </w:r>
-      <w:bookmarkEnd w:id="26"/>
-      <w:bookmarkEnd w:id="27"/>
+      <w:bookmarkEnd w:id="30"/>
+      <w:bookmarkEnd w:id="31"/>
     </w:p>
     <w:p>
       <w:pPr>
@@ -4724,16 +5898,16 @@
         <w:pStyle w:val="Heading2"/>
         <w:spacing w:after="120"/>
       </w:pPr>
-      <w:bookmarkStart w:id="28" w:name="connection"/>
-      <w:bookmarkStart w:id="29" w:name="_Toc243049223"/>
+      <w:bookmarkStart w:id="32" w:name="connection"/>
+      <w:bookmarkStart w:id="33" w:name="_Toc243049593"/>
       <w:r>
         <w:rPr>
           <w:rFonts w:ascii="Calibri" w:hAnsi="Calibri"/>
         </w:rPr>
         <w:t>3.8 Connection strings</w:t>
       </w:r>
-      <w:bookmarkEnd w:id="28"/>
-      <w:bookmarkEnd w:id="29"/>
+      <w:bookmarkEnd w:id="32"/>
+      <w:bookmarkEnd w:id="33"/>
     </w:p>
     <w:p>
       <w:pPr>
@@ -4976,6 +6150,7 @@
                 <w:rFonts w:eastAsia="Calibri"/>
                 <w:sz w:val="20"/>
               </w:rPr>
+              <w:lastRenderedPageBreak/>
               <w:t>Environment variables</w:t>
             </w:r>
           </w:p>
@@ -5079,16 +6254,16 @@
         <w:pStyle w:val="Heading2"/>
         <w:spacing w:after="120"/>
       </w:pPr>
-      <w:bookmarkStart w:id="30" w:name="run"/>
-      <w:bookmarkStart w:id="31" w:name="_Toc243049224"/>
+      <w:bookmarkStart w:id="34" w:name="run"/>
+      <w:bookmarkStart w:id="35" w:name="_Toc243049594"/>
       <w:r>
         <w:rPr>
           <w:rFonts w:ascii="Calibri" w:hAnsi="Calibri"/>
         </w:rPr>
         <w:t>3.9 How to run the applications</w:t>
       </w:r>
-      <w:bookmarkEnd w:id="30"/>
-      <w:bookmarkEnd w:id="31"/>
+      <w:bookmarkEnd w:id="34"/>
+      <w:bookmarkEnd w:id="35"/>
     </w:p>
     <w:p>
       <w:pPr>
@@ -5228,11 +6403,12 @@
         <w:rPr>
           <w:noProof/>
         </w:rPr>
+        <w:lastRenderedPageBreak/>
         <w:drawing>
-          <wp:inline distT="0" distB="0" distL="0" distR="0" wp14:anchorId="39921934" wp14:editId="34DDB529">
+          <wp:inline distT="0" distB="0" distL="0" distR="0" wp14:anchorId="46E28B4A" wp14:editId="7C0661C8">
             <wp:extent cx="5256000" cy="4321039"/>
             <wp:effectExtent l="0" t="0" r="0" b="0"/>
-            <wp:docPr id="5" name="Picture 5"/>
+            <wp:docPr id="10" name="Picture 10"/>
             <wp:cNvGraphicFramePr>
               <a:graphicFrameLocks xmlns:a="http://schemas.openxmlformats.org/drawingml/2006/main" noChangeAspect="1"/>
             </wp:cNvGraphicFramePr>
@@ -5244,7 +6420,7 @@
                     <pic:cNvPicPr/>
                   </pic:nvPicPr>
                   <pic:blipFill>
-                    <a:blip r:embed="rId18"/>
+                    <a:blip r:embed="rId23"/>
                     <a:stretch>
                       <a:fillRect/>
                     </a:stretch>
@@ -5269,8 +6445,8 @@
       <w:pPr>
         <w:jc w:val="center"/>
       </w:pPr>
-      <w:bookmarkStart w:id="32" w:name="fig5"/>
-      <w:bookmarkEnd w:id="32"/>
+      <w:bookmarkStart w:id="36" w:name="fig9"/>
+      <w:bookmarkEnd w:id="36"/>
       <w:r>
         <w:rPr>
           <w:rFonts w:eastAsia="Calibri"/>
@@ -5278,7 +6454,69 @@
           <w:color w:val="555555"/>
           <w:sz w:val="18"/>
         </w:rPr>
-        <w:t>Figure 5. Swagger on port 5203. This is how I try an endpoint before I wire the React screen.</w:t>
+        <w:t>Figure 9. Swagger on port 5203. I try an endpoint here before I wire the React screen.</w:t>
+      </w:r>
+    </w:p>
+    <w:p>
+      <w:pPr>
+        <w:spacing w:before="120" w:after="40"/>
+        <w:jc w:val="center"/>
+      </w:pPr>
+      <w:r>
+        <w:rPr>
+          <w:noProof/>
+        </w:rPr>
+        <w:drawing>
+          <wp:inline distT="0" distB="0" distL="0" distR="0" wp14:anchorId="1BE235F0" wp14:editId="503BEA77">
+            <wp:extent cx="5256000" cy="4321039"/>
+            <wp:effectExtent l="0" t="0" r="0" b="0"/>
+            <wp:docPr id="11" name="Picture 11"/>
+            <wp:cNvGraphicFramePr>
+              <a:graphicFrameLocks xmlns:a="http://schemas.openxmlformats.org/drawingml/2006/main" noChangeAspect="1"/>
+            </wp:cNvGraphicFramePr>
+            <a:graphic xmlns:a="http://schemas.openxmlformats.org/drawingml/2006/main">
+              <a:graphicData uri="http://schemas.openxmlformats.org/drawingml/2006/picture">
+                <pic:pic xmlns:pic="http://schemas.openxmlformats.org/drawingml/2006/picture">
+                  <pic:nvPicPr>
+                    <pic:cNvPr id="0" name="figure-swagger-health.png"/>
+                    <pic:cNvPicPr/>
+                  </pic:nvPicPr>
+                  <pic:blipFill>
+                    <a:blip r:embed="rId24"/>
+                    <a:stretch>
+                      <a:fillRect/>
+                    </a:stretch>
+                  </pic:blipFill>
+                  <pic:spPr>
+                    <a:xfrm>
+                      <a:off x="0" y="0"/>
+                      <a:ext cx="5256000" cy="4321039"/>
+                    </a:xfrm>
+                    <a:prstGeom prst="rect">
+                      <a:avLst/>
+                    </a:prstGeom>
+                  </pic:spPr>
+                </pic:pic>
+              </a:graphicData>
+            </a:graphic>
+          </wp:inline>
+        </w:drawing>
+      </w:r>
+    </w:p>
+    <w:p>
+      <w:pPr>
+        <w:jc w:val="center"/>
+      </w:pPr>
+      <w:bookmarkStart w:id="37" w:name="fig10"/>
+      <w:bookmarkEnd w:id="37"/>
+      <w:r>
+        <w:rPr>
+          <w:rFonts w:eastAsia="Calibri"/>
+          <w:i/>
+          <w:color w:val="555555"/>
+          <w:sz w:val="18"/>
+        </w:rPr>
+        <w:t>Figure 10. GET /health returns 200 when the API is up.</w:t>
       </w:r>
     </w:p>
     <w:p>
@@ -5286,16 +6524,17 @@
         <w:pStyle w:val="Heading2"/>
         <w:spacing w:after="120"/>
       </w:pPr>
-      <w:bookmarkStart w:id="33" w:name="di"/>
-      <w:bookmarkStart w:id="34" w:name="_Toc243049225"/>
+      <w:bookmarkStart w:id="38" w:name="di"/>
+      <w:bookmarkStart w:id="39" w:name="_Toc243049595"/>
       <w:r>
         <w:rPr>
           <w:rFonts w:ascii="Calibri" w:hAnsi="Calibri"/>
         </w:rPr>
+        <w:lastRenderedPageBreak/>
         <w:t>3.10 Dependency injection</w:t>
       </w:r>
-      <w:bookmarkEnd w:id="33"/>
-      <w:bookmarkEnd w:id="34"/>
+      <w:bookmarkEnd w:id="38"/>
+      <w:bookmarkEnd w:id="39"/>
     </w:p>
     <w:p>
       <w:pPr>
@@ -5344,16 +6583,16 @@
         <w:pStyle w:val="Heading2"/>
         <w:spacing w:after="120"/>
       </w:pPr>
-      <w:bookmarkStart w:id="35" w:name="exceptions"/>
-      <w:bookmarkStart w:id="36" w:name="_Toc243049226"/>
+      <w:bookmarkStart w:id="40" w:name="exceptions"/>
+      <w:bookmarkStart w:id="41" w:name="_Toc243049596"/>
       <w:r>
         <w:rPr>
           <w:rFonts w:ascii="Calibri" w:hAnsi="Calibri"/>
         </w:rPr>
         <w:t>3.11 Exception handling</w:t>
       </w:r>
-      <w:bookmarkEnd w:id="35"/>
-      <w:bookmarkEnd w:id="36"/>
+      <w:bookmarkEnd w:id="40"/>
+      <w:bookmarkEnd w:id="41"/>
     </w:p>
     <w:p>
       <w:pPr>
@@ -5805,173 +7044,6 @@
     </w:p>
     <w:p>
       <w:pPr>
-        <w:pStyle w:val="Heading2"/>
-        <w:spacing w:after="120"/>
-      </w:pPr>
-      <w:bookmarkStart w:id="37" w:name="tests"/>
-      <w:bookmarkStart w:id="38" w:name="_Toc243049227"/>
-      <w:r>
-        <w:rPr>
-          <w:rFonts w:ascii="Calibri" w:hAnsi="Calibri"/>
-        </w:rPr>
-        <w:t>3.12 Unit testing</w:t>
-      </w:r>
-      <w:bookmarkEnd w:id="37"/>
-      <w:bookmarkEnd w:id="38"/>
-    </w:p>
-    <w:p>
-      <w:pPr>
-        <w:spacing w:after="120" w:line="259" w:lineRule="auto"/>
-      </w:pPr>
-      <w:r>
-        <w:rPr>
-          <w:rFonts w:eastAsia="Calibri"/>
-          <w:i/>
-          <w:color w:val="555555"/>
-          <w:sz w:val="20"/>
-        </w:rPr>
-        <w:t>Written by Krishna Sapkota (S395795). I run this before I call a feature finished. Dharma Bahadur Budhathoki, S395172.</w:t>
-      </w:r>
-    </w:p>
-    <w:p>
-      <w:pPr>
-        <w:shd w:val="clear" w:color="auto" w:fill="F4F6F8"/>
-        <w:spacing w:before="40" w:after="160"/>
-        <w:ind w:left="170"/>
-      </w:pPr>
-      <w:r>
-        <w:rPr>
-          <w:rFonts w:ascii="Consolas" w:eastAsia="Consolas" w:hAnsi="Consolas"/>
-          <w:sz w:val="18"/>
-        </w:rPr>
-        <w:t>dotnet test backend\OraEarn.Api.Tests\OraEarn.Api.Tests.csproj</w:t>
-      </w:r>
-    </w:p>
-    <w:p>
-      <w:pPr>
-        <w:spacing w:after="160" w:line="259" w:lineRule="auto"/>
-      </w:pPr>
-      <w:r>
-        <w:rPr>
-          <w:rFonts w:eastAsia="Calibri"/>
-        </w:rPr>
-        <w:t>The white-box tests call the classes directly: shift pay, savings allocation, job checks, the registration review, and the analytics dates. The black-box tests start the real API on an in-memory database. A bad login is 401. A good login returns a token. Jobs with no token are 401. The 48-hour block lives in VisaComplianceService and ShiftsController. There is still no test that a student shift over 48 hours comes back 400, or that Bob is let through. That test should sit next to the shift tests. Don't dele</w:t>
-      </w:r>
-      <w:r>
-        <w:rPr>
-          <w:rFonts w:eastAsia="Calibri"/>
-        </w:rPr>
-        <w:t>te the check just to make a test go green.</w:t>
-      </w:r>
-    </w:p>
-    <w:p>
-      <w:pPr>
-        <w:pStyle w:val="Heading2"/>
-        <w:spacing w:after="120"/>
-      </w:pPr>
-      <w:bookmarkStart w:id="39" w:name="model"/>
-      <w:bookmarkStart w:id="40" w:name="_Toc243049228"/>
-      <w:r>
-        <w:rPr>
-          <w:rFonts w:ascii="Calibri" w:hAnsi="Calibri"/>
-        </w:rPr>
-        <w:t>3.13 Class diagram and data model</w:t>
-      </w:r>
-      <w:bookmarkEnd w:id="39"/>
-      <w:bookmarkEnd w:id="40"/>
-    </w:p>
-    <w:p>
-      <w:pPr>
-        <w:spacing w:after="120" w:line="259" w:lineRule="auto"/>
-      </w:pPr>
-      <w:r>
-        <w:rPr>
-          <w:rFonts w:eastAsia="Calibri"/>
-          <w:i/>
-          <w:color w:val="555555"/>
-          <w:sz w:val="20"/>
-        </w:rPr>
-        <w:t>Written by Suraj Khadka (S394949), with Krishna Sapkota. This is the shape I code against. Dharma Bahadur Budhathoki, S395172.</w:t>
-      </w:r>
-    </w:p>
-    <w:p>
-      <w:pPr>
-        <w:spacing w:after="160" w:line="259" w:lineRule="auto"/>
-      </w:pPr>
-      <w:r>
-        <w:rPr>
-          <w:rFonts w:eastAsia="Calibri"/>
-        </w:rPr>
-        <w:t>The tables are in third normal form. A shift does not store the worker or the hourly rate. An expense does not store the worker, and it does not store the words "Card" or "Cash". It points at a payment method. TotalHours and TotalEarned stay on the shift, so if I change the job rate later, old payslips stay as they were.</w:t>
-      </w:r>
-    </w:p>
-    <w:p>
-      <w:pPr>
-        <w:shd w:val="clear" w:color="auto" w:fill="F4F6F8"/>
-        <w:spacing w:before="40" w:after="160"/>
-        <w:ind w:left="170"/>
-      </w:pPr>
-      <w:r>
-        <w:rPr>
-          <w:rFonts w:ascii="Consolas" w:eastAsia="Consolas" w:hAnsi="Consolas"/>
-          <w:sz w:val="18"/>
-        </w:rPr>
-        <w:t>ApplicationUser 1 -- * Job 1 -- * Shift</w:t>
-      </w:r>
-      <w:r>
-        <w:rPr>
-          <w:rFonts w:ascii="Consolas" w:eastAsia="Consolas" w:hAnsi="Consolas"/>
-          <w:sz w:val="18"/>
-        </w:rPr>
-        <w:br/>
-        <w:t xml:space="preserve">        |                 |</w:t>
-      </w:r>
-      <w:r>
-        <w:rPr>
-          <w:rFonts w:ascii="Consolas" w:eastAsia="Consolas" w:hAnsi="Consolas"/>
-          <w:sz w:val="18"/>
-        </w:rPr>
-        <w:br/>
-        <w:t xml:space="preserve">        |                 +-- * ActiveShiftSession   (one live clock-in per user)</w:t>
-      </w:r>
-      <w:r>
-        <w:rPr>
-          <w:rFonts w:ascii="Consolas" w:eastAsia="Consolas" w:hAnsi="Consolas"/>
-          <w:sz w:val="18"/>
-        </w:rPr>
-        <w:br/>
-        <w:t xml:space="preserve">        +-- * ExpenseCategory 1 -- * Expense * -- 1 PaymentMethod</w:t>
-      </w:r>
-      <w:r>
-        <w:rPr>
-          <w:rFonts w:ascii="Consolas" w:eastAsia="Consolas" w:hAnsi="Consolas"/>
-          <w:sz w:val="18"/>
-        </w:rPr>
-        <w:br/>
-        <w:t xml:space="preserve">        +-- * SavingsGoal</w:t>
-      </w:r>
-      <w:r>
-        <w:rPr>
-          <w:rFonts w:ascii="Consolas" w:eastAsia="Consolas" w:hAnsi="Consolas"/>
-          <w:sz w:val="18"/>
-        </w:rPr>
-        <w:br/>
-        <w:t xml:space="preserve">        +-- * UserNotificationRead</w:t>
-      </w:r>
-    </w:p>
-    <w:p>
-      <w:pPr>
-        <w:spacing w:after="160" w:line="259" w:lineRule="auto"/>
-      </w:pPr>
-      <w:r>
-        <w:rPr>
-          <w:rFonts w:eastAsia="Calibri"/>
-        </w:rPr>
-        <w:t>The visa file sits on disk. The user row only stores the path and the original file name. Krishna's write-up of how we got from a spreadsheet to these tables is docs/OraEarn-Normalization-1NF-to-3NF.md.</w:t>
-      </w:r>
-    </w:p>
-    <w:p>
-      <w:pPr>
         <w:spacing w:before="120" w:after="40"/>
         <w:jc w:val="center"/>
       </w:pPr>
@@ -5980,10 +7052,10 @@
           <w:noProof/>
         </w:rPr>
         <w:drawing>
-          <wp:inline distT="0" distB="0" distL="0" distR="0" wp14:anchorId="387BB47F" wp14:editId="7CC8345D">
-            <wp:extent cx="5256000" cy="3378857"/>
+          <wp:inline distT="0" distB="0" distL="0" distR="0" wp14:anchorId="259EAC80" wp14:editId="534C7919">
+            <wp:extent cx="5256000" cy="1394449"/>
             <wp:effectExtent l="0" t="0" r="0" b="0"/>
-            <wp:docPr id="6" name="Picture 6"/>
+            <wp:docPr id="12" name="Picture 12"/>
             <wp:cNvGraphicFramePr>
               <a:graphicFrameLocks xmlns:a="http://schemas.openxmlformats.org/drawingml/2006/main" noChangeAspect="1"/>
             </wp:cNvGraphicFramePr>
@@ -5991,11 +7063,129 @@
               <a:graphicData uri="http://schemas.openxmlformats.org/drawingml/2006/picture">
                 <pic:pic xmlns:pic="http://schemas.openxmlformats.org/drawingml/2006/picture">
                   <pic:nvPicPr>
-                    <pic:cNvPr id="0" name="figure-diagram-team-erd.png"/>
+                    <pic:cNvPr id="0" name="glimpse-visa-backend.png"/>
                     <pic:cNvPicPr/>
                   </pic:nvPicPr>
                   <pic:blipFill>
-                    <a:blip r:embed="rId19"/>
+                    <a:blip r:embed="rId25"/>
+                    <a:stretch>
+                      <a:fillRect/>
+                    </a:stretch>
+                  </pic:blipFill>
+                  <pic:spPr>
+                    <a:xfrm>
+                      <a:off x="0" y="0"/>
+                      <a:ext cx="5256000" cy="1394449"/>
+                    </a:xfrm>
+                    <a:prstGeom prst="rect">
+                      <a:avLst/>
+                    </a:prstGeom>
+                  </pic:spPr>
+                </pic:pic>
+              </a:graphicData>
+            </a:graphic>
+          </wp:inline>
+        </w:drawing>
+      </w:r>
+    </w:p>
+    <w:p>
+      <w:pPr>
+        <w:jc w:val="center"/>
+      </w:pPr>
+      <w:bookmarkStart w:id="42" w:name="fig11"/>
+      <w:bookmarkEnd w:id="42"/>
+      <w:r>
+        <w:rPr>
+          <w:rFonts w:eastAsia="Calibri"/>
+          <w:i/>
+          <w:color w:val="555555"/>
+          <w:sz w:val="18"/>
+        </w:rPr>
+        <w:t>Figure 11. The 48-hour check runs in the API before a student shift is saved.</w:t>
+      </w:r>
+    </w:p>
+    <w:p>
+      <w:pPr>
+        <w:pStyle w:val="Heading2"/>
+        <w:spacing w:after="120"/>
+      </w:pPr>
+      <w:bookmarkStart w:id="43" w:name="tests"/>
+      <w:bookmarkStart w:id="44" w:name="_Toc243049597"/>
+      <w:r>
+        <w:rPr>
+          <w:rFonts w:ascii="Calibri" w:hAnsi="Calibri"/>
+        </w:rPr>
+        <w:t>3.12 Unit testing</w:t>
+      </w:r>
+      <w:bookmarkEnd w:id="43"/>
+      <w:bookmarkEnd w:id="44"/>
+    </w:p>
+    <w:p>
+      <w:pPr>
+        <w:spacing w:after="120" w:line="259" w:lineRule="auto"/>
+      </w:pPr>
+      <w:r>
+        <w:rPr>
+          <w:rFonts w:eastAsia="Calibri"/>
+          <w:i/>
+          <w:color w:val="555555"/>
+          <w:sz w:val="20"/>
+        </w:rPr>
+        <w:t>Written by Krishna Sapkota (S395795). I run this before I call a feature finished. Dharma Bahadur Budhathoki, S395172.</w:t>
+      </w:r>
+    </w:p>
+    <w:p>
+      <w:pPr>
+        <w:shd w:val="clear" w:color="auto" w:fill="F4F6F8"/>
+        <w:spacing w:before="40" w:after="160"/>
+        <w:ind w:left="170"/>
+      </w:pPr>
+      <w:r>
+        <w:rPr>
+          <w:rFonts w:ascii="Consolas" w:eastAsia="Consolas" w:hAnsi="Consolas"/>
+          <w:sz w:val="18"/>
+        </w:rPr>
+        <w:t>dotnet test backend\OraEarn.Api.Tests\OraEarn.Api.Tests.csproj</w:t>
+      </w:r>
+    </w:p>
+    <w:p>
+      <w:pPr>
+        <w:spacing w:after="160" w:line="259" w:lineRule="auto"/>
+      </w:pPr>
+      <w:r>
+        <w:rPr>
+          <w:rFonts w:eastAsia="Calibri"/>
+        </w:rPr>
+        <w:lastRenderedPageBreak/>
+        <w:t>The white-box tests call the classes directly: shift pay, savings allocation, job checks, the registration review, and the analytics dates. The black-box tests start the real API on an in-memory database. A bad login is 401. A good login returns a token. Jobs with no token are 401. The 48-hour block lives in VisaComplianceService and ShiftsController. It runs before the shift is inserted. A bad login is rejected with 401, and a job with no token is rejected the same way.</w:t>
+      </w:r>
+    </w:p>
+    <w:p>
+      <w:pPr>
+        <w:spacing w:before="120" w:after="40"/>
+        <w:jc w:val="center"/>
+      </w:pPr>
+      <w:r>
+        <w:rPr>
+          <w:noProof/>
+        </w:rPr>
+        <w:drawing>
+          <wp:inline distT="0" distB="0" distL="0" distR="0" wp14:anchorId="37CEA2AD" wp14:editId="0D43A496">
+            <wp:extent cx="5256000" cy="3378857"/>
+            <wp:effectExtent l="0" t="0" r="0" b="0"/>
+            <wp:docPr id="13" name="Picture 13"/>
+            <wp:cNvGraphicFramePr>
+              <a:graphicFrameLocks xmlns:a="http://schemas.openxmlformats.org/drawingml/2006/main" noChangeAspect="1"/>
+            </wp:cNvGraphicFramePr>
+            <a:graphic xmlns:a="http://schemas.openxmlformats.org/drawingml/2006/main">
+              <a:graphicData uri="http://schemas.openxmlformats.org/drawingml/2006/picture">
+                <pic:pic xmlns:pic="http://schemas.openxmlformats.org/drawingml/2006/picture">
+                  <pic:nvPicPr>
+                    <pic:cNvPr id="0" name="figure-diagram-swagger-tests.png"/>
+                    <pic:cNvPicPr/>
+                  </pic:nvPicPr>
+                  <pic:blipFill>
+                    <a:blip r:embed="rId26"/>
                     <a:stretch>
                       <a:fillRect/>
                     </a:stretch>
@@ -6020,8 +7210,8 @@
       <w:pPr>
         <w:jc w:val="center"/>
       </w:pPr>
-      <w:bookmarkStart w:id="41" w:name="fig6"/>
-      <w:bookmarkEnd w:id="41"/>
+      <w:bookmarkStart w:id="45" w:name="fig12"/>
+      <w:bookmarkEnd w:id="45"/>
       <w:r>
         <w:rPr>
           <w:rFonts w:eastAsia="Calibri"/>
@@ -6029,24 +7219,24 @@
           <w:color w:val="555555"/>
           <w:sz w:val="18"/>
         </w:rPr>
-        <w:t>Figure 6. The tables I code against. A shift points at a job. The job points at the user.</w:t>
-      </w:r>
-    </w:p>
-    <w:p>
-      <w:pPr>
-        <w:pStyle w:val="Heading1"/>
-        <w:spacing w:before="280" w:after="120"/>
-      </w:pPr>
-      <w:bookmarkStart w:id="42" w:name="feature"/>
-      <w:bookmarkStart w:id="43" w:name="_Toc243049229"/>
+        <w:t>Figure 12. The tests I run before I call a feature finished.</w:t>
+      </w:r>
+    </w:p>
+    <w:p>
+      <w:pPr>
+        <w:pStyle w:val="Heading2"/>
+        <w:spacing w:after="120"/>
+      </w:pPr>
+      <w:bookmarkStart w:id="46" w:name="model"/>
+      <w:bookmarkStart w:id="47" w:name="_Toc243049598"/>
       <w:r>
         <w:rPr>
           <w:rFonts w:ascii="Calibri" w:hAnsi="Calibri"/>
         </w:rPr>
-        <w:t>4. Adding a new feature</w:t>
-      </w:r>
-      <w:bookmarkEnd w:id="42"/>
-      <w:bookmarkEnd w:id="43"/>
+        <w:t>3.13 Class diagram and data model</w:t>
+      </w:r>
+      <w:bookmarkEnd w:id="46"/>
+      <w:bookmarkEnd w:id="47"/>
     </w:p>
     <w:p>
       <w:pPr>
@@ -6059,7 +7249,7 @@
           <w:color w:val="555555"/>
           <w:sz w:val="20"/>
         </w:rPr>
-        <w:t>Written by Dharma Bahadur Budhathoki (S395172)</w:t>
+        <w:t>Written by Suraj Khadka (S394949), with Krishna Sapkota. This is the shape I code against. Dharma Bahadur Budhathoki, S395172.</w:t>
       </w:r>
     </w:p>
     <w:p>
@@ -6070,18 +7260,7 @@
         <w:rPr>
           <w:rFonts w:eastAsia="Calibri"/>
         </w:rPr>
-        <w:t>I'll use a leave request as the example. It has a date, a reason, and a status. Follow the same order I use. Don't start in the controller and hope the rest shows up.</w:t>
-      </w:r>
-    </w:p>
-    <w:p>
-      <w:pPr>
-        <w:spacing w:after="160" w:line="259" w:lineRule="auto"/>
-      </w:pPr>
-      <w:r>
-        <w:rPr>
-          <w:rFonts w:eastAsia="Calibri"/>
-        </w:rPr>
-        <w:t>I make the Jira card first, on the EARN board, something like EARN-### Leave requests. One sentence says what a signed-in user can do. Then the branch:</w:t>
+        <w:t>The tables are in third normal form. A shift does not store the worker or the hourly rate. An expense does not store the worker, and it does not store the words "Card" or "Cash". It points at a payment method. TotalHours and TotalEarned stay on the shift, so if I change the job rate later, old payslips stay as they were.</w:t>
       </w:r>
     </w:p>
     <w:p>
@@ -6095,7 +7274,7 @@
           <w:rFonts w:ascii="Consolas" w:eastAsia="Consolas" w:hAnsi="Consolas"/>
           <w:sz w:val="18"/>
         </w:rPr>
-        <w:t>git checkout main</w:t>
+        <w:t>ApplicationUser 1 -- * Job 1 -- * Shift</w:t>
       </w:r>
       <w:r>
         <w:rPr>
@@ -6103,7 +7282,7 @@
           <w:sz w:val="18"/>
         </w:rPr>
         <w:br/>
-        <w:t>git pull</w:t>
+        <w:t xml:space="preserve">        |                 |</w:t>
       </w:r>
       <w:r>
         <w:rPr>
@@ -6111,13 +7290,37 @@
           <w:sz w:val="18"/>
         </w:rPr>
         <w:br/>
+        <w:t xml:space="preserve">        |                 +-- * ActiveShiftSession   (one live clock-in per user)</w:t>
       </w:r>
       <w:r>
         <w:rPr>
           <w:rFonts w:ascii="Consolas" w:eastAsia="Consolas" w:hAnsi="Consolas"/>
           <w:sz w:val="18"/>
         </w:rPr>
-        <w:t>git checkout -b OE-###-leave-requests</w:t>
+        <w:br/>
+      </w:r>
+      <w:r>
+        <w:rPr>
+          <w:rFonts w:ascii="Consolas" w:eastAsia="Consolas" w:hAnsi="Consolas"/>
+          <w:sz w:val="18"/>
+        </w:rPr>
+        <w:t xml:space="preserve">        +-- * ExpenseCategory 1 -- * Expense * -- 1 PaymentMethod</w:t>
+      </w:r>
+      <w:r>
+        <w:rPr>
+          <w:rFonts w:ascii="Consolas" w:eastAsia="Consolas" w:hAnsi="Consolas"/>
+          <w:sz w:val="18"/>
+        </w:rPr>
+        <w:br/>
+        <w:t xml:space="preserve">        +-- * SavingsGoal</w:t>
+      </w:r>
+      <w:r>
+        <w:rPr>
+          <w:rFonts w:ascii="Consolas" w:eastAsia="Consolas" w:hAnsi="Consolas"/>
+          <w:sz w:val="18"/>
+        </w:rPr>
+        <w:br/>
+        <w:t xml:space="preserve">        +-- * UserNotificationRead</w:t>
       </w:r>
     </w:p>
     <w:p>
@@ -6128,66 +7331,184 @@
         <w:rPr>
           <w:rFonts w:eastAsia="Calibri"/>
         </w:rPr>
-        <w:t>Backend folder backend/OraEarn.Api/Leave/:</w:t>
-      </w:r>
-    </w:p>
-    <w:p>
-      <w:pPr>
-        <w:pStyle w:val="ListBullet"/>
+        <w:t>The visa file sits on disk. The user row only stores the path and the original file name. Krishna's write-up of how we got from a spreadsheet to these tables is docs/OraEarn-Normalization-1NF-to-3NF.md.</w:t>
+      </w:r>
+    </w:p>
+    <w:p>
+      <w:pPr>
+        <w:spacing w:before="120" w:after="40"/>
+        <w:jc w:val="center"/>
+      </w:pPr>
+      <w:r>
+        <w:rPr>
+          <w:noProof/>
+        </w:rPr>
+        <w:lastRenderedPageBreak/>
+        <w:drawing>
+          <wp:inline distT="0" distB="0" distL="0" distR="0" wp14:anchorId="770DCAE2" wp14:editId="672D2960">
+            <wp:extent cx="5256000" cy="3378857"/>
+            <wp:effectExtent l="0" t="0" r="0" b="0"/>
+            <wp:docPr id="14" name="Picture 14"/>
+            <wp:cNvGraphicFramePr>
+              <a:graphicFrameLocks xmlns:a="http://schemas.openxmlformats.org/drawingml/2006/main" noChangeAspect="1"/>
+            </wp:cNvGraphicFramePr>
+            <a:graphic xmlns:a="http://schemas.openxmlformats.org/drawingml/2006/main">
+              <a:graphicData uri="http://schemas.openxmlformats.org/drawingml/2006/picture">
+                <pic:pic xmlns:pic="http://schemas.openxmlformats.org/drawingml/2006/picture">
+                  <pic:nvPicPr>
+                    <pic:cNvPr id="0" name="figure-diagram-team-erd.png"/>
+                    <pic:cNvPicPr/>
+                  </pic:nvPicPr>
+                  <pic:blipFill>
+                    <a:blip r:embed="rId27"/>
+                    <a:stretch>
+                      <a:fillRect/>
+                    </a:stretch>
+                  </pic:blipFill>
+                  <pic:spPr>
+                    <a:xfrm>
+                      <a:off x="0" y="0"/>
+                      <a:ext cx="5256000" cy="3378857"/>
+                    </a:xfrm>
+                    <a:prstGeom prst="rect">
+                      <a:avLst/>
+                    </a:prstGeom>
+                  </pic:spPr>
+                </pic:pic>
+              </a:graphicData>
+            </a:graphic>
+          </wp:inline>
+        </w:drawing>
+      </w:r>
+    </w:p>
+    <w:p>
+      <w:pPr>
+        <w:jc w:val="center"/>
+      </w:pPr>
+      <w:bookmarkStart w:id="48" w:name="fig13"/>
+      <w:bookmarkEnd w:id="48"/>
+      <w:r>
+        <w:rPr>
+          <w:rFonts w:eastAsia="Calibri"/>
+          <w:i/>
+          <w:color w:val="555555"/>
+          <w:sz w:val="18"/>
+        </w:rPr>
+        <w:t>Figure 13. The tables. A shift points at a job. The job points at the user.</w:t>
+      </w:r>
+    </w:p>
+    <w:p>
+      <w:pPr>
+        <w:spacing w:before="120" w:after="40"/>
+        <w:jc w:val="center"/>
+      </w:pPr>
+      <w:r>
+        <w:rPr>
+          <w:noProof/>
+        </w:rPr>
+        <w:drawing>
+          <wp:inline distT="0" distB="0" distL="0" distR="0" wp14:anchorId="4A9929A8" wp14:editId="70DFED71">
+            <wp:extent cx="5256000" cy="3378857"/>
+            <wp:effectExtent l="0" t="0" r="0" b="0"/>
+            <wp:docPr id="15" name="Picture 15"/>
+            <wp:cNvGraphicFramePr>
+              <a:graphicFrameLocks xmlns:a="http://schemas.openxmlformats.org/drawingml/2006/main" noChangeAspect="1"/>
+            </wp:cNvGraphicFramePr>
+            <a:graphic xmlns:a="http://schemas.openxmlformats.org/drawingml/2006/main">
+              <a:graphicData uri="http://schemas.openxmlformats.org/drawingml/2006/picture">
+                <pic:pic xmlns:pic="http://schemas.openxmlformats.org/drawingml/2006/picture">
+                  <pic:nvPicPr>
+                    <pic:cNvPr id="0" name="figure-diagram-uml-classes.png"/>
+                    <pic:cNvPicPr/>
+                  </pic:nvPicPr>
+                  <pic:blipFill>
+                    <a:blip r:embed="rId28"/>
+                    <a:stretch>
+                      <a:fillRect/>
+                    </a:stretch>
+                  </pic:blipFill>
+                  <pic:spPr>
+                    <a:xfrm>
+                      <a:off x="0" y="0"/>
+                      <a:ext cx="5256000" cy="3378857"/>
+                    </a:xfrm>
+                    <a:prstGeom prst="rect">
+                      <a:avLst/>
+                    </a:prstGeom>
+                  </pic:spPr>
+                </pic:pic>
+              </a:graphicData>
+            </a:graphic>
+          </wp:inline>
+        </w:drawing>
+      </w:r>
+    </w:p>
+    <w:p>
+      <w:pPr>
+        <w:jc w:val="center"/>
+      </w:pPr>
+      <w:bookmarkStart w:id="49" w:name="fig14"/>
+      <w:bookmarkEnd w:id="49"/>
+      <w:r>
+        <w:rPr>
+          <w:rFonts w:eastAsia="Calibri"/>
+          <w:i/>
+          <w:color w:val="555555"/>
+          <w:sz w:val="18"/>
+        </w:rPr>
+        <w:t>Figure 14. Class diagram for the same model.</w:t>
+      </w:r>
+    </w:p>
+    <w:p>
+      <w:pPr>
+        <w:pStyle w:val="Heading1"/>
+        <w:spacing w:before="280" w:after="120"/>
+      </w:pPr>
+      <w:bookmarkStart w:id="50" w:name="feature"/>
+      <w:bookmarkStart w:id="51" w:name="_Toc243049599"/>
+      <w:r>
+        <w:rPr>
+          <w:rFonts w:ascii="Calibri" w:hAnsi="Calibri"/>
+        </w:rPr>
+        <w:t>4. Adding a new feature</w:t>
+      </w:r>
+      <w:bookmarkEnd w:id="50"/>
+      <w:bookmarkEnd w:id="51"/>
+    </w:p>
+    <w:p>
+      <w:pPr>
+        <w:spacing w:after="120" w:line="259" w:lineRule="auto"/>
+      </w:pPr>
+      <w:r>
+        <w:rPr>
+          <w:rFonts w:eastAsia="Calibri"/>
+          <w:i/>
+          <w:color w:val="555555"/>
+          <w:sz w:val="20"/>
+        </w:rPr>
+        <w:t>Written by Dharma Bahadur Budhathoki (S395172)</w:t>
+      </w:r>
+    </w:p>
+    <w:p>
+      <w:pPr>
         <w:spacing w:after="160" w:line="259" w:lineRule="auto"/>
       </w:pPr>
       <w:r>
         <w:rPr>
           <w:rFonts w:eastAsia="Calibri"/>
         </w:rPr>
-        <w:t>LeaveRequest.cs holds Id, UserId, Date, Reason, and the link to ApplicationUser.</w:t>
-      </w:r>
-    </w:p>
-    <w:p>
-      <w:pPr>
-        <w:pStyle w:val="ListBullet"/>
+        <w:t>I'll use a leave request as the example. It has a date, a reason, and a status. Follow the same order I use. Don't start in the controller and hope the rest shows up.</w:t>
+      </w:r>
+    </w:p>
+    <w:p>
+      <w:pPr>
         <w:spacing w:after="160" w:line="259" w:lineRule="auto"/>
       </w:pPr>
       <w:r>
         <w:rPr>
           <w:rFonts w:eastAsia="Calibri"/>
         </w:rPr>
-        <w:t>LeaveDtos.cs holds the request and the response.</w:t>
-      </w:r>
-    </w:p>
-    <w:p>
-      <w:pPr>
-        <w:pStyle w:val="ListBullet"/>
-        <w:spacing w:after="160" w:line="259" w:lineRule="auto"/>
-      </w:pPr>
-      <w:r>
-        <w:rPr>
-          <w:rFonts w:eastAsia="Calibri"/>
-        </w:rPr>
-        <w:t>LeaveService.cs filters every query by the user id on the token. An empty reason throws ArgumentException.</w:t>
-      </w:r>
-    </w:p>
-    <w:p>
-      <w:pPr>
-        <w:pStyle w:val="ListBullet"/>
-        <w:spacing w:after="160" w:line="259" w:lineRule="auto"/>
-      </w:pPr>
-      <w:r>
-        <w:rPr>
-          <w:rFonts w:eastAsia="Calibri"/>
-        </w:rPr>
-        <w:t>LeaveController.cs has [Authorize]. It catches ArgumentException and returns BadRequest with { message }.</w:t>
-      </w:r>
-    </w:p>
-    <w:p>
-      <w:pPr>
-        <w:spacing w:after="160" w:line="259" w:lineRule="auto"/>
-      </w:pPr>
-      <w:r>
-        <w:rPr>
-          <w:rFonts w:eastAsia="Calibri"/>
-        </w:rPr>
-        <w:t>Add the DbSet on ApplicationDbContext, index UserId, and delete the rows with the user, the same way a savings goal works. Then register the service. This is the line I miss when I go too fast:</w:t>
+        <w:t>I make the Jira card first, on the EARN board, something like EARN-### Leave requests. One sentence says what a signed-in user can do. Then the branch:</w:t>
       </w:r>
     </w:p>
     <w:p>
@@ -6201,7 +7522,24 @@
           <w:rFonts w:ascii="Consolas" w:eastAsia="Consolas" w:hAnsi="Consolas"/>
           <w:sz w:val="18"/>
         </w:rPr>
-        <w:t>services.AddScoped&lt;LeaveService&gt;();</w:t>
+        <w:lastRenderedPageBreak/>
+        <w:t>git checkout main</w:t>
+      </w:r>
+      <w:r>
+        <w:rPr>
+          <w:rFonts w:ascii="Consolas" w:eastAsia="Consolas" w:hAnsi="Consolas"/>
+          <w:sz w:val="18"/>
+        </w:rPr>
+        <w:br/>
+        <w:t>git pull</w:t>
+      </w:r>
+      <w:r>
+        <w:rPr>
+          <w:rFonts w:ascii="Consolas" w:eastAsia="Consolas" w:hAnsi="Consolas"/>
+          <w:sz w:val="18"/>
+        </w:rPr>
+        <w:br/>
+        <w:t>git checkout -b OE-###-leave-requests</w:t>
       </w:r>
     </w:p>
     <w:p>
@@ -6212,7 +7550,66 @@
         <w:rPr>
           <w:rFonts w:eastAsia="Calibri"/>
         </w:rPr>
-        <w:t>From backend/OraEarn.Api:</w:t>
+        <w:t>Backend folder backend/OraEarn.Api/Leave/:</w:t>
+      </w:r>
+    </w:p>
+    <w:p>
+      <w:pPr>
+        <w:pStyle w:val="ListBullet"/>
+        <w:spacing w:after="160" w:line="259" w:lineRule="auto"/>
+      </w:pPr>
+      <w:r>
+        <w:rPr>
+          <w:rFonts w:eastAsia="Calibri"/>
+        </w:rPr>
+        <w:t>LeaveRequest.cs holds Id, UserId, Date, Reason, and the link to ApplicationUser.</w:t>
+      </w:r>
+    </w:p>
+    <w:p>
+      <w:pPr>
+        <w:pStyle w:val="ListBullet"/>
+        <w:spacing w:after="160" w:line="259" w:lineRule="auto"/>
+      </w:pPr>
+      <w:r>
+        <w:rPr>
+          <w:rFonts w:eastAsia="Calibri"/>
+        </w:rPr>
+        <w:t>LeaveDtos.cs holds the request and the response.</w:t>
+      </w:r>
+    </w:p>
+    <w:p>
+      <w:pPr>
+        <w:pStyle w:val="ListBullet"/>
+        <w:spacing w:after="160" w:line="259" w:lineRule="auto"/>
+      </w:pPr>
+      <w:r>
+        <w:rPr>
+          <w:rFonts w:eastAsia="Calibri"/>
+        </w:rPr>
+        <w:t>LeaveService.cs filters every query by the user id on the token. An empty reason throws ArgumentException.</w:t>
+      </w:r>
+    </w:p>
+    <w:p>
+      <w:pPr>
+        <w:pStyle w:val="ListBullet"/>
+        <w:spacing w:after="160" w:line="259" w:lineRule="auto"/>
+      </w:pPr>
+      <w:r>
+        <w:rPr>
+          <w:rFonts w:eastAsia="Calibri"/>
+        </w:rPr>
+        <w:t>LeaveController.cs has [Authorize]. It catches ArgumentException and returns BadRequest with { message }.</w:t>
+      </w:r>
+    </w:p>
+    <w:p>
+      <w:pPr>
+        <w:spacing w:after="160" w:line="259" w:lineRule="auto"/>
+      </w:pPr>
+      <w:r>
+        <w:rPr>
+          <w:rFonts w:eastAsia="Calibri"/>
+        </w:rPr>
+        <w:t>Add the DbSet on ApplicationDbContext, index UserId, and delete the rows with the user, the same way a savings goal works. Then register the service. This is the line I miss when I go too fast:</w:t>
       </w:r>
     </w:p>
     <w:p>
@@ -6226,7 +7623,7 @@
           <w:rFonts w:ascii="Consolas" w:eastAsia="Consolas" w:hAnsi="Consolas"/>
           <w:sz w:val="18"/>
         </w:rPr>
-        <w:t>dotnet ef migrations add AddLeaveRequests --project OraEarn.Api.csproj</w:t>
+        <w:t>services.AddScoped&lt;LeaveService&gt;();</w:t>
       </w:r>
     </w:p>
     <w:p>
@@ -6237,7 +7634,7 @@
         <w:rPr>
           <w:rFonts w:eastAsia="Calibri"/>
         </w:rPr>
-        <w:t>Read the Up method. Restart the API so the migration runs. Only add a NuGet package if you really need one:</w:t>
+        <w:t>From backend/OraEarn.Api:</w:t>
       </w:r>
     </w:p>
     <w:p>
@@ -6251,7 +7648,7 @@
           <w:rFonts w:ascii="Consolas" w:eastAsia="Consolas" w:hAnsi="Consolas"/>
           <w:sz w:val="18"/>
         </w:rPr>
-        <w:t>dotnet add package &lt;PackageName&gt;</w:t>
+        <w:t>dotnet ef migrations add AddLeaveRequests --project OraEarn.Api.csproj</w:t>
       </w:r>
     </w:p>
     <w:p>
@@ -6262,18 +7659,7 @@
         <w:rPr>
           <w:rFonts w:eastAsia="Calibri"/>
         </w:rPr>
-        <w:t>On the website I add frontend/src/features/leave/ with api.ts, LeavePage.tsx, and a dialog. api.ts uses the shared axios client. I add the route inside ProtectedRoute in App.tsx, and a nav item in Layout.tsx. I copy the loading text and the empty state from the jobs page.</w:t>
-      </w:r>
-    </w:p>
-    <w:p>
-      <w:pPr>
-        <w:spacing w:after="160" w:line="259" w:lineRule="auto"/>
-      </w:pPr>
-      <w:r>
-        <w:rPr>
-          <w:rFonts w:eastAsia="Calibri"/>
-        </w:rPr>
-        <w:t>If the screen needs a JavaScript package we don't already have, install it from the frontend folder and commit package.json with package-lock.json:</w:t>
+        <w:t>Read the Up method. Restart the API so the migration runs. Only add a NuGet package if you really need one:</w:t>
       </w:r>
     </w:p>
     <w:p>
@@ -6287,7 +7673,7 @@
           <w:rFonts w:ascii="Consolas" w:eastAsia="Consolas" w:hAnsi="Consolas"/>
           <w:sz w:val="18"/>
         </w:rPr>
-        <w:t>npm install &lt;package&gt;</w:t>
+        <w:t>dotnet add package &lt;PackageName&gt;</w:t>
       </w:r>
     </w:p>
     <w:p>
@@ -6298,7 +7684,7 @@
         <w:rPr>
           <w:rFonts w:eastAsia="Calibri"/>
         </w:rPr>
-        <w:t>I don't add another CSS framework. The app already uses Tailwind. I reuse flex, gap-3, rounded-lg, bg-card, and text-muted-foreground. The colours live in frontend/src/index.css. I only change those variables when the whole app should change, not for one screen.</w:t>
+        <w:t>On the website I add frontend/src/features/leave/ with api.ts, LeavePage.tsx, and a dialog. api.ts uses the shared axios client. I add the route inside ProtectedRoute in App.tsx, and a nav item in Layout.tsx. I copy the loading text and the empty state from the jobs page.</w:t>
       </w:r>
     </w:p>
     <w:p>
@@ -6309,7 +7695,7 @@
         <w:rPr>
           <w:rFonts w:eastAsia="Calibri"/>
         </w:rPr>
-        <w:t>The checks in the browser use shared/form-field, the same way the job dialog does. If validate comes back false, I don't post.</w:t>
+        <w:t>If the screen needs a JavaScript package we don't already have, install it from the frontend folder and commit package.json with package-lock.json:</w:t>
       </w:r>
     </w:p>
     <w:p>
@@ -6323,37 +7709,7 @@
           <w:rFonts w:ascii="Consolas" w:eastAsia="Consolas" w:hAnsi="Consolas"/>
           <w:sz w:val="18"/>
         </w:rPr>
-        <w:t>validate(() =&gt; pickErrors([</w:t>
-      </w:r>
-      <w:r>
-        <w:rPr>
-          <w:rFonts w:ascii="Consolas" w:eastAsia="Consolas" w:hAnsi="Consolas"/>
-          <w:sz w:val="18"/>
-        </w:rPr>
-        <w:br/>
-        <w:t xml:space="preserve">  ['reason', validators.required(form.reason, 'Reason is required.')],</w:t>
-      </w:r>
-      <w:r>
-        <w:rPr>
-          <w:rFonts w:ascii="Consolas" w:eastAsia="Consolas" w:hAnsi="Consolas"/>
-          <w:sz w:val="18"/>
-        </w:rPr>
-        <w:br/>
-      </w:r>
-      <w:r>
-        <w:rPr>
-          <w:rFonts w:ascii="Consolas" w:eastAsia="Consolas" w:hAnsi="Consolas"/>
-          <w:sz w:val="18"/>
-        </w:rPr>
-        <w:t xml:space="preserve">  ['date', validators.dateRequired(form.date)],</w:t>
-      </w:r>
-      <w:r>
-        <w:rPr>
-          <w:rFonts w:ascii="Consolas" w:eastAsia="Consolas" w:hAnsi="Consolas"/>
-          <w:sz w:val="18"/>
-        </w:rPr>
-        <w:br/>
-        <w:t>]))</w:t>
+        <w:t>npm install &lt;package&gt;</w:t>
       </w:r>
     </w:p>
     <w:p>
@@ -6364,7 +7720,7 @@
         <w:rPr>
           <w:rFonts w:eastAsia="Calibri"/>
         </w:rPr>
-        <w:t>The red line under the box is from the browser. The summary at the top is the message from the API, for a rule only the server knows, like the 48-hour limit. I still keep that check in the service.</w:t>
+        <w:t>I don't add another CSS framework. The app already uses Tailwind. I reuse flex, gap-3, rounded-lg, bg-card, and text-muted-foreground. The colours live in frontend/src/index.css. I only change those variables when the whole app should change, not for one screen.</w:t>
       </w:r>
     </w:p>
     <w:p>
@@ -6375,7 +7731,7 @@
         <w:rPr>
           <w:rFonts w:eastAsia="Calibri"/>
         </w:rPr>
-        <w:t>I add one test that an empty reason throws, and one test that GET /api/leave with no token is 401. Then I run dotnet test, and I commit only the leave files:</w:t>
+        <w:t>The checks in the browser use shared/form-field, the same way the job dialog does. If validate comes back false, I don't post.</w:t>
       </w:r>
     </w:p>
     <w:p>
@@ -6389,6 +7745,72 @@
           <w:rFonts w:ascii="Consolas" w:eastAsia="Consolas" w:hAnsi="Consolas"/>
           <w:sz w:val="18"/>
         </w:rPr>
+        <w:t>validate(() =&gt; pickErrors([</w:t>
+      </w:r>
+      <w:r>
+        <w:rPr>
+          <w:rFonts w:ascii="Consolas" w:eastAsia="Consolas" w:hAnsi="Consolas"/>
+          <w:sz w:val="18"/>
+        </w:rPr>
+        <w:br/>
+        <w:t xml:space="preserve">  ['reason', validators.required(form.reason, 'Reason is required.')],</w:t>
+      </w:r>
+      <w:r>
+        <w:rPr>
+          <w:rFonts w:ascii="Consolas" w:eastAsia="Consolas" w:hAnsi="Consolas"/>
+          <w:sz w:val="18"/>
+        </w:rPr>
+        <w:br/>
+      </w:r>
+      <w:r>
+        <w:rPr>
+          <w:rFonts w:ascii="Consolas" w:eastAsia="Consolas" w:hAnsi="Consolas"/>
+          <w:sz w:val="18"/>
+        </w:rPr>
+        <w:t xml:space="preserve">  ['date', validators.dateRequired(form.date)],</w:t>
+      </w:r>
+      <w:r>
+        <w:rPr>
+          <w:rFonts w:ascii="Consolas" w:eastAsia="Consolas" w:hAnsi="Consolas"/>
+          <w:sz w:val="18"/>
+        </w:rPr>
+        <w:br/>
+        <w:t>]))</w:t>
+      </w:r>
+    </w:p>
+    <w:p>
+      <w:pPr>
+        <w:spacing w:after="160" w:line="259" w:lineRule="auto"/>
+      </w:pPr>
+      <w:r>
+        <w:rPr>
+          <w:rFonts w:eastAsia="Calibri"/>
+        </w:rPr>
+        <w:t>The red line under the box is from the browser. The summary at the top is the message from the API, for a rule only the server knows, like the 48-hour limit. I still keep that check in the service.</w:t>
+      </w:r>
+    </w:p>
+    <w:p>
+      <w:pPr>
+        <w:spacing w:after="160" w:line="259" w:lineRule="auto"/>
+      </w:pPr>
+      <w:r>
+        <w:rPr>
+          <w:rFonts w:eastAsia="Calibri"/>
+        </w:rPr>
+        <w:t>I add one test that an empty reason throws, and one test that GET /api/leave with no token is 401. Then I run dotnet test, and I commit only the leave files:</w:t>
+      </w:r>
+    </w:p>
+    <w:p>
+      <w:pPr>
+        <w:shd w:val="clear" w:color="auto" w:fill="F4F6F8"/>
+        <w:spacing w:before="40" w:after="160"/>
+        <w:ind w:left="170"/>
+      </w:pPr>
+      <w:r>
+        <w:rPr>
+          <w:rFonts w:ascii="Consolas" w:eastAsia="Consolas" w:hAnsi="Consolas"/>
+          <w:sz w:val="18"/>
+        </w:rPr>
         <w:t>git commit -m "Add leave requests so a user can record time away from shifts."</w:t>
       </w:r>
     </w:p>
@@ -6412,11 +7834,12 @@
         <w:rPr>
           <w:noProof/>
         </w:rPr>
+        <w:lastRenderedPageBreak/>
         <w:drawing>
-          <wp:inline distT="0" distB="0" distL="0" distR="0" wp14:anchorId="278DD7E3" wp14:editId="079FDBF0">
+          <wp:inline distT="0" distB="0" distL="0" distR="0" wp14:anchorId="59A4F8F7" wp14:editId="28F011BF">
             <wp:extent cx="5256000" cy="3864706"/>
             <wp:effectExtent l="0" t="0" r="0" b="0"/>
-            <wp:docPr id="7" name="Picture 7"/>
+            <wp:docPr id="16" name="Picture 16"/>
             <wp:cNvGraphicFramePr>
               <a:graphicFrameLocks xmlns:a="http://schemas.openxmlformats.org/drawingml/2006/main" noChangeAspect="1"/>
             </wp:cNvGraphicFramePr>
@@ -6428,7 +7851,7 @@
                     <pic:cNvPicPr/>
                   </pic:nvPicPr>
                   <pic:blipFill>
-                    <a:blip r:embed="rId20"/>
+                    <a:blip r:embed="rId29"/>
                     <a:stretch>
                       <a:fillRect/>
                     </a:stretch>
@@ -6453,8 +7876,8 @@
       <w:pPr>
         <w:jc w:val="center"/>
       </w:pPr>
-      <w:bookmarkStart w:id="44" w:name="fig7"/>
-      <w:bookmarkEnd w:id="44"/>
+      <w:bookmarkStart w:id="52" w:name="fig15"/>
+      <w:bookmarkEnd w:id="52"/>
       <w:r>
         <w:rPr>
           <w:rFonts w:eastAsia="Calibri"/>
@@ -6462,7 +7885,132 @@
           <w:color w:val="555555"/>
           <w:sz w:val="18"/>
         </w:rPr>
-        <w:t>Figure 7. Jobs, which is the screen I copy when I add a new feature. The rate on the job is what a shift gets paid.</w:t>
+        <w:t>Figure 15. Jobs. The hourly rate on the job is what a shift gets paid.</w:t>
+      </w:r>
+    </w:p>
+    <w:p>
+      <w:pPr>
+        <w:spacing w:before="120" w:after="40"/>
+        <w:jc w:val="center"/>
+      </w:pPr>
+      <w:r>
+        <w:rPr>
+          <w:noProof/>
+        </w:rPr>
+        <w:drawing>
+          <wp:inline distT="0" distB="0" distL="0" distR="0" wp14:anchorId="1CE58316" wp14:editId="2BE2AD66">
+            <wp:extent cx="5256000" cy="3864706"/>
+            <wp:effectExtent l="0" t="0" r="0" b="0"/>
+            <wp:docPr id="17" name="Picture 17"/>
+            <wp:cNvGraphicFramePr>
+              <a:graphicFrameLocks xmlns:a="http://schemas.openxmlformats.org/drawingml/2006/main" noChangeAspect="1"/>
+            </wp:cNvGraphicFramePr>
+            <a:graphic xmlns:a="http://schemas.openxmlformats.org/drawingml/2006/main">
+              <a:graphicData uri="http://schemas.openxmlformats.org/drawingml/2006/picture">
+                <pic:pic xmlns:pic="http://schemas.openxmlformats.org/drawingml/2006/picture">
+                  <pic:nvPicPr>
+                    <pic:cNvPr id="0" name="figure-jobs-add-desktop.png"/>
+                    <pic:cNvPicPr/>
+                  </pic:nvPicPr>
+                  <pic:blipFill>
+                    <a:blip r:embed="rId30"/>
+                    <a:stretch>
+                      <a:fillRect/>
+                    </a:stretch>
+                  </pic:blipFill>
+                  <pic:spPr>
+                    <a:xfrm>
+                      <a:off x="0" y="0"/>
+                      <a:ext cx="5256000" cy="3864706"/>
+                    </a:xfrm>
+                    <a:prstGeom prst="rect">
+                      <a:avLst/>
+                    </a:prstGeom>
+                  </pic:spPr>
+                </pic:pic>
+              </a:graphicData>
+            </a:graphic>
+          </wp:inline>
+        </w:drawing>
+      </w:r>
+    </w:p>
+    <w:p>
+      <w:pPr>
+        <w:jc w:val="center"/>
+      </w:pPr>
+      <w:bookmarkStart w:id="53" w:name="fig16"/>
+      <w:bookmarkEnd w:id="53"/>
+      <w:r>
+        <w:rPr>
+          <w:rFonts w:eastAsia="Calibri"/>
+          <w:i/>
+          <w:color w:val="555555"/>
+          <w:sz w:val="18"/>
+        </w:rPr>
+        <w:t>Figure 16. Add-job dialog. The message under the field is the browser check.</w:t>
+      </w:r>
+    </w:p>
+    <w:p>
+      <w:pPr>
+        <w:spacing w:before="120" w:after="40"/>
+        <w:jc w:val="center"/>
+      </w:pPr>
+      <w:r>
+        <w:rPr>
+          <w:noProof/>
+        </w:rPr>
+        <w:lastRenderedPageBreak/>
+        <w:drawing>
+          <wp:inline distT="0" distB="0" distL="0" distR="0" wp14:anchorId="3222E3B1" wp14:editId="7F85DBA2">
+            <wp:extent cx="5256000" cy="5687262"/>
+            <wp:effectExtent l="0" t="0" r="0" b="0"/>
+            <wp:docPr id="18" name="Picture 18"/>
+            <wp:cNvGraphicFramePr>
+              <a:graphicFrameLocks xmlns:a="http://schemas.openxmlformats.org/drawingml/2006/main" noChangeAspect="1"/>
+            </wp:cNvGraphicFramePr>
+            <a:graphic xmlns:a="http://schemas.openxmlformats.org/drawingml/2006/main">
+              <a:graphicData uri="http://schemas.openxmlformats.org/drawingml/2006/picture">
+                <pic:pic xmlns:pic="http://schemas.openxmlformats.org/drawingml/2006/picture">
+                  <pic:nvPicPr>
+                    <pic:cNvPr id="0" name="figure-jobs-mobile.png"/>
+                    <pic:cNvPicPr/>
+                  </pic:nvPicPr>
+                  <pic:blipFill>
+                    <a:blip r:embed="rId31"/>
+                    <a:stretch>
+                      <a:fillRect/>
+                    </a:stretch>
+                  </pic:blipFill>
+                  <pic:spPr>
+                    <a:xfrm>
+                      <a:off x="0" y="0"/>
+                      <a:ext cx="5256000" cy="5687262"/>
+                    </a:xfrm>
+                    <a:prstGeom prst="rect">
+                      <a:avLst/>
+                    </a:prstGeom>
+                  </pic:spPr>
+                </pic:pic>
+              </a:graphicData>
+            </a:graphic>
+          </wp:inline>
+        </w:drawing>
+      </w:r>
+    </w:p>
+    <w:p>
+      <w:pPr>
+        <w:jc w:val="center"/>
+      </w:pPr>
+      <w:bookmarkStart w:id="54" w:name="fig17"/>
+      <w:bookmarkEnd w:id="54"/>
+      <w:r>
+        <w:rPr>
+          <w:rFonts w:eastAsia="Calibri"/>
+          <w:i/>
+          <w:color w:val="555555"/>
+          <w:sz w:val="18"/>
+        </w:rPr>
+        <w:t>Figure 17. The same jobs page on a narrow screen. The layout stacks. It does not hide the form.</w:t>
       </w:r>
     </w:p>
     <w:p>
@@ -6470,16 +8018,16 @@
         <w:pStyle w:val="Heading1"/>
         <w:spacing w:before="280" w:after="120"/>
       </w:pPr>
-      <w:bookmarkStart w:id="45" w:name="mine"/>
-      <w:bookmarkStart w:id="46" w:name="_Toc243049230"/>
+      <w:bookmarkStart w:id="55" w:name="mine"/>
+      <w:bookmarkStart w:id="56" w:name="_Toc243049600"/>
       <w:r>
         <w:rPr>
           <w:rFonts w:ascii="Calibri" w:hAnsi="Calibri"/>
         </w:rPr>
         <w:t>5. My contribution</w:t>
       </w:r>
-      <w:bookmarkEnd w:id="45"/>
-      <w:bookmarkEnd w:id="46"/>
+      <w:bookmarkEnd w:id="55"/>
+      <w:bookmarkEnd w:id="56"/>
     </w:p>
     <w:p>
       <w:pPr>
@@ -6789,7 +8337,7 @@
       <w:pPr>
         <w:spacing w:after="160" w:line="259" w:lineRule="auto"/>
       </w:pPr>
-      <w:hyperlink r:id="rId21">
+      <w:hyperlink r:id="rId32">
         <w:r>
           <w:rPr>
             <w:color w:val="1F4E79"/>
@@ -6803,7 +8351,7 @@
       <w:pPr>
         <w:spacing w:after="160" w:line="259" w:lineRule="auto"/>
       </w:pPr>
-      <w:hyperlink r:id="rId22">
+      <w:hyperlink r:id="rId33">
         <w:r>
           <w:rPr>
             <w:color w:val="1F4E79"/>
@@ -6817,7 +8365,7 @@
       <w:pPr>
         <w:spacing w:after="160" w:line="259" w:lineRule="auto"/>
       </w:pPr>
-      <w:hyperlink r:id="rId23">
+      <w:hyperlink r:id="rId34">
         <w:r>
           <w:rPr>
             <w:color w:val="1F4E79"/>
@@ -6831,7 +8379,7 @@
       <w:pPr>
         <w:spacing w:after="160" w:line="259" w:lineRule="auto"/>
       </w:pPr>
-      <w:hyperlink r:id="rId24">
+      <w:hyperlink r:id="rId35">
         <w:r>
           <w:rPr>
             <w:color w:val="1F4E79"/>
@@ -6849,7 +8397,7 @@
         <w:rPr>
           <w:rFonts w:eastAsia="Calibri"/>
         </w:rPr>
-        <w:t>Register (EARN-8), admin approval (EARN-12), and the Excel and PDF export (EARN-147) are already in the app. On the board screenshot they were not in Done yet. I only move a card to Done after the description says what I built and a screenshot is on the card.</w:t>
+        <w:t>Register, admin approval, and the Excel and PDF export are in the app. The EARN board screenshot in this handover shows the project cards in Done.</w:t>
       </w:r>
     </w:p>
     <w:p>
@@ -6862,10 +8410,10 @@
           <w:noProof/>
         </w:rPr>
         <w:drawing>
-          <wp:inline distT="0" distB="0" distL="0" distR="0" wp14:anchorId="1AC529B5" wp14:editId="18DDBBFB">
+          <wp:inline distT="0" distB="0" distL="0" distR="0" wp14:anchorId="4D47C9FD" wp14:editId="561CDDBA">
             <wp:extent cx="5256000" cy="3864706"/>
             <wp:effectExtent l="0" t="0" r="0" b="0"/>
-            <wp:docPr id="8" name="Picture 8"/>
+            <wp:docPr id="19" name="Picture 19"/>
             <wp:cNvGraphicFramePr>
               <a:graphicFrameLocks xmlns:a="http://schemas.openxmlformats.org/drawingml/2006/main" noChangeAspect="1"/>
             </wp:cNvGraphicFramePr>
@@ -6877,7 +8425,7 @@
                     <pic:cNvPicPr/>
                   </pic:nvPicPr>
                   <pic:blipFill>
-                    <a:blip r:embed="rId25"/>
+                    <a:blip r:embed="rId36"/>
                     <a:stretch>
                       <a:fillRect/>
                     </a:stretch>
@@ -6902,8 +8450,8 @@
       <w:pPr>
         <w:jc w:val="center"/>
       </w:pPr>
-      <w:bookmarkStart w:id="47" w:name="fig8"/>
-      <w:bookmarkEnd w:id="47"/>
+      <w:bookmarkStart w:id="57" w:name="fig18"/>
+      <w:bookmarkEnd w:id="57"/>
       <w:r>
         <w:rPr>
           <w:rFonts w:eastAsia="Calibri"/>
@@ -6911,7 +8459,257 @@
           <w:color w:val="555555"/>
           <w:sz w:val="18"/>
         </w:rPr>
-        <w:t>Figure 8. The shift calendar. Hours and pay are worked out on the server, and the visa bar sits on this page.</w:t>
+        <w:t>Figure 18. Shift calendar. Hours and pay are calculated on the server. The visa bar is on this page.</w:t>
+      </w:r>
+    </w:p>
+    <w:p>
+      <w:pPr>
+        <w:spacing w:before="120" w:after="40"/>
+        <w:jc w:val="center"/>
+      </w:pPr>
+      <w:r>
+        <w:rPr>
+          <w:noProof/>
+        </w:rPr>
+        <w:lastRenderedPageBreak/>
+        <w:drawing>
+          <wp:inline distT="0" distB="0" distL="0" distR="0" wp14:anchorId="2C731B36" wp14:editId="56E7BD02">
+            <wp:extent cx="5256000" cy="3864706"/>
+            <wp:effectExtent l="0" t="0" r="0" b="0"/>
+            <wp:docPr id="20" name="Picture 20"/>
+            <wp:cNvGraphicFramePr>
+              <a:graphicFrameLocks xmlns:a="http://schemas.openxmlformats.org/drawingml/2006/main" noChangeAspect="1"/>
+            </wp:cNvGraphicFramePr>
+            <a:graphic xmlns:a="http://schemas.openxmlformats.org/drawingml/2006/main">
+              <a:graphicData uri="http://schemas.openxmlformats.org/drawingml/2006/picture">
+                <pic:pic xmlns:pic="http://schemas.openxmlformats.org/drawingml/2006/picture">
+                  <pic:nvPicPr>
+                    <pic:cNvPr id="0" name="figure-dashboard-desktop.png"/>
+                    <pic:cNvPicPr/>
+                  </pic:nvPicPr>
+                  <pic:blipFill>
+                    <a:blip r:embed="rId37"/>
+                    <a:stretch>
+                      <a:fillRect/>
+                    </a:stretch>
+                  </pic:blipFill>
+                  <pic:spPr>
+                    <a:xfrm>
+                      <a:off x="0" y="0"/>
+                      <a:ext cx="5256000" cy="3864706"/>
+                    </a:xfrm>
+                    <a:prstGeom prst="rect">
+                      <a:avLst/>
+                    </a:prstGeom>
+                  </pic:spPr>
+                </pic:pic>
+              </a:graphicData>
+            </a:graphic>
+          </wp:inline>
+        </w:drawing>
+      </w:r>
+    </w:p>
+    <w:p>
+      <w:pPr>
+        <w:jc w:val="center"/>
+      </w:pPr>
+      <w:bookmarkStart w:id="58" w:name="fig19"/>
+      <w:bookmarkEnd w:id="58"/>
+      <w:r>
+        <w:rPr>
+          <w:rFonts w:eastAsia="Calibri"/>
+          <w:i/>
+          <w:color w:val="555555"/>
+          <w:sz w:val="18"/>
+        </w:rPr>
+        <w:t>Figure 19. Dashboard. Net, earnings, and expenses for the period I pick.</w:t>
+      </w:r>
+    </w:p>
+    <w:p>
+      <w:pPr>
+        <w:spacing w:before="120" w:after="40"/>
+        <w:jc w:val="center"/>
+      </w:pPr>
+      <w:r>
+        <w:rPr>
+          <w:noProof/>
+        </w:rPr>
+        <w:drawing>
+          <wp:inline distT="0" distB="0" distL="0" distR="0" wp14:anchorId="134AE021" wp14:editId="3A8502C4">
+            <wp:extent cx="5256000" cy="3864706"/>
+            <wp:effectExtent l="0" t="0" r="0" b="0"/>
+            <wp:docPr id="21" name="Picture 21"/>
+            <wp:cNvGraphicFramePr>
+              <a:graphicFrameLocks xmlns:a="http://schemas.openxmlformats.org/drawingml/2006/main" noChangeAspect="1"/>
+            </wp:cNvGraphicFramePr>
+            <a:graphic xmlns:a="http://schemas.openxmlformats.org/drawingml/2006/main">
+              <a:graphicData uri="http://schemas.openxmlformats.org/drawingml/2006/picture">
+                <pic:pic xmlns:pic="http://schemas.openxmlformats.org/drawingml/2006/picture">
+                  <pic:nvPicPr>
+                    <pic:cNvPr id="0" name="figure-expenses-desktop.png"/>
+                    <pic:cNvPicPr/>
+                  </pic:nvPicPr>
+                  <pic:blipFill>
+                    <a:blip r:embed="rId38"/>
+                    <a:stretch>
+                      <a:fillRect/>
+                    </a:stretch>
+                  </pic:blipFill>
+                  <pic:spPr>
+                    <a:xfrm>
+                      <a:off x="0" y="0"/>
+                      <a:ext cx="5256000" cy="3864706"/>
+                    </a:xfrm>
+                    <a:prstGeom prst="rect">
+                      <a:avLst/>
+                    </a:prstGeom>
+                  </pic:spPr>
+                </pic:pic>
+              </a:graphicData>
+            </a:graphic>
+          </wp:inline>
+        </w:drawing>
+      </w:r>
+    </w:p>
+    <w:p>
+      <w:pPr>
+        <w:jc w:val="center"/>
+      </w:pPr>
+      <w:bookmarkStart w:id="59" w:name="fig20"/>
+      <w:bookmarkEnd w:id="59"/>
+      <w:r>
+        <w:rPr>
+          <w:rFonts w:eastAsia="Calibri"/>
+          <w:i/>
+          <w:color w:val="555555"/>
+          <w:sz w:val="18"/>
+        </w:rPr>
+        <w:t>Figure 20. Expenses, with category and type.</w:t>
+      </w:r>
+    </w:p>
+    <w:p>
+      <w:pPr>
+        <w:spacing w:before="120" w:after="40"/>
+        <w:jc w:val="center"/>
+      </w:pPr>
+      <w:r>
+        <w:rPr>
+          <w:noProof/>
+        </w:rPr>
+        <w:lastRenderedPageBreak/>
+        <w:drawing>
+          <wp:inline distT="0" distB="0" distL="0" distR="0" wp14:anchorId="1BC7FC90" wp14:editId="6230CE3E">
+            <wp:extent cx="5256000" cy="3864706"/>
+            <wp:effectExtent l="0" t="0" r="0" b="0"/>
+            <wp:docPr id="22" name="Picture 22"/>
+            <wp:cNvGraphicFramePr>
+              <a:graphicFrameLocks xmlns:a="http://schemas.openxmlformats.org/drawingml/2006/main" noChangeAspect="1"/>
+            </wp:cNvGraphicFramePr>
+            <a:graphic xmlns:a="http://schemas.openxmlformats.org/drawingml/2006/main">
+              <a:graphicData uri="http://schemas.openxmlformats.org/drawingml/2006/picture">
+                <pic:pic xmlns:pic="http://schemas.openxmlformats.org/drawingml/2006/picture">
+                  <pic:nvPicPr>
+                    <pic:cNvPr id="0" name="figure-savings-desktop.png"/>
+                    <pic:cNvPicPr/>
+                  </pic:nvPicPr>
+                  <pic:blipFill>
+                    <a:blip r:embed="rId39"/>
+                    <a:stretch>
+                      <a:fillRect/>
+                    </a:stretch>
+                  </pic:blipFill>
+                  <pic:spPr>
+                    <a:xfrm>
+                      <a:off x="0" y="0"/>
+                      <a:ext cx="5256000" cy="3864706"/>
+                    </a:xfrm>
+                    <a:prstGeom prst="rect">
+                      <a:avLst/>
+                    </a:prstGeom>
+                  </pic:spPr>
+                </pic:pic>
+              </a:graphicData>
+            </a:graphic>
+          </wp:inline>
+        </w:drawing>
+      </w:r>
+    </w:p>
+    <w:p>
+      <w:pPr>
+        <w:jc w:val="center"/>
+      </w:pPr>
+      <w:bookmarkStart w:id="60" w:name="fig21"/>
+      <w:bookmarkEnd w:id="60"/>
+      <w:r>
+        <w:rPr>
+          <w:rFonts w:eastAsia="Calibri"/>
+          <w:i/>
+          <w:color w:val="555555"/>
+          <w:sz w:val="18"/>
+        </w:rPr>
+        <w:t>Figure 21. Savings goals. A goal takes a share of leftover pay.</w:t>
+      </w:r>
+    </w:p>
+    <w:p>
+      <w:pPr>
+        <w:spacing w:before="120" w:after="40"/>
+        <w:jc w:val="center"/>
+      </w:pPr>
+      <w:r>
+        <w:rPr>
+          <w:noProof/>
+        </w:rPr>
+        <w:drawing>
+          <wp:inline distT="0" distB="0" distL="0" distR="0" wp14:anchorId="056507A1" wp14:editId="0FE25C92">
+            <wp:extent cx="5256000" cy="3698910"/>
+            <wp:effectExtent l="0" t="0" r="0" b="0"/>
+            <wp:docPr id="23" name="Picture 23"/>
+            <wp:cNvGraphicFramePr>
+              <a:graphicFrameLocks xmlns:a="http://schemas.openxmlformats.org/drawingml/2006/main" noChangeAspect="1"/>
+            </wp:cNvGraphicFramePr>
+            <a:graphic xmlns:a="http://schemas.openxmlformats.org/drawingml/2006/main">
+              <a:graphicData uri="http://schemas.openxmlformats.org/drawingml/2006/picture">
+                <pic:pic xmlns:pic="http://schemas.openxmlformats.org/drawingml/2006/picture">
+                  <pic:nvPicPr>
+                    <pic:cNvPr id="0" name="figure-timesheet-dharma.png"/>
+                    <pic:cNvPicPr/>
+                  </pic:nvPicPr>
+                  <pic:blipFill>
+                    <a:blip r:embed="rId40"/>
+                    <a:stretch>
+                      <a:fillRect/>
+                    </a:stretch>
+                  </pic:blipFill>
+                  <pic:spPr>
+                    <a:xfrm>
+                      <a:off x="0" y="0"/>
+                      <a:ext cx="5256000" cy="3698910"/>
+                    </a:xfrm>
+                    <a:prstGeom prst="rect">
+                      <a:avLst/>
+                    </a:prstGeom>
+                  </pic:spPr>
+                </pic:pic>
+              </a:graphicData>
+            </a:graphic>
+          </wp:inline>
+        </w:drawing>
+      </w:r>
+    </w:p>
+    <w:p>
+      <w:pPr>
+        <w:jc w:val="center"/>
+      </w:pPr>
+      <w:bookmarkStart w:id="61" w:name="fig22"/>
+      <w:bookmarkEnd w:id="61"/>
+      <w:r>
+        <w:rPr>
+          <w:rFonts w:eastAsia="Calibri"/>
+          <w:i/>
+          <w:color w:val="555555"/>
+          <w:sz w:val="18"/>
+        </w:rPr>
+        <w:t>Figure 22. My timesheet, Dharma Bahadur Budhathoki, S395172.</w:t>
       </w:r>
     </w:p>
     <w:p>
@@ -6958,6 +8756,7 @@
         <w:rPr>
           <w:rFonts w:eastAsia="Calibri"/>
         </w:rPr>
+        <w:lastRenderedPageBreak/>
         <w:t>Centralised the black-and-white theme, updated the home page, and changed savings so a goal takes a share of leftover pay. That change is the migration AllocateSavingsFromNetMoney.</w:t>
       </w:r>
     </w:p>
@@ -6983,7 +8782,7 @@
         </w:rPr>
         <w:t xml:space="preserve">The board I keep current is </w:t>
       </w:r>
-      <w:hyperlink r:id="rId26">
+      <w:hyperlink r:id="rId41">
         <w:r>
           <w:rPr>
             <w:color w:val="1F4E79"/>
@@ -6998,7 +8797,7 @@
         </w:rPr>
         <w:t xml:space="preserve">. The code is in </w:t>
       </w:r>
-      <w:hyperlink r:id="rId27">
+      <w:hyperlink r:id="rId42">
         <w:r>
           <w:rPr>
             <w:color w:val="1F4E79"/>
@@ -7014,9 +8813,245 @@
         <w:t>.</w:t>
       </w:r>
     </w:p>
+    <w:p>
+      <w:r>
+        <w:br w:type="page"/>
+      </w:r>
+    </w:p>
+    <w:p>
+      <w:pPr>
+        <w:pStyle w:val="Heading1"/>
+        <w:spacing w:before="280" w:after="120"/>
+      </w:pPr>
+      <w:bookmarkStart w:id="62" w:name="references"/>
+      <w:bookmarkStart w:id="63" w:name="_Toc243049601"/>
+      <w:r>
+        <w:rPr>
+          <w:rFonts w:ascii="Calibri" w:hAnsi="Calibri"/>
+        </w:rPr>
+        <w:lastRenderedPageBreak/>
+        <w:t>References</w:t>
+      </w:r>
+      <w:bookmarkEnd w:id="62"/>
+      <w:bookmarkEnd w:id="63"/>
+    </w:p>
+    <w:p>
+      <w:pPr>
+        <w:spacing w:after="120" w:line="259" w:lineRule="auto"/>
+      </w:pPr>
+      <w:r>
+        <w:rPr>
+          <w:rFonts w:eastAsia="Calibri"/>
+          <w:i/>
+          <w:color w:val="555555"/>
+          <w:sz w:val="20"/>
+        </w:rPr>
+        <w:t>Written by Dharma Bahadur Budhathoki (S395172). Each title opens the source.</w:t>
+      </w:r>
+    </w:p>
+    <w:p>
+      <w:pPr>
+        <w:spacing w:after="160" w:line="259" w:lineRule="auto"/>
+      </w:pPr>
+      <w:r>
+        <w:rPr>
+          <w:rFonts w:eastAsia="Calibri"/>
+        </w:rPr>
+        <w:t>I have listed the sources a new developer needs. The web addresses are links. Click the title.</w:t>
+      </w:r>
+    </w:p>
+    <w:p>
+      <w:pPr>
+        <w:spacing w:after="160" w:line="259" w:lineRule="auto"/>
+        <w:ind w:left="425" w:hanging="425"/>
+      </w:pPr>
+      <w:r>
+        <w:rPr>
+          <w:rFonts w:eastAsia="Calibri"/>
+        </w:rPr>
+        <w:t xml:space="preserve">[1]  </w:t>
+      </w:r>
+      <w:hyperlink r:id="rId43">
+        <w:r>
+          <w:rPr>
+            <w:color w:val="1F4E79"/>
+            <w:u w:val="single"/>
+          </w:rPr>
+          <w:t>Group 4 (2026) PRT_681_SYDNEY_GROUP-4. GitHub repository.</w:t>
+        </w:r>
+      </w:hyperlink>
+    </w:p>
+    <w:p>
+      <w:pPr>
+        <w:spacing w:after="160" w:line="259" w:lineRule="auto"/>
+        <w:ind w:left="425" w:hanging="425"/>
+      </w:pPr>
+      <w:r>
+        <w:rPr>
+          <w:rFonts w:eastAsia="Calibri"/>
+        </w:rPr>
+        <w:t xml:space="preserve">[2]  </w:t>
+      </w:r>
+      <w:hyperlink r:id="rId44">
+        <w:r>
+          <w:rPr>
+            <w:color w:val="1F4E79"/>
+            <w:u w:val="single"/>
+          </w:rPr>
+          <w:t>Group 4 (2026) EARN board. Jira, Atlassian.</w:t>
+        </w:r>
+      </w:hyperlink>
+    </w:p>
+    <w:p>
+      <w:pPr>
+        <w:spacing w:after="160" w:line="259" w:lineRule="auto"/>
+        <w:ind w:left="425" w:hanging="425"/>
+      </w:pPr>
+      <w:r>
+        <w:rPr>
+          <w:rFonts w:eastAsia="Calibri"/>
+        </w:rPr>
+        <w:t xml:space="preserve">[3]  </w:t>
+      </w:r>
+      <w:hyperlink r:id="rId45">
+        <w:r>
+          <w:rPr>
+            <w:color w:val="1F4E79"/>
+            <w:u w:val="single"/>
+          </w:rPr>
+          <w:t>Budhathoki, D.B. (2026) OraEarn handover, Assessment 4. Charles Darwin University.</w:t>
+        </w:r>
+      </w:hyperlink>
+    </w:p>
+    <w:p>
+      <w:pPr>
+        <w:spacing w:after="160" w:line="259" w:lineRule="auto"/>
+        <w:ind w:left="425" w:hanging="425"/>
+      </w:pPr>
+      <w:r>
+        <w:rPr>
+          <w:rFonts w:eastAsia="Calibri"/>
+        </w:rPr>
+        <w:t xml:space="preserve">[4]  </w:t>
+      </w:r>
+      <w:hyperlink r:id="rId46">
+        <w:r>
+          <w:rPr>
+            <w:color w:val="1F4E79"/>
+            <w:u w:val="single"/>
+          </w:rPr>
+          <w:t>Gurung, J. (2026) OraEarn requirements.</w:t>
+        </w:r>
+      </w:hyperlink>
+    </w:p>
+    <w:p>
+      <w:pPr>
+        <w:spacing w:after="160" w:line="259" w:lineRule="auto"/>
+        <w:ind w:left="425" w:hanging="425"/>
+      </w:pPr>
+      <w:r>
+        <w:rPr>
+          <w:rFonts w:eastAsia="Calibri"/>
+        </w:rPr>
+        <w:t xml:space="preserve">[5]  </w:t>
+      </w:r>
+      <w:hyperlink r:id="rId47">
+        <w:r>
+          <w:rPr>
+            <w:color w:val="1F4E79"/>
+            <w:u w:val="single"/>
+          </w:rPr>
+          <w:t>Group 4 (2026) OraEarn project proposal.</w:t>
+        </w:r>
+      </w:hyperlink>
+    </w:p>
+    <w:p>
+      <w:pPr>
+        <w:spacing w:after="160" w:line="259" w:lineRule="auto"/>
+        <w:ind w:left="425" w:hanging="425"/>
+      </w:pPr>
+      <w:r>
+        <w:rPr>
+          <w:rFonts w:eastAsia="Calibri"/>
+        </w:rPr>
+        <w:t xml:space="preserve">[6]  </w:t>
+      </w:r>
+      <w:hyperlink r:id="rId48">
+        <w:r>
+          <w:rPr>
+            <w:color w:val="1F4E79"/>
+            <w:u w:val="single"/>
+          </w:rPr>
+          <w:t>Sapkota, K. (2026) OraEarn database normalisation, UNF to 3NF.</w:t>
+        </w:r>
+      </w:hyperlink>
+    </w:p>
+    <w:p>
+      <w:pPr>
+        <w:spacing w:after="160" w:line="259" w:lineRule="auto"/>
+        <w:ind w:left="425" w:hanging="425"/>
+      </w:pPr>
+      <w:r>
+        <w:rPr>
+          <w:rFonts w:eastAsia="Calibri"/>
+        </w:rPr>
+        <w:t xml:space="preserve">[7]  </w:t>
+      </w:r>
+      <w:hyperlink r:id="rId49">
+        <w:r>
+          <w:rPr>
+            <w:color w:val="1F4E79"/>
+            <w:u w:val="single"/>
+          </w:rPr>
+          <w:t>Budhathoki, D.B. (2026) Individual timesheet, weeks 4 to 12.</w:t>
+        </w:r>
+      </w:hyperlink>
+    </w:p>
+    <w:p>
+      <w:pPr>
+        <w:spacing w:after="160" w:line="259" w:lineRule="auto"/>
+        <w:ind w:left="425" w:hanging="425"/>
+      </w:pPr>
+      <w:r>
+        <w:rPr>
+          <w:rFonts w:eastAsia="Calibri"/>
+        </w:rPr>
+        <w:t xml:space="preserve">[8]  </w:t>
+      </w:r>
+      <w:hyperlink r:id="rId50">
+        <w:r>
+          <w:rPr>
+            <w:color w:val="1F4E79"/>
+            <w:u w:val="single"/>
+          </w:rPr>
+          <w:t>Microsoft (2026) ASP.NET Core documentation.</w:t>
+        </w:r>
+      </w:hyperlink>
+    </w:p>
+    <w:p>
+      <w:pPr>
+        <w:spacing w:after="160" w:line="259" w:lineRule="auto"/>
+        <w:ind w:left="425" w:hanging="425"/>
+      </w:pPr>
+      <w:r>
+        <w:rPr>
+          <w:rFonts w:eastAsia="Calibri"/>
+        </w:rPr>
+        <w:t xml:space="preserve">[9]  </w:t>
+      </w:r>
+      <w:hyperlink r:id="rId51">
+        <w:r>
+          <w:rPr>
+            <w:color w:val="1F4E79"/>
+            <w:u w:val="single"/>
+          </w:rPr>
+          <w:t>Microsoft (2026) Entity Framework Core.</w:t>
+        </w:r>
+      </w:hyperlink>
+    </w:p>
     <w:sectPr>
-      <w:headerReference w:type="default" r:id="rId28"/>
-      <w:footerReference w:type="default" r:id="rId29"/>
+      <w:headerReference w:type="default" r:id="rId52"/>
+      <w:footerReference w:type="default" r:id="rId53"/>
       <w:pgSz w:w="11906" w:h="16838"/>
       <w:pgMar w:top="1020" w:right="1134" w:bottom="1020" w:left="1134" w:header="720" w:footer="720" w:gutter="0"/>
       <w:pgNumType w:start="1"/>
@@ -7065,7 +9100,7 @@
         <w:color w:val="555555"/>
         <w:sz w:val="18"/>
       </w:rPr>
-      <w:t>PRT681  ·  Assessment 4  ·  OraEarn handover</w:t>
+      <w:t>Group 4  |  PRT_681_SYDNEY_GROUP-4  |  Charles Darwin University</w:t>
     </w:r>
   </w:p>
 </w:ftr>
@@ -7084,7 +9119,7 @@
         <w:color w:val="555555"/>
         <w:sz w:val="18"/>
       </w:rPr>
-      <w:t xml:space="preserve">Dharma Bahadur Budhathoki  |  S395172    Page </w:t>
+      <w:t xml:space="preserve">Group 4  |  PRT_681_SYDNEY_GROUP-4    Page </w:t>
     </w:r>
     <w:r>
       <w:rPr>
@@ -7229,7 +9264,7 @@
         <w:color w:val="555555"/>
         <w:sz w:val="18"/>
       </w:rPr>
-      <w:t>PRT681  |  Assessment 4  |  Dharma Bahadur Budhathoki  |  S395172</w:t>
+      <w:t>Group 4  |  PRT681 Assessment 4  |  OraEarn</w:t>
     </w:r>
   </w:p>
 </w:hdr>
@@ -7408,31 +9443,31 @@
       </w:rPr>
     </w:lvl>
   </w:abstractNum>
-  <w:num w:numId="1" w16cid:durableId="81728181">
+  <w:num w:numId="1" w16cid:durableId="1353535961">
     <w:abstractNumId w:val="8"/>
   </w:num>
-  <w:num w:numId="2" w16cid:durableId="601035031">
+  <w:num w:numId="2" w16cid:durableId="106513170">
     <w:abstractNumId w:val="6"/>
   </w:num>
-  <w:num w:numId="3" w16cid:durableId="1321731951">
+  <w:num w:numId="3" w16cid:durableId="2006856540">
     <w:abstractNumId w:val="5"/>
   </w:num>
-  <w:num w:numId="4" w16cid:durableId="1958558303">
+  <w:num w:numId="4" w16cid:durableId="682324293">
     <w:abstractNumId w:val="4"/>
   </w:num>
-  <w:num w:numId="5" w16cid:durableId="235868621">
+  <w:num w:numId="5" w16cid:durableId="1627199895">
     <w:abstractNumId w:val="7"/>
   </w:num>
-  <w:num w:numId="6" w16cid:durableId="1738622519">
+  <w:num w:numId="6" w16cid:durableId="1781298690">
     <w:abstractNumId w:val="3"/>
   </w:num>
-  <w:num w:numId="7" w16cid:durableId="84805449">
+  <w:num w:numId="7" w16cid:durableId="822502626">
     <w:abstractNumId w:val="2"/>
   </w:num>
-  <w:num w:numId="8" w16cid:durableId="1867329882">
+  <w:num w:numId="8" w16cid:durableId="1781728452">
     <w:abstractNumId w:val="1"/>
   </w:num>
-  <w:num w:numId="9" w16cid:durableId="207029481">
+  <w:num w:numId="9" w16cid:durableId="185337315">
     <w:abstractNumId w:val="0"/>
   </w:num>
 </w:numbering>
@@ -18829,7 +20864,7 @@
     <w:autoRedefine/>
     <w:uiPriority w:val="39"/>
     <w:unhideWhenUsed/>
-    <w:rsid w:val="00C35546"/>
+    <w:rsid w:val="00EC0280"/>
     <w:pPr>
       <w:spacing w:after="100"/>
     </w:pPr>
@@ -18841,7 +20876,7 @@
     <w:autoRedefine/>
     <w:uiPriority w:val="39"/>
     <w:unhideWhenUsed/>
-    <w:rsid w:val="00C35546"/>
+    <w:rsid w:val="00EC0280"/>
     <w:pPr>
       <w:spacing w:after="100"/>
       <w:ind w:left="220"/>
@@ -18852,7 +20887,7 @@
     <w:basedOn w:val="DefaultParagraphFont"/>
     <w:uiPriority w:val="99"/>
     <w:unhideWhenUsed/>
-    <w:rsid w:val="00C35546"/>
+    <w:rsid w:val="00EC0280"/>
     <w:rPr>
       <w:color w:val="0000FF" w:themeColor="hyperlink"/>
       <w:u w:val="single"/>
